--- a/Final Report.docx
+++ b/Final Report.docx
@@ -451,6 +451,7 @@
     <w:p>
       <w:pPr>
         <w:spacing w:after="0" w:line="240" w:lineRule="auto"/>
+        <w:jc w:val="center"/>
         <w:rPr>
           <w:rFonts w:eastAsia="SimSun" w:cs="Times New Roman"/>
           <w:sz w:val="28"/>
@@ -465,6 +466,7 @@
           <w:tab w:val="left" w:pos="3600"/>
         </w:tabs>
         <w:spacing w:after="0"/>
+        <w:jc w:val="center"/>
         <w:rPr>
           <w:rFonts w:hint="default" w:eastAsia="SimSun" w:cs="Times New Roman"/>
           <w:sz w:val="28"/>
@@ -472,16 +474,6 @@
           <w:lang w:val="vi-VN" w:eastAsia="zh-CN"/>
         </w:rPr>
       </w:pPr>
-      <w:r>
-        <w:rPr>
-          <w:rFonts w:eastAsia="SimSun" w:cs="Times New Roman"/>
-          <w:b/>
-          <w:sz w:val="28"/>
-          <w:szCs w:val="28"/>
-          <w:lang w:eastAsia="zh-CN"/>
-        </w:rPr>
-        <w:tab/>
-      </w:r>
       <w:r>
         <w:rPr>
           <w:rFonts w:eastAsia="SimSun" w:cs="Times New Roman"/>
@@ -507,6 +499,7 @@
           <w:tab w:val="left" w:pos="3600"/>
         </w:tabs>
         <w:spacing w:after="0"/>
+        <w:jc w:val="center"/>
         <w:rPr>
           <w:rFonts w:hint="default" w:eastAsia="SimSun" w:cs="Times New Roman"/>
           <w:sz w:val="28"/>
@@ -514,15 +507,6 @@
           <w:lang w:val="vi-VN" w:eastAsia="zh-CN"/>
         </w:rPr>
       </w:pPr>
-      <w:r>
-        <w:rPr>
-          <w:rFonts w:eastAsia="SimSun" w:cs="Times New Roman"/>
-          <w:sz w:val="28"/>
-          <w:szCs w:val="28"/>
-          <w:lang w:eastAsia="zh-CN"/>
-        </w:rPr>
-        <w:tab/>
-      </w:r>
       <w:r>
         <w:rPr>
           <w:rFonts w:eastAsia="SimSun" w:cs="Times New Roman"/>
@@ -548,6 +532,7 @@
           <w:tab w:val="left" w:pos="3600"/>
         </w:tabs>
         <w:spacing w:after="0"/>
+        <w:jc w:val="center"/>
         <w:rPr>
           <w:rFonts w:hint="default" w:eastAsia="SimSun" w:cs="Times New Roman"/>
           <w:sz w:val="28"/>
@@ -555,15 +540,6 @@
           <w:lang w:val="vi-VN" w:eastAsia="zh-CN"/>
         </w:rPr>
       </w:pPr>
-      <w:r>
-        <w:rPr>
-          <w:rFonts w:eastAsia="SimSun" w:cs="Times New Roman"/>
-          <w:sz w:val="28"/>
-          <w:szCs w:val="28"/>
-          <w:lang w:eastAsia="zh-CN"/>
-        </w:rPr>
-        <w:tab/>
-      </w:r>
       <w:r>
         <w:rPr>
           <w:rFonts w:eastAsia="SimSun" w:cs="Times New Roman"/>
@@ -589,6 +565,7 @@
           <w:tab w:val="left" w:pos="3600"/>
         </w:tabs>
         <w:spacing w:after="0"/>
+        <w:jc w:val="center"/>
         <w:rPr>
           <w:rFonts w:hint="default" w:eastAsia="SimSun" w:cs="Times New Roman"/>
           <w:sz w:val="28"/>
@@ -596,15 +573,6 @@
           <w:lang w:val="vi-VN" w:eastAsia="zh-CN"/>
         </w:rPr>
       </w:pPr>
-      <w:r>
-        <w:rPr>
-          <w:rFonts w:eastAsia="SimSun" w:cs="Times New Roman"/>
-          <w:sz w:val="28"/>
-          <w:szCs w:val="28"/>
-          <w:lang w:eastAsia="zh-CN"/>
-        </w:rPr>
-        <w:tab/>
-      </w:r>
       <w:r>
         <w:rPr>
           <w:rFonts w:eastAsia="SimSun" w:cs="Times New Roman"/>
@@ -630,6 +598,7 @@
           <w:tab w:val="left" w:pos="3600"/>
         </w:tabs>
         <w:spacing w:after="0"/>
+        <w:jc w:val="center"/>
         <w:rPr>
           <w:rFonts w:hint="default" w:eastAsia="SimSun" w:cs="Times New Roman"/>
           <w:sz w:val="28"/>
@@ -637,15 +606,6 @@
           <w:lang w:val="vi-VN" w:eastAsia="zh-CN"/>
         </w:rPr>
       </w:pPr>
-      <w:r>
-        <w:rPr>
-          <w:rFonts w:eastAsia="SimSun" w:cs="Times New Roman"/>
-          <w:sz w:val="28"/>
-          <w:szCs w:val="28"/>
-          <w:lang w:eastAsia="zh-CN"/>
-        </w:rPr>
-        <w:tab/>
-      </w:r>
       <w:r>
         <w:rPr>
           <w:rFonts w:eastAsia="SimSun" w:cs="Times New Roman"/>
@@ -689,6 +649,7 @@
           <w:tab w:val="left" w:pos="3600"/>
         </w:tabs>
         <w:spacing w:after="0"/>
+        <w:jc w:val="center"/>
         <w:rPr>
           <w:rFonts w:eastAsia="SimSun" w:cs="Times New Roman"/>
           <w:sz w:val="28"/>
@@ -696,24 +657,6 @@
           <w:lang w:eastAsia="zh-CN"/>
         </w:rPr>
       </w:pPr>
-      <w:r>
-        <w:rPr>
-          <w:rFonts w:eastAsia="SimSun" w:cs="Times New Roman"/>
-          <w:sz w:val="28"/>
-          <w:szCs w:val="28"/>
-          <w:lang w:eastAsia="zh-CN"/>
-        </w:rPr>
-        <w:t xml:space="preserve"> </w:t>
-      </w:r>
-      <w:r>
-        <w:rPr>
-          <w:rFonts w:eastAsia="SimSun" w:cs="Times New Roman"/>
-          <w:sz w:val="28"/>
-          <w:szCs w:val="28"/>
-          <w:lang w:eastAsia="zh-CN"/>
-        </w:rPr>
-        <w:tab/>
-      </w:r>
       <w:r>
         <w:rPr>
           <w:rFonts w:eastAsia="SimSun" w:cs="Times New Roman"/>
@@ -730,6 +673,7 @@
           <w:tab w:val="left" w:pos="3600"/>
         </w:tabs>
         <w:spacing w:after="0"/>
+        <w:jc w:val="center"/>
         <w:rPr>
           <w:rFonts w:eastAsia="SimSun" w:cs="Times New Roman"/>
           <w:sz w:val="28"/>
@@ -744,16 +688,7 @@
           <w:szCs w:val="28"/>
           <w:lang w:eastAsia="zh-CN"/>
         </w:rPr>
-        <w:tab/>
-      </w:r>
-      <w:r>
-        <w:rPr>
-          <w:rFonts w:eastAsia="SimSun" w:cs="Times New Roman"/>
-          <w:sz w:val="28"/>
-          <w:szCs w:val="28"/>
-          <w:lang w:eastAsia="zh-CN"/>
-        </w:rPr>
-        <w:t xml:space="preserve">Lecturer: PhD. Nguyễn Ngọc Tự </w:t>
+        <w:t>Lecturer: PhD. Nguyễn Ngọc Tự</w:t>
       </w:r>
     </w:p>
     <w:p>
@@ -1337,10 +1272,6 @@
             <w:tabs>
               <w:tab w:val="right" w:leader="dot" w:pos="9350"/>
             </w:tabs>
-            <w:rPr>
-              <w:rFonts w:asciiTheme="minorHAnsi" w:hAnsiTheme="minorHAnsi" w:eastAsiaTheme="minorEastAsia"/>
-              <w:sz w:val="22"/>
-            </w:rPr>
           </w:pPr>
           <w:r>
             <w:fldChar w:fldCharType="begin"/>
@@ -1378,6 +1309,23 @@
           </w:r>
           <w:r>
             <w:fldChar w:fldCharType="end"/>
+          </w:r>
+          <w:bookmarkStart w:id="18" w:name="_GoBack"/>
+          <w:bookmarkEnd w:id="18"/>
+        </w:p>
+        <w:p>
+          <w:pPr>
+            <w:rPr>
+              <w:rFonts w:hint="default"/>
+              <w:lang w:val="vi-VN"/>
+            </w:rPr>
+          </w:pPr>
+          <w:r>
+            <w:rPr>
+              <w:rFonts w:hint="default"/>
+              <w:lang w:val="vi-VN"/>
+            </w:rPr>
+            <w:t xml:space="preserve">        2.3 Kịch bản ứng dụng:................................................................................................4</w:t>
           </w:r>
         </w:p>
         <w:p>
@@ -1405,7 +1353,22 @@
               <w:rStyle w:val="11"/>
               <w:rFonts w:cs="Times New Roman"/>
             </w:rPr>
-            <w:t>3. Vai trò của các bên liên quan:</w:t>
+            <w:t xml:space="preserve">3. </w:t>
+          </w:r>
+          <w:r>
+            <w:rPr>
+              <w:rStyle w:val="11"/>
+              <w:rFonts w:hint="default" w:cs="Times New Roman"/>
+              <w:lang w:val="vi-VN"/>
+            </w:rPr>
+            <w:t>Tài sản,chủ sở hữu và v</w:t>
+          </w:r>
+          <w:r>
+            <w:rPr>
+              <w:rStyle w:val="11"/>
+              <w:rFonts w:cs="Times New Roman"/>
+            </w:rPr>
+            <w:t>ai trò của các bên liên quan:</w:t>
           </w:r>
           <w:r>
             <w:tab/>
@@ -1415,6 +1378,130 @@
           </w:r>
           <w:r>
             <w:instrText xml:space="preserve"> PAGEREF _Toc155562179 \h </w:instrText>
+          </w:r>
+          <w:r>
+            <w:fldChar w:fldCharType="separate"/>
+          </w:r>
+          <w:r>
+            <w:t>5</w:t>
+          </w:r>
+          <w:r>
+            <w:fldChar w:fldCharType="end"/>
+          </w:r>
+          <w:r>
+            <w:fldChar w:fldCharType="end"/>
+          </w:r>
+        </w:p>
+        <w:p>
+          <w:pPr>
+            <w:pStyle w:val="15"/>
+            <w:tabs>
+              <w:tab w:val="right" w:leader="dot" w:pos="9350"/>
+            </w:tabs>
+          </w:pPr>
+          <w:r>
+            <w:fldChar w:fldCharType="begin"/>
+          </w:r>
+          <w:r>
+            <w:instrText xml:space="preserve"> HYPERLINK \l "_Toc155562180" </w:instrText>
+          </w:r>
+          <w:r>
+            <w:fldChar w:fldCharType="separate"/>
+          </w:r>
+          <w:r>
+            <w:rPr>
+              <w:rStyle w:val="11"/>
+              <w:rFonts w:cs="Times New Roman"/>
+            </w:rPr>
+            <w:t xml:space="preserve">4. </w:t>
+          </w:r>
+          <w:r>
+            <w:rPr>
+              <w:rStyle w:val="11"/>
+              <w:rFonts w:hint="default" w:cs="Times New Roman"/>
+              <w:lang w:val="vi-VN"/>
+            </w:rPr>
+            <w:t>phân tích rủi ro</w:t>
+          </w:r>
+          <w:r>
+            <w:rPr>
+              <w:rStyle w:val="11"/>
+              <w:rFonts w:cs="Times New Roman"/>
+            </w:rPr>
+            <w:t>:</w:t>
+          </w:r>
+          <w:r>
+            <w:tab/>
+          </w:r>
+          <w:r>
+            <w:fldChar w:fldCharType="begin"/>
+          </w:r>
+          <w:r>
+            <w:instrText xml:space="preserve"> PAGEREF _Toc155562180 \h </w:instrText>
+          </w:r>
+          <w:r>
+            <w:fldChar w:fldCharType="separate"/>
+          </w:r>
+          <w:r>
+            <w:t>5</w:t>
+          </w:r>
+          <w:r>
+            <w:fldChar w:fldCharType="end"/>
+          </w:r>
+          <w:r>
+            <w:fldChar w:fldCharType="end"/>
+          </w:r>
+        </w:p>
+        <w:p>
+          <w:pPr>
+            <w:rPr>
+              <w:rFonts w:hint="default"/>
+              <w:lang w:val="vi-VN"/>
+            </w:rPr>
+          </w:pPr>
+          <w:r>
+            <w:rPr>
+              <w:rFonts w:hint="default"/>
+              <w:lang w:val="vi-VN"/>
+            </w:rPr>
+            <w:t xml:space="preserve">    5.Mục tiêu bảo mật:.........................................................................................................5</w:t>
+          </w:r>
+        </w:p>
+        <w:p>
+          <w:pPr>
+            <w:pStyle w:val="14"/>
+            <w:tabs>
+              <w:tab w:val="right" w:leader="dot" w:pos="9350"/>
+            </w:tabs>
+            <w:rPr>
+              <w:rFonts w:asciiTheme="minorHAnsi" w:hAnsiTheme="minorHAnsi" w:eastAsiaTheme="minorEastAsia"/>
+              <w:sz w:val="22"/>
+            </w:rPr>
+          </w:pPr>
+          <w:r>
+            <w:fldChar w:fldCharType="begin"/>
+          </w:r>
+          <w:r>
+            <w:instrText xml:space="preserve"> HYPERLINK \l "_Toc155562181" </w:instrText>
+          </w:r>
+          <w:r>
+            <w:fldChar w:fldCharType="separate"/>
+          </w:r>
+          <w:r>
+            <w:rPr>
+              <w:rStyle w:val="11"/>
+              <w:rFonts w:cs="Times New Roman"/>
+            </w:rPr>
+            <w:t>II. Bối cảnh:</w:t>
+          </w:r>
+          <w:r>
+            <w:tab/>
+          </w:r>
+          <w:r>
+            <w:fldChar w:fldCharType="begin"/>
+          </w:r>
+          <w:r>
+            <w:instrText xml:space="preserve"> PAGEREF _Toc155562181 \h </w:instrText>
           </w:r>
           <w:r>
             <w:fldChar w:fldCharType="separate"/>
@@ -1444,7 +1531,7 @@
             <w:fldChar w:fldCharType="begin"/>
           </w:r>
           <w:r>
-            <w:instrText xml:space="preserve"> HYPERLINK \l "_Toc155562180" </w:instrText>
+            <w:instrText xml:space="preserve"> HYPERLINK \l "_Toc155562182" </w:instrText>
           </w:r>
           <w:r>
             <w:fldChar w:fldCharType="separate"/>
@@ -1454,7 +1541,22 @@
               <w:rStyle w:val="11"/>
               <w:rFonts w:cs="Times New Roman"/>
             </w:rPr>
-            <w:t>4. Giải pháp:</w:t>
+            <w:t xml:space="preserve">1. </w:t>
+          </w:r>
+          <w:r>
+            <w:rPr>
+              <w:rStyle w:val="11"/>
+              <w:rFonts w:hint="default" w:cs="Times New Roman"/>
+              <w:lang w:val="vi-VN"/>
+            </w:rPr>
+            <w:t>AES-GCM</w:t>
+          </w:r>
+          <w:r>
+            <w:rPr>
+              <w:rStyle w:val="11"/>
+              <w:rFonts w:cs="Times New Roman"/>
+            </w:rPr>
+            <w:t>:</w:t>
           </w:r>
           <w:r>
             <w:tab/>
@@ -1463,13 +1565,62 @@
             <w:fldChar w:fldCharType="begin"/>
           </w:r>
           <w:r>
-            <w:instrText xml:space="preserve"> PAGEREF _Toc155562180 \h </w:instrText>
+            <w:instrText xml:space="preserve"> PAGEREF _Toc155562182 \h </w:instrText>
           </w:r>
           <w:r>
             <w:fldChar w:fldCharType="separate"/>
           </w:r>
           <w:r>
             <w:t>5</w:t>
+          </w:r>
+          <w:r>
+            <w:fldChar w:fldCharType="end"/>
+          </w:r>
+          <w:r>
+            <w:fldChar w:fldCharType="end"/>
+          </w:r>
+        </w:p>
+        <w:p>
+          <w:pPr>
+            <w:pStyle w:val="15"/>
+            <w:tabs>
+              <w:tab w:val="right" w:leader="dot" w:pos="9350"/>
+            </w:tabs>
+            <w:rPr>
+              <w:rFonts w:asciiTheme="minorHAnsi" w:hAnsiTheme="minorHAnsi" w:eastAsiaTheme="minorEastAsia"/>
+              <w:sz w:val="22"/>
+            </w:rPr>
+          </w:pPr>
+          <w:r>
+            <w:fldChar w:fldCharType="begin"/>
+          </w:r>
+          <w:r>
+            <w:instrText xml:space="preserve"> HYPERLINK \l "_Toc155562183" </w:instrText>
+          </w:r>
+          <w:r>
+            <w:fldChar w:fldCharType="separate"/>
+          </w:r>
+          <w:r>
+            <w:rPr>
+              <w:rStyle w:val="11"/>
+              <w:rFonts w:cs="Times New Roman"/>
+            </w:rPr>
+            <w:t>2. Chaotic map:</w:t>
+          </w:r>
+          <w:r>
+            <w:tab/>
+          </w:r>
+          <w:r>
+            <w:fldChar w:fldCharType="begin"/>
+          </w:r>
+          <w:r>
+            <w:instrText xml:space="preserve"> PAGEREF _Toc155562183 \h </w:instrText>
+          </w:r>
+          <w:r>
+            <w:fldChar w:fldCharType="separate"/>
+          </w:r>
+          <w:r>
+            <w:t>6</w:t>
           </w:r>
           <w:r>
             <w:fldChar w:fldCharType="end"/>
@@ -1493,7 +1644,7 @@
             <w:fldChar w:fldCharType="begin"/>
           </w:r>
           <w:r>
-            <w:instrText xml:space="preserve"> HYPERLINK \l "_Toc155562181" </w:instrText>
+            <w:instrText xml:space="preserve"> HYPERLINK \l "_Toc155562184" </w:instrText>
           </w:r>
           <w:r>
             <w:fldChar w:fldCharType="separate"/>
@@ -1503,7 +1654,7 @@
               <w:rStyle w:val="11"/>
               <w:rFonts w:cs="Times New Roman"/>
             </w:rPr>
-            <w:t>II. Bối cảnh:</w:t>
+            <w:t>III. Hướng giải quyết và code:</w:t>
           </w:r>
           <w:r>
             <w:tab/>
@@ -1512,13 +1663,13 @@
             <w:fldChar w:fldCharType="begin"/>
           </w:r>
           <w:r>
-            <w:instrText xml:space="preserve"> PAGEREF _Toc155562181 \h </w:instrText>
+            <w:instrText xml:space="preserve"> PAGEREF _Toc155562184 \h </w:instrText>
           </w:r>
           <w:r>
             <w:fldChar w:fldCharType="separate"/>
           </w:r>
           <w:r>
-            <w:t>5</w:t>
+            <w:t>7</w:t>
           </w:r>
           <w:r>
             <w:fldChar w:fldCharType="end"/>
@@ -1542,7 +1693,7 @@
             <w:fldChar w:fldCharType="begin"/>
           </w:r>
           <w:r>
-            <w:instrText xml:space="preserve"> HYPERLINK \l "_Toc155562182" </w:instrText>
+            <w:instrText xml:space="preserve"> HYPERLINK \l "_Toc155562185" </w:instrText>
           </w:r>
           <w:r>
             <w:fldChar w:fldCharType="separate"/>
@@ -1552,7 +1703,7 @@
               <w:rStyle w:val="11"/>
               <w:rFonts w:cs="Times New Roman"/>
             </w:rPr>
-            <w:t>1. Double DNA encoding:</w:t>
+            <w:t>1. Solution Architecture:</w:t>
           </w:r>
           <w:r>
             <w:tab/>
@@ -1561,13 +1712,13 @@
             <w:fldChar w:fldCharType="begin"/>
           </w:r>
           <w:r>
-            <w:instrText xml:space="preserve"> PAGEREF _Toc155562182 \h </w:instrText>
+            <w:instrText xml:space="preserve"> PAGEREF _Toc155562185 \h </w:instrText>
           </w:r>
           <w:r>
             <w:fldChar w:fldCharType="separate"/>
           </w:r>
           <w:r>
-            <w:t>5</w:t>
+            <w:t>7</w:t>
           </w:r>
           <w:r>
             <w:fldChar w:fldCharType="end"/>
@@ -1591,7 +1742,7 @@
             <w:fldChar w:fldCharType="begin"/>
           </w:r>
           <w:r>
-            <w:instrText xml:space="preserve"> HYPERLINK \l "_Toc155562183" </w:instrText>
+            <w:instrText xml:space="preserve"> HYPERLINK \l "_Toc155562186" </w:instrText>
           </w:r>
           <w:r>
             <w:fldChar w:fldCharType="separate"/>
@@ -1601,7 +1752,7 @@
               <w:rStyle w:val="11"/>
               <w:rFonts w:cs="Times New Roman"/>
             </w:rPr>
-            <w:t>2. Chaotic map:</w:t>
+            <w:t>2. Encryption:</w:t>
           </w:r>
           <w:r>
             <w:tab/>
@@ -1610,13 +1761,62 @@
             <w:fldChar w:fldCharType="begin"/>
           </w:r>
           <w:r>
-            <w:instrText xml:space="preserve"> PAGEREF _Toc155562183 \h </w:instrText>
+            <w:instrText xml:space="preserve"> PAGEREF _Toc155562186 \h </w:instrText>
           </w:r>
           <w:r>
             <w:fldChar w:fldCharType="separate"/>
           </w:r>
           <w:r>
-            <w:t>6</w:t>
+            <w:t>8</w:t>
+          </w:r>
+          <w:r>
+            <w:fldChar w:fldCharType="end"/>
+          </w:r>
+          <w:r>
+            <w:fldChar w:fldCharType="end"/>
+          </w:r>
+        </w:p>
+        <w:p>
+          <w:pPr>
+            <w:pStyle w:val="15"/>
+            <w:tabs>
+              <w:tab w:val="right" w:leader="dot" w:pos="9350"/>
+            </w:tabs>
+            <w:rPr>
+              <w:rFonts w:asciiTheme="minorHAnsi" w:hAnsiTheme="minorHAnsi" w:eastAsiaTheme="minorEastAsia"/>
+              <w:sz w:val="22"/>
+            </w:rPr>
+          </w:pPr>
+          <w:r>
+            <w:fldChar w:fldCharType="begin"/>
+          </w:r>
+          <w:r>
+            <w:instrText xml:space="preserve"> HYPERLINK \l "_Toc155562187" </w:instrText>
+          </w:r>
+          <w:r>
+            <w:fldChar w:fldCharType="separate"/>
+          </w:r>
+          <w:r>
+            <w:rPr>
+              <w:rStyle w:val="11"/>
+              <w:rFonts w:cs="Times New Roman"/>
+            </w:rPr>
+            <w:t>3. Decryption:</w:t>
+          </w:r>
+          <w:r>
+            <w:tab/>
+          </w:r>
+          <w:r>
+            <w:fldChar w:fldCharType="begin"/>
+          </w:r>
+          <w:r>
+            <w:instrText xml:space="preserve"> PAGEREF _Toc155562187 \h </w:instrText>
+          </w:r>
+          <w:r>
+            <w:fldChar w:fldCharType="separate"/>
+          </w:r>
+          <w:r>
+            <w:t>13</w:t>
           </w:r>
           <w:r>
             <w:fldChar w:fldCharType="end"/>
@@ -1640,7 +1840,7 @@
             <w:fldChar w:fldCharType="begin"/>
           </w:r>
           <w:r>
-            <w:instrText xml:space="preserve"> HYPERLINK \l "_Toc155562184" </w:instrText>
+            <w:instrText xml:space="preserve"> HYPERLINK \l "_Toc155562188" </w:instrText>
           </w:r>
           <w:r>
             <w:fldChar w:fldCharType="separate"/>
@@ -1650,7 +1850,7 @@
               <w:rStyle w:val="11"/>
               <w:rFonts w:cs="Times New Roman"/>
             </w:rPr>
-            <w:t>III. Hướng giải quyết và code:</w:t>
+            <w:t>IV. Thực nghiệm và kết quả:</w:t>
           </w:r>
           <w:r>
             <w:tab/>
@@ -1659,13 +1859,62 @@
             <w:fldChar w:fldCharType="begin"/>
           </w:r>
           <w:r>
-            <w:instrText xml:space="preserve"> PAGEREF _Toc155562184 \h </w:instrText>
+            <w:instrText xml:space="preserve"> PAGEREF _Toc155562188 \h </w:instrText>
           </w:r>
           <w:r>
             <w:fldChar w:fldCharType="separate"/>
           </w:r>
           <w:r>
-            <w:t>7</w:t>
+            <w:t>18</w:t>
+          </w:r>
+          <w:r>
+            <w:fldChar w:fldCharType="end"/>
+          </w:r>
+          <w:r>
+            <w:fldChar w:fldCharType="end"/>
+          </w:r>
+        </w:p>
+        <w:p>
+          <w:pPr>
+            <w:pStyle w:val="14"/>
+            <w:tabs>
+              <w:tab w:val="right" w:leader="dot" w:pos="9350"/>
+            </w:tabs>
+            <w:rPr>
+              <w:rFonts w:asciiTheme="minorHAnsi" w:hAnsiTheme="minorHAnsi" w:eastAsiaTheme="minorEastAsia"/>
+              <w:sz w:val="22"/>
+            </w:rPr>
+          </w:pPr>
+          <w:r>
+            <w:fldChar w:fldCharType="begin"/>
+          </w:r>
+          <w:r>
+            <w:instrText xml:space="preserve"> HYPERLINK \l "_Toc155562189" </w:instrText>
+          </w:r>
+          <w:r>
+            <w:fldChar w:fldCharType="separate"/>
+          </w:r>
+          <w:r>
+            <w:rPr>
+              <w:rStyle w:val="11"/>
+              <w:rFonts w:cs="Times New Roman"/>
+            </w:rPr>
+            <w:t>V. Tổng kết và công việc tương lai:</w:t>
+          </w:r>
+          <w:r>
+            <w:tab/>
+          </w:r>
+          <w:r>
+            <w:fldChar w:fldCharType="begin"/>
+          </w:r>
+          <w:r>
+            <w:instrText xml:space="preserve"> PAGEREF _Toc155562189 \h </w:instrText>
+          </w:r>
+          <w:r>
+            <w:fldChar w:fldCharType="separate"/>
+          </w:r>
+          <w:r>
+            <w:t>18</w:t>
           </w:r>
           <w:r>
             <w:fldChar w:fldCharType="end"/>
@@ -1689,7 +1938,7 @@
             <w:fldChar w:fldCharType="begin"/>
           </w:r>
           <w:r>
-            <w:instrText xml:space="preserve"> HYPERLINK \l "_Toc155562185" </w:instrText>
+            <w:instrText xml:space="preserve"> HYPERLINK \l "_Toc155562190" </w:instrText>
           </w:r>
           <w:r>
             <w:fldChar w:fldCharType="separate"/>
@@ -1699,7 +1948,7 @@
               <w:rStyle w:val="11"/>
               <w:rFonts w:cs="Times New Roman"/>
             </w:rPr>
-            <w:t>1. Solution Architecture:</w:t>
+            <w:t>1. Tổng kết:</w:t>
           </w:r>
           <w:r>
             <w:tab/>
@@ -1708,13 +1957,13 @@
             <w:fldChar w:fldCharType="begin"/>
           </w:r>
           <w:r>
-            <w:instrText xml:space="preserve"> PAGEREF _Toc155562185 \h </w:instrText>
+            <w:instrText xml:space="preserve"> PAGEREF _Toc155562190 \h </w:instrText>
           </w:r>
           <w:r>
             <w:fldChar w:fldCharType="separate"/>
           </w:r>
           <w:r>
-            <w:t>7</w:t>
+            <w:t>18</w:t>
           </w:r>
           <w:r>
             <w:fldChar w:fldCharType="end"/>
@@ -1738,251 +1987,6 @@
             <w:fldChar w:fldCharType="begin"/>
           </w:r>
           <w:r>
-            <w:instrText xml:space="preserve"> HYPERLINK \l "_Toc155562186" </w:instrText>
-          </w:r>
-          <w:r>
-            <w:fldChar w:fldCharType="separate"/>
-          </w:r>
-          <w:r>
-            <w:rPr>
-              <w:rStyle w:val="11"/>
-              <w:rFonts w:cs="Times New Roman"/>
-            </w:rPr>
-            <w:t>2. Encryption:</w:t>
-          </w:r>
-          <w:r>
-            <w:tab/>
-          </w:r>
-          <w:r>
-            <w:fldChar w:fldCharType="begin"/>
-          </w:r>
-          <w:r>
-            <w:instrText xml:space="preserve"> PAGEREF _Toc155562186 \h </w:instrText>
-          </w:r>
-          <w:r>
-            <w:fldChar w:fldCharType="separate"/>
-          </w:r>
-          <w:r>
-            <w:t>8</w:t>
-          </w:r>
-          <w:r>
-            <w:fldChar w:fldCharType="end"/>
-          </w:r>
-          <w:r>
-            <w:fldChar w:fldCharType="end"/>
-          </w:r>
-        </w:p>
-        <w:p>
-          <w:pPr>
-            <w:pStyle w:val="15"/>
-            <w:tabs>
-              <w:tab w:val="right" w:leader="dot" w:pos="9350"/>
-            </w:tabs>
-            <w:rPr>
-              <w:rFonts w:asciiTheme="minorHAnsi" w:hAnsiTheme="minorHAnsi" w:eastAsiaTheme="minorEastAsia"/>
-              <w:sz w:val="22"/>
-            </w:rPr>
-          </w:pPr>
-          <w:r>
-            <w:fldChar w:fldCharType="begin"/>
-          </w:r>
-          <w:r>
-            <w:instrText xml:space="preserve"> HYPERLINK \l "_Toc155562187" </w:instrText>
-          </w:r>
-          <w:r>
-            <w:fldChar w:fldCharType="separate"/>
-          </w:r>
-          <w:r>
-            <w:rPr>
-              <w:rStyle w:val="11"/>
-              <w:rFonts w:cs="Times New Roman"/>
-            </w:rPr>
-            <w:t>3. Decryption:</w:t>
-          </w:r>
-          <w:r>
-            <w:tab/>
-          </w:r>
-          <w:r>
-            <w:fldChar w:fldCharType="begin"/>
-          </w:r>
-          <w:r>
-            <w:instrText xml:space="preserve"> PAGEREF _Toc155562187 \h </w:instrText>
-          </w:r>
-          <w:r>
-            <w:fldChar w:fldCharType="separate"/>
-          </w:r>
-          <w:r>
-            <w:t>13</w:t>
-          </w:r>
-          <w:r>
-            <w:fldChar w:fldCharType="end"/>
-          </w:r>
-          <w:r>
-            <w:fldChar w:fldCharType="end"/>
-          </w:r>
-        </w:p>
-        <w:p>
-          <w:pPr>
-            <w:pStyle w:val="14"/>
-            <w:tabs>
-              <w:tab w:val="right" w:leader="dot" w:pos="9350"/>
-            </w:tabs>
-            <w:rPr>
-              <w:rFonts w:asciiTheme="minorHAnsi" w:hAnsiTheme="minorHAnsi" w:eastAsiaTheme="minorEastAsia"/>
-              <w:sz w:val="22"/>
-            </w:rPr>
-          </w:pPr>
-          <w:r>
-            <w:fldChar w:fldCharType="begin"/>
-          </w:r>
-          <w:r>
-            <w:instrText xml:space="preserve"> HYPERLINK \l "_Toc155562188" </w:instrText>
-          </w:r>
-          <w:r>
-            <w:fldChar w:fldCharType="separate"/>
-          </w:r>
-          <w:r>
-            <w:rPr>
-              <w:rStyle w:val="11"/>
-              <w:rFonts w:cs="Times New Roman"/>
-            </w:rPr>
-            <w:t>IV. Thực nghiệm và kết quả:</w:t>
-          </w:r>
-          <w:r>
-            <w:tab/>
-          </w:r>
-          <w:r>
-            <w:fldChar w:fldCharType="begin"/>
-          </w:r>
-          <w:r>
-            <w:instrText xml:space="preserve"> PAGEREF _Toc155562188 \h </w:instrText>
-          </w:r>
-          <w:r>
-            <w:fldChar w:fldCharType="separate"/>
-          </w:r>
-          <w:r>
-            <w:t>18</w:t>
-          </w:r>
-          <w:r>
-            <w:fldChar w:fldCharType="end"/>
-          </w:r>
-          <w:r>
-            <w:fldChar w:fldCharType="end"/>
-          </w:r>
-        </w:p>
-        <w:p>
-          <w:pPr>
-            <w:pStyle w:val="14"/>
-            <w:tabs>
-              <w:tab w:val="right" w:leader="dot" w:pos="9350"/>
-            </w:tabs>
-            <w:rPr>
-              <w:rFonts w:asciiTheme="minorHAnsi" w:hAnsiTheme="minorHAnsi" w:eastAsiaTheme="minorEastAsia"/>
-              <w:sz w:val="22"/>
-            </w:rPr>
-          </w:pPr>
-          <w:r>
-            <w:fldChar w:fldCharType="begin"/>
-          </w:r>
-          <w:r>
-            <w:instrText xml:space="preserve"> HYPERLINK \l "_Toc155562189" </w:instrText>
-          </w:r>
-          <w:r>
-            <w:fldChar w:fldCharType="separate"/>
-          </w:r>
-          <w:r>
-            <w:rPr>
-              <w:rStyle w:val="11"/>
-              <w:rFonts w:cs="Times New Roman"/>
-            </w:rPr>
-            <w:t>V. Tổng kết và công việc tương lai:</w:t>
-          </w:r>
-          <w:r>
-            <w:tab/>
-          </w:r>
-          <w:r>
-            <w:fldChar w:fldCharType="begin"/>
-          </w:r>
-          <w:r>
-            <w:instrText xml:space="preserve"> PAGEREF _Toc155562189 \h </w:instrText>
-          </w:r>
-          <w:r>
-            <w:fldChar w:fldCharType="separate"/>
-          </w:r>
-          <w:r>
-            <w:t>18</w:t>
-          </w:r>
-          <w:r>
-            <w:fldChar w:fldCharType="end"/>
-          </w:r>
-          <w:r>
-            <w:fldChar w:fldCharType="end"/>
-          </w:r>
-        </w:p>
-        <w:p>
-          <w:pPr>
-            <w:pStyle w:val="15"/>
-            <w:tabs>
-              <w:tab w:val="right" w:leader="dot" w:pos="9350"/>
-            </w:tabs>
-            <w:rPr>
-              <w:rFonts w:asciiTheme="minorHAnsi" w:hAnsiTheme="minorHAnsi" w:eastAsiaTheme="minorEastAsia"/>
-              <w:sz w:val="22"/>
-            </w:rPr>
-          </w:pPr>
-          <w:r>
-            <w:fldChar w:fldCharType="begin"/>
-          </w:r>
-          <w:r>
-            <w:instrText xml:space="preserve"> HYPERLINK \l "_Toc155562190" </w:instrText>
-          </w:r>
-          <w:r>
-            <w:fldChar w:fldCharType="separate"/>
-          </w:r>
-          <w:r>
-            <w:rPr>
-              <w:rStyle w:val="11"/>
-              <w:rFonts w:cs="Times New Roman"/>
-            </w:rPr>
-            <w:t>1. Tổng kết:</w:t>
-          </w:r>
-          <w:r>
-            <w:tab/>
-          </w:r>
-          <w:r>
-            <w:fldChar w:fldCharType="begin"/>
-          </w:r>
-          <w:r>
-            <w:instrText xml:space="preserve"> PAGEREF _Toc155562190 \h </w:instrText>
-          </w:r>
-          <w:r>
-            <w:fldChar w:fldCharType="separate"/>
-          </w:r>
-          <w:r>
-            <w:t>18</w:t>
-          </w:r>
-          <w:r>
-            <w:fldChar w:fldCharType="end"/>
-          </w:r>
-          <w:r>
-            <w:fldChar w:fldCharType="end"/>
-          </w:r>
-        </w:p>
-        <w:p>
-          <w:pPr>
-            <w:pStyle w:val="15"/>
-            <w:tabs>
-              <w:tab w:val="right" w:leader="dot" w:pos="9350"/>
-            </w:tabs>
-            <w:rPr>
-              <w:rFonts w:asciiTheme="minorHAnsi" w:hAnsiTheme="minorHAnsi" w:eastAsiaTheme="minorEastAsia"/>
-              <w:sz w:val="22"/>
-            </w:rPr>
-          </w:pPr>
-          <w:r>
-            <w:fldChar w:fldCharType="begin"/>
-          </w:r>
-          <w:r>
             <w:instrText xml:space="preserve"> HYPERLINK \l "_Toc155562191" </w:instrText>
           </w:r>
           <w:r>
@@ -2105,9 +2109,10 @@
     <w:p>
       <w:pPr>
         <w:rPr>
-          <w:rFonts w:cs="Times New Roman"/>
-          <w:sz w:val="28"/>
-          <w:szCs w:val="28"/>
+          <w:rFonts w:hint="default" w:cs="Times New Roman"/>
+          <w:sz w:val="28"/>
+          <w:szCs w:val="28"/>
+          <w:lang w:val="vi-VN"/>
         </w:rPr>
       </w:pPr>
       <w:r>
@@ -2118,6 +2123,15 @@
         </w:rPr>
         <w:t>- Project topic: Mã hóa âm thanh</w:t>
       </w:r>
+      <w:r>
+        <w:rPr>
+          <w:rFonts w:hint="default" w:cs="Times New Roman"/>
+          <w:sz w:val="28"/>
+          <w:szCs w:val="28"/>
+          <w:lang w:val="vi-VN"/>
+        </w:rPr>
+        <w:t xml:space="preserve"> </w:t>
+      </w:r>
     </w:p>
     <w:p>
       <w:pPr>
@@ -2272,20 +2286,32 @@
     <w:p>
       <w:pPr>
         <w:pStyle w:val="4"/>
+      </w:pPr>
+      <w:bookmarkStart w:id="4" w:name="_Toc155562178"/>
+      <w:r>
         <w:rPr>
           <w:rFonts w:ascii="Times New Roman" w:hAnsi="Times New Roman" w:cs="Times New Roman"/>
           <w:sz w:val="28"/>
           <w:szCs w:val="28"/>
         </w:rPr>
-      </w:pPr>
-      <w:bookmarkStart w:id="4" w:name="_Toc155562178"/>
+        <w:t>2</w:t>
+      </w:r>
+      <w:r>
+        <w:rPr>
+          <w:rFonts w:hint="default" w:ascii="Times New Roman" w:hAnsi="Times New Roman" w:cs="Times New Roman"/>
+          <w:sz w:val="28"/>
+          <w:szCs w:val="28"/>
+          <w:lang w:val="vi-VN"/>
+        </w:rPr>
+        <w:t>.</w:t>
+      </w:r>
       <w:r>
         <w:rPr>
           <w:rFonts w:ascii="Times New Roman" w:hAnsi="Times New Roman" w:cs="Times New Roman"/>
           <w:sz w:val="28"/>
           <w:szCs w:val="28"/>
         </w:rPr>
-        <w:t>2.2. Mục tiêu:</w:t>
+        <w:t>2. Mục tiêu:</w:t>
       </w:r>
       <w:bookmarkEnd w:id="4"/>
     </w:p>
@@ -2295,131 +2321,1673 @@
           <w:rFonts w:hint="default" w:cs="Times New Roman"/>
           <w:sz w:val="28"/>
           <w:szCs w:val="28"/>
+          <w:lang w:val="vi-VN"/>
+        </w:rPr>
+      </w:pPr>
+      <w:r>
+        <w:rPr>
+          <w:rFonts w:cs="Times New Roman"/>
+          <w:sz w:val="28"/>
+          <w:szCs w:val="28"/>
+        </w:rPr>
+        <w:t>-  Từ những điều đó, ta cần phải xây dựng một hệ thống mã hoá và giải mã để có thể bảo đảm về tính bảo mật, tính toàn vẹn và tính khả dụng của âm thanh khi được phát trực tuyến</w:t>
+      </w:r>
+      <w:r>
+        <w:rPr>
+          <w:rFonts w:hint="default" w:cs="Times New Roman"/>
+          <w:sz w:val="28"/>
+          <w:szCs w:val="28"/>
+          <w:lang w:val="vi-VN"/>
+        </w:rPr>
+        <w:t xml:space="preserve"> </w:t>
+      </w:r>
+    </w:p>
+    <w:p>
+      <w:pPr>
+        <w:rPr>
+          <w:rFonts w:hint="default" w:cs="Times New Roman"/>
+          <w:b/>
+          <w:bCs/>
+          <w:color w:val="558ED5" w:themeColor="text2" w:themeTint="99"/>
+          <w:sz w:val="28"/>
+          <w:szCs w:val="28"/>
+          <w:lang w:val="vi-VN"/>
+          <w14:textFill>
+            <w14:solidFill>
+              <w14:schemeClr w14:val="tx2">
+                <w14:lumMod w14:val="60000"/>
+                <w14:lumOff w14:val="40000"/>
+              </w14:schemeClr>
+            </w14:solidFill>
+          </w14:textFill>
+        </w:rPr>
+      </w:pPr>
+      <w:r>
+        <w:rPr>
+          <w:rFonts w:hint="default" w:cs="Times New Roman"/>
+          <w:b/>
+          <w:bCs/>
+          <w:color w:val="558ED5" w:themeColor="text2" w:themeTint="99"/>
+          <w:sz w:val="28"/>
+          <w:szCs w:val="28"/>
+          <w:lang w:val="vi-VN"/>
+          <w14:textFill>
+            <w14:solidFill>
+              <w14:schemeClr w14:val="tx2">
+                <w14:lumMod w14:val="60000"/>
+                <w14:lumOff w14:val="40000"/>
+              </w14:schemeClr>
+            </w14:solidFill>
+          </w14:textFill>
+        </w:rPr>
+        <w:t>2.3 Kịch bản ứng dụng:</w:t>
+      </w:r>
+    </w:p>
+    <w:p>
+      <w:pPr>
+        <w:rPr>
+          <w:rFonts w:hint="default" w:cs="Times New Roman"/>
+          <w:sz w:val="28"/>
+          <w:szCs w:val="28"/>
+          <w:lang w:val="vi-VN"/>
+        </w:rPr>
+      </w:pPr>
+      <w:r>
+        <w:rPr>
+          <w:rFonts w:hint="default" w:cs="Times New Roman"/>
+          <w:sz w:val="28"/>
+          <w:szCs w:val="28"/>
+          <w:lang w:val="vi-VN"/>
+        </w:rPr>
+        <w:t>- Mô tả kịch bản cụ thể: một dich vụ nghe nhạc trực truyến, user đăng nhập và chọn bài, hệ thống mã hóa file nhạc được lưu trong DB , khi phát sẽ decrypt tạm thời và streaming qua MediaSource API, client giải mã Chaotic,decode MP3 để phát.</w:t>
+      </w:r>
+    </w:p>
+    <w:p>
+      <w:pPr>
+        <w:rPr>
+          <w:rFonts w:hint="default" w:cs="Times New Roman"/>
+          <w:sz w:val="28"/>
+          <w:szCs w:val="28"/>
+          <w:lang w:val="vi-VN"/>
+        </w:rPr>
+      </w:pPr>
+      <w:r>
+        <w:rPr>
+          <w:rFonts w:hint="default" w:cs="Times New Roman"/>
+          <w:sz w:val="28"/>
+          <w:szCs w:val="28"/>
+          <w:lang w:val="vi-VN"/>
+        </w:rPr>
+        <w:t>- Giải thích luồng chính</w:t>
+      </w:r>
+    </w:p>
+    <w:p>
+      <w:pPr>
+        <w:numPr>
+          <w:ilvl w:val="0"/>
+          <w:numId w:val="1"/>
+        </w:numPr>
+        <w:tabs>
+          <w:tab w:val="clear" w:pos="420"/>
+        </w:tabs>
+        <w:ind w:left="425" w:leftChars="0" w:hanging="425" w:firstLineChars="0"/>
+        <w:rPr>
+          <w:rFonts w:hint="default" w:cs="Times New Roman"/>
+          <w:sz w:val="28"/>
+          <w:szCs w:val="28"/>
+          <w:lang w:val="vi-VN"/>
+        </w:rPr>
+      </w:pPr>
+      <w:r>
+        <w:rPr>
+          <w:rFonts w:hint="default" w:cs="Times New Roman"/>
+          <w:sz w:val="28"/>
+          <w:szCs w:val="28"/>
+          <w:lang w:val="vi-VN"/>
+        </w:rPr>
+        <w:t>User đăng nhập qua HTTPS, xác thực role (listener vs author)</w:t>
+      </w:r>
+    </w:p>
+    <w:p>
+      <w:pPr>
+        <w:numPr>
+          <w:ilvl w:val="0"/>
+          <w:numId w:val="1"/>
+        </w:numPr>
+        <w:tabs>
+          <w:tab w:val="clear" w:pos="420"/>
+        </w:tabs>
+        <w:ind w:left="425" w:leftChars="0" w:hanging="425" w:firstLineChars="0"/>
+        <w:rPr>
+          <w:rFonts w:hint="default" w:cs="Times New Roman"/>
+          <w:sz w:val="28"/>
+          <w:szCs w:val="28"/>
+          <w:lang w:val="vi-VN"/>
+        </w:rPr>
+      </w:pPr>
+      <w:r>
+        <w:rPr>
+          <w:rFonts w:hint="default" w:cs="Times New Roman"/>
+          <w:sz w:val="28"/>
+          <w:szCs w:val="28"/>
+          <w:lang w:val="vi-VN"/>
+        </w:rPr>
+        <w:t xml:space="preserve">Khi play, client thực hiện ECDH để trao đổi khổi và dùng khóa đó + AES-GCM để mã hóa và giải mã seed kết hợp với DHKF với mỗi chunk </w:t>
+      </w:r>
+    </w:p>
+    <w:p>
+      <w:pPr>
+        <w:numPr>
+          <w:ilvl w:val="0"/>
+          <w:numId w:val="1"/>
+        </w:numPr>
+        <w:tabs>
+          <w:tab w:val="clear" w:pos="420"/>
+        </w:tabs>
+        <w:ind w:left="425" w:leftChars="0" w:hanging="425" w:firstLineChars="0"/>
+        <w:rPr>
+          <w:rFonts w:hint="default" w:cs="Times New Roman"/>
+          <w:sz w:val="28"/>
+          <w:szCs w:val="28"/>
+          <w:lang w:val="vi-VN"/>
+        </w:rPr>
+      </w:pPr>
+      <w:r>
+        <w:rPr>
+          <w:rFonts w:hint="default" w:cs="Times New Roman"/>
+          <w:sz w:val="28"/>
+          <w:szCs w:val="28"/>
+          <w:lang w:val="vi-VN"/>
+        </w:rPr>
+        <w:t>Server decrypt file nhạc đã lưu trữ bằng AES-GCM từ DB,tách MP3 theo frame,encrypt Chaotic mỗi chunk,sau đó gửi sang client</w:t>
+      </w:r>
+    </w:p>
+    <w:p>
+      <w:pPr>
+        <w:numPr>
+          <w:ilvl w:val="0"/>
+          <w:numId w:val="1"/>
+        </w:numPr>
+        <w:tabs>
+          <w:tab w:val="clear" w:pos="420"/>
+        </w:tabs>
+        <w:ind w:left="425" w:leftChars="0" w:hanging="425" w:firstLineChars="0"/>
+        <w:rPr>
+          <w:rFonts w:hint="default" w:cs="Times New Roman"/>
+          <w:sz w:val="28"/>
+          <w:szCs w:val="28"/>
+          <w:lang w:val="vi-VN"/>
+        </w:rPr>
+      </w:pPr>
+      <w:r>
+        <w:rPr>
+          <w:rFonts w:hint="default" w:cs="Times New Roman"/>
+          <w:sz w:val="28"/>
+          <w:szCs w:val="28"/>
+          <w:lang w:val="vi-VN"/>
+        </w:rPr>
+        <w:t>Client gom framing,decrypt Chaotic,appenBuffer,decode và phát audio</w:t>
+      </w:r>
+    </w:p>
+    <w:p>
+      <w:pPr>
+        <w:pStyle w:val="4"/>
+        <w:numPr>
+          <w:ilvl w:val="0"/>
+          <w:numId w:val="2"/>
+        </w:numPr>
+        <w:rPr>
+          <w:rFonts w:hint="default"/>
+          <w:lang w:val="vi-VN"/>
+        </w:rPr>
+      </w:pPr>
+      <w:bookmarkStart w:id="5" w:name="_Toc155562179"/>
+      <w:r>
+        <w:rPr>
+          <w:rFonts w:hint="default" w:ascii="Times New Roman" w:hAnsi="Times New Roman" w:cs="Times New Roman"/>
+          <w:sz w:val="28"/>
+          <w:szCs w:val="28"/>
+          <w:lang w:val="vi-VN"/>
+        </w:rPr>
+        <w:t>Tài sản, chủ sở hữu và v</w:t>
+      </w:r>
+      <w:r>
+        <w:rPr>
+          <w:rFonts w:ascii="Times New Roman" w:hAnsi="Times New Roman" w:cs="Times New Roman"/>
+          <w:sz w:val="28"/>
+          <w:szCs w:val="28"/>
+        </w:rPr>
+        <w:t>ai trò của các bên liên quan</w:t>
+      </w:r>
+      <w:bookmarkEnd w:id="5"/>
+      <w:r>
+        <w:rPr>
+          <w:rFonts w:hint="default" w:ascii="Times New Roman" w:hAnsi="Times New Roman" w:cs="Times New Roman"/>
+          <w:sz w:val="28"/>
+          <w:szCs w:val="28"/>
+          <w:lang w:val="vi-VN"/>
+        </w:rPr>
+        <w:t>:</w:t>
+      </w:r>
+    </w:p>
+    <w:p>
+      <w:pPr>
+        <w:numPr>
+          <w:ilvl w:val="1"/>
+          <w:numId w:val="2"/>
+        </w:numPr>
+        <w:rPr>
+          <w:rFonts w:hint="default" w:cs="Times New Roman"/>
+          <w:sz w:val="28"/>
+          <w:szCs w:val="28"/>
+          <w:lang w:val="vi-VN"/>
+        </w:rPr>
+      </w:pPr>
+      <w:r>
+        <w:rPr>
+          <w:rFonts w:hint="default" w:cs="Times New Roman"/>
+          <w:sz w:val="28"/>
+          <w:szCs w:val="28"/>
+          <w:lang w:val="vi-VN"/>
+        </w:rPr>
+        <w:t xml:space="preserve">. Liệt kê tài sản </w:t>
+      </w:r>
+    </w:p>
+    <w:p>
+      <w:pPr>
+        <w:numPr>
+          <w:ilvl w:val="0"/>
+          <w:numId w:val="0"/>
+        </w:numPr>
+        <w:spacing w:after="160" w:line="360" w:lineRule="auto"/>
+        <w:jc w:val="both"/>
+        <w:rPr>
+          <w:rFonts w:hint="default" w:cs="Times New Roman"/>
+          <w:sz w:val="28"/>
+          <w:szCs w:val="28"/>
+          <w:lang w:val="vi-VN"/>
+        </w:rPr>
+      </w:pPr>
+      <w:r>
+        <w:rPr>
+          <w:rFonts w:hint="default" w:cs="Times New Roman"/>
+          <w:sz w:val="28"/>
+          <w:szCs w:val="28"/>
+          <w:lang w:val="vi-VN"/>
+        </w:rPr>
+        <w:t xml:space="preserve">- File nhạc gốc </w:t>
+      </w:r>
+    </w:p>
+    <w:p>
+      <w:pPr>
+        <w:numPr>
+          <w:ilvl w:val="0"/>
+          <w:numId w:val="0"/>
+        </w:numPr>
+        <w:spacing w:after="160" w:line="360" w:lineRule="auto"/>
+        <w:jc w:val="both"/>
+        <w:rPr>
+          <w:rFonts w:hint="default" w:cs="Times New Roman"/>
+          <w:sz w:val="28"/>
+          <w:szCs w:val="28"/>
+          <w:lang w:val="vi-VN"/>
+        </w:rPr>
+      </w:pPr>
+      <w:r>
+        <w:rPr>
+          <w:rFonts w:hint="default" w:cs="Times New Roman"/>
+          <w:sz w:val="28"/>
+          <w:szCs w:val="28"/>
+          <w:lang w:val="vi-VN"/>
+        </w:rPr>
+        <w:t xml:space="preserve">- Khóa dữ liệu (Data Encryption key ,DEK) do KMS quản lý </w:t>
+      </w:r>
+    </w:p>
+    <w:p>
+      <w:pPr>
+        <w:numPr>
+          <w:ilvl w:val="0"/>
+          <w:numId w:val="0"/>
+        </w:numPr>
+        <w:spacing w:after="160" w:line="360" w:lineRule="auto"/>
+        <w:jc w:val="both"/>
+        <w:rPr>
+          <w:rFonts w:hint="default" w:cs="Times New Roman"/>
+          <w:sz w:val="28"/>
+          <w:szCs w:val="28"/>
+          <w:lang w:val="vi-VN"/>
+        </w:rPr>
+      </w:pPr>
+      <w:r>
+        <w:rPr>
+          <w:rFonts w:hint="default" w:cs="Times New Roman"/>
+          <w:sz w:val="28"/>
+          <w:szCs w:val="28"/>
+          <w:lang w:val="vi-VN"/>
+        </w:rPr>
+        <w:t xml:space="preserve">- Session key </w:t>
+      </w:r>
+    </w:p>
+    <w:p>
+      <w:pPr>
+        <w:numPr>
+          <w:ilvl w:val="0"/>
+          <w:numId w:val="0"/>
+        </w:numPr>
+        <w:spacing w:after="160" w:line="360" w:lineRule="auto"/>
+        <w:jc w:val="both"/>
+        <w:rPr>
+          <w:rFonts w:hint="default" w:cs="Times New Roman"/>
+          <w:sz w:val="28"/>
+          <w:szCs w:val="28"/>
+          <w:lang w:val="vi-VN"/>
+        </w:rPr>
+      </w:pPr>
+      <w:r>
+        <w:rPr>
+          <w:rFonts w:hint="default" w:cs="Times New Roman"/>
+          <w:sz w:val="28"/>
+          <w:szCs w:val="28"/>
+          <w:lang w:val="vi-VN"/>
+        </w:rPr>
+        <w:t>- Metadata track( tên ,tác giả, sô lượt nghe)</w:t>
+      </w:r>
+    </w:p>
+    <w:p>
+      <w:pPr>
+        <w:numPr>
+          <w:ilvl w:val="0"/>
+          <w:numId w:val="0"/>
+        </w:numPr>
+        <w:spacing w:after="160" w:line="360" w:lineRule="auto"/>
+        <w:jc w:val="both"/>
+        <w:rPr>
+          <w:rFonts w:hint="default" w:cs="Times New Roman"/>
+          <w:sz w:val="28"/>
+          <w:szCs w:val="28"/>
+          <w:lang w:val="vi-VN"/>
+        </w:rPr>
+      </w:pPr>
+      <w:r>
+        <w:rPr>
+          <w:rFonts w:hint="default" w:cs="Times New Roman"/>
+          <w:sz w:val="28"/>
+          <w:szCs w:val="28"/>
+          <w:lang w:val="vi-VN"/>
+        </w:rPr>
+        <w:t>- Thông tin của user( username,role,session cookie)</w:t>
+      </w:r>
+    </w:p>
+    <w:p>
+      <w:pPr>
+        <w:numPr>
+          <w:ilvl w:val="0"/>
+          <w:numId w:val="0"/>
+        </w:numPr>
+        <w:spacing w:after="160" w:line="360" w:lineRule="auto"/>
+        <w:jc w:val="both"/>
+        <w:rPr>
+          <w:rFonts w:hint="default" w:cs="Times New Roman"/>
+          <w:sz w:val="28"/>
+          <w:szCs w:val="28"/>
+          <w:lang w:val="vi-VN"/>
+        </w:rPr>
+      </w:pPr>
+      <w:r>
+        <w:rPr>
+          <w:rFonts w:hint="default" w:cs="Times New Roman"/>
+          <w:sz w:val="28"/>
+          <w:szCs w:val="28"/>
+          <w:lang w:val="vi-VN"/>
+        </w:rPr>
+        <w:t xml:space="preserve">- Hạ tầng server: streaming server,Database,KMS </w:t>
+      </w:r>
+    </w:p>
+    <w:p>
+      <w:pPr>
+        <w:numPr>
+          <w:ilvl w:val="1"/>
+          <w:numId w:val="2"/>
+        </w:numPr>
+        <w:rPr>
+          <w:rFonts w:hint="default" w:cs="Times New Roman"/>
+          <w:sz w:val="28"/>
+          <w:szCs w:val="28"/>
+          <w:lang w:val="vi-VN"/>
+        </w:rPr>
+      </w:pPr>
+      <w:r>
+        <w:rPr>
+          <w:rFonts w:hint="default" w:cs="Times New Roman"/>
+          <w:sz w:val="28"/>
+          <w:szCs w:val="28"/>
+          <w:lang w:val="vi-VN"/>
+        </w:rPr>
+        <w:t xml:space="preserve">Chủ sở hữu tài sản </w:t>
+      </w:r>
+    </w:p>
+    <w:p>
+      <w:pPr>
+        <w:numPr>
+          <w:ilvl w:val="0"/>
+          <w:numId w:val="0"/>
+        </w:numPr>
+        <w:ind w:leftChars="0"/>
+        <w:rPr>
+          <w:rFonts w:hint="default" w:cs="Times New Roman"/>
+          <w:sz w:val="28"/>
+          <w:szCs w:val="28"/>
+          <w:lang w:val="vi-VN"/>
+        </w:rPr>
+      </w:pPr>
+      <w:r>
+        <w:rPr>
+          <w:rFonts w:hint="default" w:cs="Times New Roman"/>
+          <w:sz w:val="28"/>
+          <w:szCs w:val="28"/>
+          <w:lang w:val="vi-VN"/>
+        </w:rPr>
+        <w:t>- Người dùng (listener,authot) sở hữu tài khoản, quyền truy cập content theo role.</w:t>
+      </w:r>
+    </w:p>
+    <w:p>
+      <w:pPr>
+        <w:numPr>
+          <w:ilvl w:val="0"/>
+          <w:numId w:val="0"/>
+        </w:numPr>
+        <w:ind w:leftChars="0"/>
+        <w:rPr>
+          <w:rFonts w:hint="default" w:cs="Times New Roman"/>
+          <w:sz w:val="28"/>
+          <w:szCs w:val="28"/>
+          <w:lang w:val="vi-VN"/>
+        </w:rPr>
+      </w:pPr>
+      <w:r>
+        <w:rPr>
+          <w:rFonts w:hint="default" w:cs="Times New Roman"/>
+          <w:sz w:val="28"/>
+          <w:szCs w:val="28"/>
+          <w:lang w:val="vi-VN"/>
+        </w:rPr>
+        <w:t>- Hệ thống dịch vụ sở hữu dữ liệu nhạc và cơ sở hạ tầng.</w:t>
+      </w:r>
+    </w:p>
+    <w:p>
+      <w:pPr>
+        <w:numPr>
+          <w:ilvl w:val="0"/>
+          <w:numId w:val="0"/>
+        </w:numPr>
+        <w:ind w:leftChars="0"/>
+        <w:rPr>
+          <w:rFonts w:hint="default" w:cs="Times New Roman"/>
+          <w:sz w:val="28"/>
+          <w:szCs w:val="28"/>
+          <w:lang w:val="vi-VN"/>
+        </w:rPr>
+      </w:pPr>
+      <w:r>
+        <w:rPr>
+          <w:rFonts w:hint="default" w:cs="Times New Roman"/>
+          <w:sz w:val="28"/>
+          <w:szCs w:val="28"/>
+          <w:lang w:val="vi-VN"/>
+        </w:rPr>
+        <w:t xml:space="preserve">- Admin/KMS quản trị key </w:t>
+      </w:r>
+    </w:p>
+    <w:p>
+      <w:pPr>
+        <w:numPr>
+          <w:ilvl w:val="1"/>
+          <w:numId w:val="2"/>
+        </w:numPr>
+        <w:rPr>
+          <w:rFonts w:hint="default" w:cs="Times New Roman"/>
+          <w:sz w:val="28"/>
+          <w:szCs w:val="28"/>
+          <w:lang w:val="vi-VN"/>
+        </w:rPr>
+      </w:pPr>
+      <w:r>
+        <w:rPr>
+          <w:rFonts w:hint="default" w:cs="Times New Roman"/>
+          <w:sz w:val="28"/>
+          <w:szCs w:val="28"/>
+          <w:lang w:val="vi-VN"/>
+        </w:rPr>
+        <w:t>Vai trò của các bên liên quan</w:t>
+      </w:r>
+    </w:p>
+    <w:p>
+      <w:pPr>
+        <w:rPr>
+          <w:rFonts w:cs="Times New Roman"/>
+          <w:sz w:val="28"/>
+          <w:szCs w:val="28"/>
+        </w:rPr>
+      </w:pPr>
+      <w:r>
+        <w:rPr>
+          <w:rFonts w:cs="Times New Roman"/>
+          <w:sz w:val="28"/>
+          <w:szCs w:val="28"/>
+        </w:rPr>
+        <w:t>- Nhà cung cấp dịch vụ (Service Provider): Thực hiện các biện pháp bảo mật, cung cấp cơ chế mã hóa và đảm bảo tính khả dụng và chất lượng âm thanh cho người dùng.</w:t>
+      </w:r>
+    </w:p>
+    <w:p>
+      <w:pPr>
+        <w:rPr>
+          <w:rFonts w:cs="Times New Roman"/>
+          <w:sz w:val="28"/>
+          <w:szCs w:val="28"/>
+        </w:rPr>
+      </w:pPr>
+      <w:r>
+        <w:rPr>
+          <w:rFonts w:cs="Times New Roman"/>
+          <w:sz w:val="28"/>
+          <w:szCs w:val="28"/>
+        </w:rPr>
+        <w:t>- Tác giả (Author): Đăng tải các bản nhạc, file âm thanh.</w:t>
+      </w:r>
+    </w:p>
+    <w:p>
+      <w:pPr>
+        <w:rPr>
+          <w:rFonts w:cs="Times New Roman"/>
+          <w:sz w:val="28"/>
+          <w:szCs w:val="28"/>
+        </w:rPr>
+      </w:pPr>
+      <w:r>
+        <w:rPr>
+          <w:rFonts w:cs="Times New Roman"/>
+          <w:sz w:val="28"/>
+          <w:szCs w:val="28"/>
+        </w:rPr>
+        <w:t>- Người dùng (User): Những người đăng kí/ đăng nhập, mua bản quyền và sử dụng dịch vụ để có thể nghe các nội dung được phát.</w:t>
+      </w:r>
+    </w:p>
+    <w:p>
+      <w:pPr>
+        <w:rPr>
+          <w:rFonts w:cs="Times New Roman"/>
+          <w:sz w:val="28"/>
+          <w:szCs w:val="28"/>
+        </w:rPr>
+      </w:pPr>
+      <w:r>
+        <w:rPr>
+          <w:rFonts w:cs="Times New Roman"/>
+          <w:sz w:val="28"/>
+          <w:szCs w:val="28"/>
+        </w:rPr>
+        <w:t>- Hạ tầng (Infrastructure): Cung cấp nền tích cho dịch vụ lưu trữ, truyền tải dữ liệu mã hóa âm thanh an toàn, ổn định.</w:t>
+      </w:r>
+    </w:p>
+    <w:p>
+      <w:pPr>
+        <w:rPr>
+          <w:rFonts w:cs="Times New Roman"/>
+          <w:sz w:val="28"/>
+          <w:szCs w:val="28"/>
+        </w:rPr>
+      </w:pPr>
+      <w:r>
+        <w:rPr>
+          <w:rFonts w:cs="Times New Roman"/>
+          <w:sz w:val="28"/>
+          <w:szCs w:val="28"/>
+        </w:rPr>
+        <w:t>- Kẻ tấn công (Attacker): Cố gắng xâm phạm hệ thống để truy cập trái phép vào nội dung bản quyền.</w:t>
+      </w:r>
+    </w:p>
+    <w:p>
+      <w:pPr>
+        <w:pStyle w:val="3"/>
+        <w:numPr>
+          <w:ilvl w:val="0"/>
+          <w:numId w:val="2"/>
+        </w:numPr>
+        <w:ind w:left="0" w:leftChars="0" w:firstLine="0" w:firstLineChars="0"/>
+        <w:rPr>
+          <w:rFonts w:hint="default" w:ascii="Times New Roman" w:hAnsi="Times New Roman" w:cs="Times New Roman"/>
+          <w:sz w:val="28"/>
+          <w:szCs w:val="28"/>
+          <w:lang w:val="vi-VN"/>
+        </w:rPr>
+      </w:pPr>
+      <w:bookmarkStart w:id="6" w:name="_Toc155562180"/>
+      <w:r>
+        <w:rPr>
+          <w:rFonts w:hint="default" w:ascii="Times New Roman" w:hAnsi="Times New Roman" w:cs="Times New Roman"/>
+          <w:sz w:val="28"/>
+          <w:szCs w:val="28"/>
+          <w:lang w:val="vi-VN"/>
+        </w:rPr>
+        <w:t>Phân tích rủi ro</w:t>
+      </w:r>
+    </w:p>
+    <w:p>
+      <w:pPr>
+        <w:numPr>
+          <w:ilvl w:val="1"/>
+          <w:numId w:val="2"/>
+        </w:numPr>
+        <w:ind w:left="0" w:leftChars="0" w:firstLine="0" w:firstLineChars="0"/>
+        <w:rPr>
+          <w:rFonts w:hint="default"/>
+          <w:sz w:val="28"/>
+          <w:szCs w:val="28"/>
+          <w:lang w:val="vi-VN"/>
+        </w:rPr>
+      </w:pPr>
+      <w:r>
+        <w:rPr>
+          <w:rFonts w:hint="default"/>
+          <w:sz w:val="28"/>
+          <w:szCs w:val="28"/>
+          <w:lang w:val="vi-VN"/>
+        </w:rPr>
+        <w:t xml:space="preserve">Các mối đe dọa chính </w:t>
+      </w:r>
+    </w:p>
+    <w:p>
+      <w:pPr>
+        <w:numPr>
+          <w:ilvl w:val="0"/>
+          <w:numId w:val="3"/>
+        </w:numPr>
+        <w:spacing w:after="160" w:line="360" w:lineRule="auto"/>
+        <w:ind w:left="420" w:leftChars="0" w:hanging="420" w:firstLineChars="0"/>
+        <w:jc w:val="both"/>
+        <w:rPr>
+          <w:rFonts w:hint="default"/>
+          <w:sz w:val="28"/>
+          <w:szCs w:val="28"/>
+          <w:lang w:val="vi-VN"/>
+        </w:rPr>
+      </w:pPr>
+      <w:r>
+        <w:rPr>
+          <w:rFonts w:hint="default"/>
+          <w:sz w:val="28"/>
+          <w:szCs w:val="28"/>
+          <w:lang w:val="vi-VN"/>
+        </w:rPr>
+        <w:t xml:space="preserve">Unauthorized </w:t>
+      </w:r>
+      <w:r>
+        <w:rPr>
+          <w:rFonts w:hint="default"/>
+          <w:sz w:val="28"/>
+          <w:szCs w:val="28"/>
           <w:lang w:val="en-US"/>
         </w:rPr>
-      </w:pPr>
-      <w:r>
-        <w:rPr>
-          <w:rFonts w:cs="Times New Roman"/>
-          <w:sz w:val="28"/>
-          <w:szCs w:val="28"/>
-        </w:rPr>
-        <w:t>-  Từ những điều đó, ta cần phải xây dựng một hệ thống mã hoá và giải mã để có thể bảo đảm về tính bảo mật, tính toàn vẹn và tính khả dụng của âm thanh khi được phát trực tuyến</w:t>
-      </w:r>
-      <w:r>
-        <w:rPr>
-          <w:rFonts w:hint="default" w:cs="Times New Roman"/>
-          <w:sz w:val="28"/>
-          <w:szCs w:val="28"/>
-          <w:lang w:val="en-US"/>
+        <w:t xml:space="preserve">Accsess: user </w:t>
+      </w:r>
+      <w:r>
+        <w:rPr>
+          <w:rFonts w:hint="default"/>
+          <w:sz w:val="28"/>
+          <w:szCs w:val="28"/>
+          <w:lang w:val="vi-VN"/>
+        </w:rPr>
+        <w:t xml:space="preserve">chưa xác thực hoặc token/session bị đánh cắp truy cập streaming </w:t>
+      </w:r>
+    </w:p>
+    <w:p>
+      <w:pPr>
+        <w:numPr>
+          <w:ilvl w:val="0"/>
+          <w:numId w:val="3"/>
+        </w:numPr>
+        <w:spacing w:after="160" w:line="360" w:lineRule="auto"/>
+        <w:ind w:left="420" w:leftChars="0" w:hanging="420" w:firstLineChars="0"/>
+        <w:jc w:val="both"/>
+        <w:rPr>
+          <w:rFonts w:hint="default"/>
+          <w:sz w:val="28"/>
+          <w:szCs w:val="28"/>
+          <w:lang w:val="vi-VN"/>
+        </w:rPr>
+      </w:pPr>
+      <w:r>
+        <w:rPr>
+          <w:rFonts w:hint="default"/>
+          <w:sz w:val="28"/>
+          <w:szCs w:val="28"/>
+          <w:lang w:val="vi-VN"/>
+        </w:rPr>
+        <w:t xml:space="preserve">Replay Attack: attacker thu lại các chunk cũ,replay cho client khác hoặc cố gắng phát lại ngoài luồng client </w:t>
+      </w:r>
+    </w:p>
+    <w:p>
+      <w:pPr>
+        <w:numPr>
+          <w:ilvl w:val="0"/>
+          <w:numId w:val="3"/>
+        </w:numPr>
+        <w:spacing w:after="160" w:line="360" w:lineRule="auto"/>
+        <w:ind w:left="420" w:leftChars="0" w:hanging="420" w:firstLineChars="0"/>
+        <w:jc w:val="both"/>
+        <w:rPr>
+          <w:rFonts w:hint="default"/>
+          <w:sz w:val="28"/>
+          <w:szCs w:val="28"/>
+          <w:lang w:val="vi-VN"/>
+        </w:rPr>
+      </w:pPr>
+      <w:r>
+        <w:rPr>
+          <w:rFonts w:hint="default"/>
+          <w:sz w:val="28"/>
+          <w:szCs w:val="28"/>
+          <w:lang w:val="vi-VN"/>
+        </w:rPr>
+        <w:t xml:space="preserve">Tampering Data: attacker sửa chunk ciphertext,dẫn đến lỗi decode hoặc inject payload gây crash client </w:t>
+      </w:r>
+    </w:p>
+    <w:p>
+      <w:pPr>
+        <w:numPr>
+          <w:ilvl w:val="0"/>
+          <w:numId w:val="3"/>
+        </w:numPr>
+        <w:spacing w:after="160" w:line="360" w:lineRule="auto"/>
+        <w:ind w:left="420" w:leftChars="0" w:hanging="420" w:firstLineChars="0"/>
+        <w:jc w:val="both"/>
+        <w:rPr>
+          <w:rFonts w:hint="default"/>
+          <w:sz w:val="28"/>
+          <w:szCs w:val="28"/>
+          <w:lang w:val="vi-VN"/>
+        </w:rPr>
+      </w:pPr>
+      <w:r>
+        <w:rPr>
+          <w:rFonts w:hint="default"/>
+          <w:sz w:val="28"/>
+          <w:szCs w:val="28"/>
+          <w:lang w:val="vi-VN"/>
+        </w:rPr>
+        <w:t xml:space="preserve">Eavesdropping: nghe lén lưu lượng streaming để thu thập dữ liệu của nhạc </w:t>
+      </w:r>
+    </w:p>
+    <w:p>
+      <w:pPr>
+        <w:numPr>
+          <w:ilvl w:val="0"/>
+          <w:numId w:val="3"/>
+        </w:numPr>
+        <w:spacing w:after="160" w:line="360" w:lineRule="auto"/>
+        <w:ind w:left="420" w:leftChars="0" w:hanging="420" w:firstLineChars="0"/>
+        <w:jc w:val="both"/>
+        <w:rPr>
+          <w:rFonts w:hint="default"/>
+          <w:sz w:val="28"/>
+          <w:szCs w:val="28"/>
+          <w:lang w:val="vi-VN"/>
+        </w:rPr>
+      </w:pPr>
+      <w:r>
+        <w:rPr>
+          <w:rFonts w:hint="default"/>
+          <w:sz w:val="28"/>
+          <w:szCs w:val="28"/>
+          <w:lang w:val="vi-VN"/>
+        </w:rPr>
+        <w:t xml:space="preserve">Key compromise: lộ DEK từ KMS, seed session bị lộ, attacker có thể giải mã nội dụng  </w:t>
+      </w:r>
+    </w:p>
+    <w:p>
+      <w:pPr>
+        <w:numPr>
+          <w:ilvl w:val="0"/>
+          <w:numId w:val="3"/>
+        </w:numPr>
+        <w:spacing w:after="160" w:line="360" w:lineRule="auto"/>
+        <w:ind w:left="420" w:leftChars="0" w:hanging="420" w:firstLineChars="0"/>
+        <w:jc w:val="both"/>
+        <w:rPr>
+          <w:rFonts w:hint="default"/>
+          <w:sz w:val="28"/>
+          <w:szCs w:val="28"/>
+          <w:lang w:val="vi-VN"/>
+        </w:rPr>
+      </w:pPr>
+      <w:r>
+        <w:rPr>
+          <w:rFonts w:hint="default"/>
+          <w:sz w:val="28"/>
+          <w:szCs w:val="28"/>
+          <w:lang w:val="vi-VN"/>
+        </w:rPr>
+        <w:t>Man in the middle Attack: tấn công giữa client-server,đánh cắp hoặc sửa seed,chunk</w:t>
+      </w:r>
+    </w:p>
+    <w:p>
+      <w:pPr>
+        <w:numPr>
+          <w:ilvl w:val="1"/>
+          <w:numId w:val="2"/>
+        </w:numPr>
+        <w:ind w:left="0" w:leftChars="0" w:firstLine="0" w:firstLineChars="0"/>
+        <w:rPr>
+          <w:rFonts w:hint="default"/>
+          <w:sz w:val="28"/>
+          <w:szCs w:val="28"/>
+          <w:lang w:val="vi-VN"/>
+        </w:rPr>
+      </w:pPr>
+      <w:r>
+        <w:rPr>
+          <w:rFonts w:hint="default"/>
+          <w:sz w:val="28"/>
+          <w:szCs w:val="28"/>
+          <w:lang w:val="vi-VN"/>
+        </w:rPr>
+        <w:t>Đánh giá rủi ro</w:t>
+      </w:r>
+    </w:p>
+    <w:p>
+      <w:pPr>
+        <w:pStyle w:val="12"/>
+        <w:keepNext w:val="0"/>
+        <w:keepLines w:val="0"/>
+        <w:widowControl/>
+        <w:numPr>
+          <w:ilvl w:val="0"/>
+          <w:numId w:val="4"/>
+        </w:numPr>
+        <w:suppressLineNumbers w:val="0"/>
+        <w:ind w:left="420" w:leftChars="0" w:hanging="420" w:firstLineChars="0"/>
+        <w:rPr>
+          <w:rFonts w:hint="default" w:ascii="Times New Roman" w:hAnsi="Times New Roman" w:cs="Times New Roman"/>
+          <w:sz w:val="28"/>
+          <w:szCs w:val="28"/>
+        </w:rPr>
+      </w:pPr>
+      <w:r>
+        <w:rPr>
+          <w:rFonts w:hint="default" w:ascii="Times New Roman" w:hAnsi="Times New Roman" w:cs="Times New Roman"/>
+          <w:sz w:val="28"/>
+          <w:szCs w:val="28"/>
+        </w:rPr>
+        <w:t>Unauthorized Access: cao → impact cao (lộ nội dung)</w:t>
+      </w:r>
+    </w:p>
+    <w:p>
+      <w:pPr>
+        <w:pStyle w:val="12"/>
+        <w:keepNext w:val="0"/>
+        <w:keepLines w:val="0"/>
+        <w:widowControl/>
+        <w:numPr>
+          <w:ilvl w:val="0"/>
+          <w:numId w:val="4"/>
+        </w:numPr>
+        <w:suppressLineNumbers w:val="0"/>
+        <w:ind w:left="420" w:leftChars="0" w:hanging="420" w:firstLineChars="0"/>
+        <w:rPr>
+          <w:rFonts w:hint="default" w:ascii="Times New Roman" w:hAnsi="Times New Roman" w:cs="Times New Roman"/>
+          <w:sz w:val="28"/>
+          <w:szCs w:val="28"/>
+        </w:rPr>
+      </w:pPr>
+      <w:r>
+        <w:rPr>
+          <w:rFonts w:hint="default" w:ascii="Times New Roman" w:hAnsi="Times New Roman" w:eastAsia="SimSun" w:cs="Times New Roman"/>
+          <w:sz w:val="28"/>
+          <w:szCs w:val="28"/>
         </w:rPr>
         <w:t xml:space="preserve"> </w:t>
       </w:r>
-    </w:p>
-    <w:p>
-      <w:pPr>
-        <w:pStyle w:val="4"/>
+      <w:r>
+        <w:rPr>
+          <w:rFonts w:hint="default" w:ascii="Times New Roman" w:hAnsi="Times New Roman" w:cs="Times New Roman"/>
+          <w:sz w:val="28"/>
+          <w:szCs w:val="28"/>
+        </w:rPr>
+        <w:t>Key Compromise: thấp-medium nhưng impact rất cao</w:t>
+      </w:r>
+    </w:p>
+    <w:p>
+      <w:pPr>
+        <w:pStyle w:val="12"/>
+        <w:keepNext w:val="0"/>
+        <w:keepLines w:val="0"/>
+        <w:widowControl/>
+        <w:numPr>
+          <w:ilvl w:val="0"/>
+          <w:numId w:val="4"/>
+        </w:numPr>
+        <w:suppressLineNumbers w:val="0"/>
+        <w:ind w:left="420" w:leftChars="0" w:hanging="420" w:firstLineChars="0"/>
+        <w:rPr>
+          <w:rFonts w:hint="default" w:ascii="Times New Roman" w:hAnsi="Times New Roman" w:cs="Times New Roman"/>
+          <w:sz w:val="28"/>
+          <w:szCs w:val="28"/>
+        </w:rPr>
+      </w:pPr>
+      <w:r>
+        <w:rPr>
+          <w:rFonts w:hint="default" w:ascii="Times New Roman" w:hAnsi="Times New Roman" w:cs="Times New Roman"/>
+          <w:sz w:val="28"/>
+          <w:szCs w:val="28"/>
+        </w:rPr>
+        <w:t>Tampering Data: medium → dẫn đến service disruption</w:t>
+      </w:r>
+    </w:p>
+    <w:p>
+      <w:pPr>
+        <w:pStyle w:val="12"/>
+        <w:keepNext w:val="0"/>
+        <w:keepLines w:val="0"/>
+        <w:widowControl/>
+        <w:numPr>
+          <w:ilvl w:val="0"/>
+          <w:numId w:val="4"/>
+        </w:numPr>
+        <w:suppressLineNumbers w:val="0"/>
+        <w:ind w:left="420" w:leftChars="0" w:hanging="420" w:firstLineChars="0"/>
+        <w:rPr>
+          <w:rFonts w:hint="default" w:ascii="Times New Roman" w:hAnsi="Times New Roman" w:cs="Times New Roman"/>
+          <w:sz w:val="28"/>
+          <w:szCs w:val="28"/>
+        </w:rPr>
+      </w:pPr>
+      <w:r>
+        <w:rPr>
+          <w:rFonts w:hint="default" w:ascii="Times New Roman" w:hAnsi="Times New Roman" w:cs="Times New Roman"/>
+          <w:sz w:val="28"/>
+          <w:szCs w:val="28"/>
+        </w:rPr>
+        <w:t>MITM: nếu dùng HTTPS/TLS thì giảm rủi ro, nhưng session seed ECDH cần</w:t>
+      </w:r>
+      <w:r>
+        <w:rPr>
+          <w:rFonts w:hint="default" w:cs="Times New Roman"/>
+          <w:sz w:val="28"/>
+          <w:szCs w:val="28"/>
+          <w:lang w:val="vi-VN"/>
+        </w:rPr>
+        <w:t xml:space="preserve"> </w:t>
+      </w:r>
+      <w:r>
+        <w:rPr>
+          <w:rFonts w:hint="default" w:ascii="Times New Roman" w:hAnsi="Times New Roman" w:cs="Times New Roman"/>
+          <w:sz w:val="28"/>
+          <w:szCs w:val="28"/>
+        </w:rPr>
+        <w:t>TLS.</w:t>
+      </w:r>
+    </w:p>
+    <w:p>
+      <w:pPr>
+        <w:pStyle w:val="12"/>
+        <w:keepNext w:val="0"/>
+        <w:keepLines w:val="0"/>
+        <w:widowControl/>
+        <w:numPr>
+          <w:ilvl w:val="0"/>
+          <w:numId w:val="4"/>
+        </w:numPr>
+        <w:suppressLineNumbers w:val="0"/>
+        <w:ind w:left="420" w:leftChars="0" w:hanging="420" w:firstLineChars="0"/>
+        <w:rPr>
+          <w:rFonts w:hint="default" w:ascii="Times New Roman" w:hAnsi="Times New Roman" w:cs="Times New Roman"/>
+          <w:sz w:val="28"/>
+          <w:szCs w:val="28"/>
+        </w:rPr>
+      </w:pPr>
+      <w:r>
+        <w:rPr>
+          <w:rFonts w:hint="default" w:ascii="Times New Roman" w:hAnsi="Times New Roman" w:cs="Times New Roman"/>
+          <w:sz w:val="28"/>
+          <w:szCs w:val="28"/>
+        </w:rPr>
+        <w:t>DOS: medium, cần giới hạn concurrent connections.</w:t>
+      </w:r>
+    </w:p>
+    <w:p>
+      <w:pPr>
+        <w:numPr>
+          <w:ilvl w:val="0"/>
+          <w:numId w:val="0"/>
+        </w:numPr>
+        <w:spacing w:after="160" w:line="360" w:lineRule="auto"/>
+        <w:jc w:val="both"/>
+        <w:rPr>
+          <w:rFonts w:hint="default" w:ascii="Times New Roman" w:hAnsi="Times New Roman" w:cs="Times New Roman"/>
+          <w:sz w:val="28"/>
+          <w:szCs w:val="28"/>
+          <w:lang w:val="vi-VN"/>
+        </w:rPr>
+      </w:pPr>
+      <w:r>
+        <w:rPr>
+          <w:rFonts w:hint="default" w:ascii="Times New Roman" w:hAnsi="Times New Roman" w:eastAsia="Symbol" w:cs="Times New Roman"/>
+          <w:sz w:val="28"/>
+          <w:szCs w:val="28"/>
+        </w:rPr>
+        <w:t>·</w:t>
+      </w:r>
+      <w:r>
+        <w:rPr>
+          <w:rFonts w:hint="default" w:ascii="Times New Roman" w:hAnsi="Times New Roman" w:eastAsia="SimSun" w:cs="Times New Roman"/>
+          <w:sz w:val="28"/>
+          <w:szCs w:val="28"/>
+        </w:rPr>
+        <w:t xml:space="preserve">  </w:t>
+      </w:r>
+    </w:p>
+    <w:p>
+      <w:pPr>
+        <w:numPr>
+          <w:ilvl w:val="1"/>
+          <w:numId w:val="2"/>
+        </w:numPr>
+        <w:ind w:left="0" w:leftChars="0" w:firstLine="0" w:firstLineChars="0"/>
+        <w:rPr>
+          <w:rFonts w:hint="default"/>
+          <w:sz w:val="28"/>
+          <w:szCs w:val="28"/>
+          <w:lang w:val="vi-VN"/>
+        </w:rPr>
+      </w:pPr>
+      <w:r>
+        <w:rPr>
+          <w:rFonts w:hint="default"/>
+          <w:sz w:val="28"/>
+          <w:szCs w:val="28"/>
+          <w:lang w:val="vi-VN"/>
+        </w:rPr>
+        <w:t>Giải pháp</w:t>
+      </w:r>
+    </w:p>
+    <w:bookmarkEnd w:id="6"/>
+    <w:p>
+      <w:pPr>
+        <w:rPr>
+          <w:rFonts w:hint="default" w:cs="Times New Roman"/>
+          <w:sz w:val="28"/>
+          <w:szCs w:val="28"/>
+          <w:lang w:val="vi-VN"/>
+        </w:rPr>
+      </w:pPr>
+      <w:r>
+        <w:rPr>
+          <w:rFonts w:cs="Times New Roman"/>
+          <w:sz w:val="28"/>
+          <w:szCs w:val="28"/>
+        </w:rPr>
+        <w:t>- Mã hoá dữ liệu và lưu trữ</w:t>
+      </w:r>
+      <w:r>
+        <w:rPr>
+          <w:rFonts w:hint="default" w:cs="Times New Roman"/>
+          <w:sz w:val="28"/>
+          <w:szCs w:val="28"/>
+          <w:lang w:val="vi-VN"/>
+        </w:rPr>
+        <w:t>:</w:t>
+      </w:r>
+      <w:r>
+        <w:rPr>
+          <w:rFonts w:hint="default" w:cs="Times New Roman"/>
+          <w:sz w:val="28"/>
+          <w:szCs w:val="28"/>
+          <w:lang w:val="vi-VN"/>
+        </w:rPr>
+        <w:br w:type="textWrapping"/>
+      </w:r>
+      <w:r>
+        <w:rPr>
+          <w:rFonts w:hint="default" w:cs="Times New Roman"/>
+          <w:sz w:val="28"/>
+          <w:szCs w:val="28"/>
+          <w:lang w:val="vi-VN"/>
+        </w:rPr>
+        <w:t>+ Xác thực và phân quyền: session secure cookie,HTTPS</w:t>
+      </w:r>
+    </w:p>
+    <w:p>
+      <w:pPr>
+        <w:rPr>
+          <w:rFonts w:hint="default" w:cs="Times New Roman"/>
+          <w:sz w:val="28"/>
+          <w:szCs w:val="28"/>
+          <w:lang w:val="vi-VN"/>
+        </w:rPr>
+      </w:pPr>
+      <w:r>
+        <w:rPr>
+          <w:rFonts w:hint="default" w:cs="Times New Roman"/>
+          <w:sz w:val="28"/>
+          <w:szCs w:val="28"/>
+          <w:lang w:val="vi-VN"/>
+        </w:rPr>
+        <w:t>+ Enctrypt: AES-GCM server-&gt;client</w:t>
+      </w:r>
+    </w:p>
+    <w:p>
+      <w:pPr>
+        <w:rPr>
+          <w:rFonts w:hint="default" w:cs="Times New Roman"/>
+          <w:sz w:val="28"/>
+          <w:szCs w:val="28"/>
+          <w:lang w:val="vi-VN"/>
+        </w:rPr>
+      </w:pPr>
+      <w:r>
+        <w:rPr>
+          <w:rFonts w:hint="default" w:cs="Times New Roman"/>
+          <w:sz w:val="28"/>
+          <w:szCs w:val="28"/>
+          <w:lang w:val="vi-VN"/>
+        </w:rPr>
+        <w:t>+ Thời gian session seed ngắn ,rotate seed.</w:t>
+      </w:r>
+    </w:p>
+    <w:p>
+      <w:pPr>
+        <w:rPr>
+          <w:rFonts w:cs="Times New Roman"/>
+          <w:sz w:val="28"/>
+          <w:szCs w:val="28"/>
+        </w:rPr>
+      </w:pPr>
+      <w:r>
+        <w:rPr>
+          <w:rFonts w:cs="Times New Roman"/>
+          <w:sz w:val="28"/>
+          <w:szCs w:val="28"/>
+        </w:rPr>
+        <w:t>- Giải mã và cung cấp cho nền tảng giúp cung cấp đến người dùng</w:t>
+      </w:r>
+    </w:p>
+    <w:p>
+      <w:pPr>
+        <w:pStyle w:val="3"/>
+        <w:numPr>
+          <w:ilvl w:val="0"/>
+          <w:numId w:val="2"/>
+        </w:numPr>
+        <w:ind w:left="0" w:leftChars="0" w:firstLine="0" w:firstLineChars="0"/>
+        <w:rPr>
+          <w:rFonts w:hint="default" w:ascii="Times New Roman" w:hAnsi="Times New Roman" w:cs="Times New Roman"/>
+          <w:sz w:val="28"/>
+          <w:szCs w:val="28"/>
+          <w:lang w:val="vi-VN"/>
+        </w:rPr>
+      </w:pPr>
+      <w:bookmarkStart w:id="7" w:name="_Toc155562181"/>
+      <w:r>
+        <w:rPr>
+          <w:rFonts w:hint="default" w:ascii="Times New Roman" w:hAnsi="Times New Roman" w:cs="Times New Roman"/>
+          <w:sz w:val="28"/>
+          <w:szCs w:val="28"/>
+          <w:lang w:val="vi-VN"/>
+        </w:rPr>
+        <w:t xml:space="preserve">Mục tiêu bảo mật </w:t>
+      </w:r>
+    </w:p>
+    <w:p>
+      <w:pPr>
+        <w:numPr>
+          <w:ilvl w:val="1"/>
+          <w:numId w:val="2"/>
+        </w:numPr>
+        <w:ind w:left="0" w:leftChars="0" w:firstLine="0" w:firstLineChars="0"/>
+        <w:rPr>
+          <w:rFonts w:hint="default"/>
+          <w:sz w:val="28"/>
+          <w:szCs w:val="28"/>
+          <w:lang w:val="vi-VN"/>
+        </w:rPr>
+      </w:pPr>
+      <w:r>
+        <w:rPr>
+          <w:rFonts w:hint="default"/>
+          <w:sz w:val="28"/>
+          <w:szCs w:val="28"/>
+          <w:lang w:val="vi-VN"/>
+        </w:rPr>
+        <w:t xml:space="preserve">Tính bảo mật dữ liệu </w:t>
+      </w:r>
+    </w:p>
+    <w:p>
+      <w:pPr>
+        <w:numPr>
+          <w:ilvl w:val="0"/>
+          <w:numId w:val="5"/>
+        </w:numPr>
+        <w:spacing w:after="160" w:line="360" w:lineRule="auto"/>
+        <w:ind w:left="420" w:leftChars="0" w:hanging="420" w:firstLineChars="0"/>
+        <w:jc w:val="both"/>
+        <w:rPr>
+          <w:rFonts w:hint="default"/>
+          <w:sz w:val="28"/>
+          <w:szCs w:val="28"/>
+          <w:lang w:val="vi-VN"/>
+        </w:rPr>
+      </w:pPr>
+      <w:r>
+        <w:rPr>
+          <w:rFonts w:hint="default"/>
+          <w:sz w:val="28"/>
+          <w:szCs w:val="28"/>
+          <w:lang w:val="vi-VN"/>
+        </w:rPr>
+        <w:t xml:space="preserve">Nội dung file nhạc không bị lộ khi truyền: chỉ client hợp lệ mới nhận và giải mã thành âm thanh </w:t>
+      </w:r>
+    </w:p>
+    <w:p>
+      <w:pPr>
+        <w:numPr>
+          <w:ilvl w:val="0"/>
+          <w:numId w:val="5"/>
+        </w:numPr>
+        <w:spacing w:after="160" w:line="360" w:lineRule="auto"/>
+        <w:ind w:left="420" w:leftChars="0" w:hanging="420" w:firstLineChars="0"/>
+        <w:jc w:val="both"/>
+        <w:rPr>
+          <w:rFonts w:hint="default"/>
+          <w:sz w:val="28"/>
+          <w:szCs w:val="28"/>
+          <w:lang w:val="vi-VN"/>
+        </w:rPr>
+      </w:pPr>
+      <w:r>
+        <w:rPr>
+          <w:rFonts w:hint="default"/>
+          <w:sz w:val="28"/>
+          <w:szCs w:val="28"/>
+          <w:lang w:val="vi-VN"/>
+        </w:rPr>
+        <w:t>DEK lưu trong DB dưới dạng đã mã hóa bằng KMS</w:t>
+      </w:r>
+    </w:p>
+    <w:p>
+      <w:pPr>
+        <w:numPr>
+          <w:ilvl w:val="0"/>
+          <w:numId w:val="5"/>
+        </w:numPr>
+        <w:spacing w:after="160" w:line="360" w:lineRule="auto"/>
+        <w:ind w:left="420" w:leftChars="0" w:hanging="420" w:firstLineChars="0"/>
+        <w:jc w:val="both"/>
+        <w:rPr>
+          <w:rFonts w:hint="default"/>
+          <w:sz w:val="28"/>
+          <w:szCs w:val="28"/>
+          <w:lang w:val="vi-VN"/>
+        </w:rPr>
+      </w:pPr>
+      <w:r>
+        <w:rPr>
+          <w:rFonts w:hint="default"/>
+          <w:sz w:val="28"/>
+          <w:szCs w:val="28"/>
+          <w:lang w:val="vi-VN"/>
+        </w:rPr>
+        <w:t>Truyền chunk ciphertext qua HTTPS</w:t>
+      </w:r>
+    </w:p>
+    <w:p>
+      <w:pPr>
+        <w:numPr>
+          <w:ilvl w:val="1"/>
+          <w:numId w:val="2"/>
+        </w:numPr>
+        <w:ind w:left="0" w:leftChars="0" w:firstLine="0" w:firstLineChars="0"/>
+        <w:rPr>
+          <w:rFonts w:hint="default"/>
+          <w:sz w:val="28"/>
+          <w:szCs w:val="28"/>
+          <w:lang w:val="vi-VN"/>
+        </w:rPr>
+      </w:pPr>
+      <w:r>
+        <w:rPr>
+          <w:rFonts w:hint="default"/>
+          <w:sz w:val="28"/>
+          <w:szCs w:val="28"/>
+          <w:lang w:val="vi-VN"/>
+        </w:rPr>
+        <w:t xml:space="preserve">Tính toàn vẹn </w:t>
+      </w:r>
+    </w:p>
+    <w:p>
+      <w:pPr>
+        <w:numPr>
+          <w:ilvl w:val="0"/>
+          <w:numId w:val="6"/>
+        </w:numPr>
+        <w:spacing w:after="160" w:line="360" w:lineRule="auto"/>
+        <w:ind w:left="420" w:leftChars="0" w:hanging="420" w:firstLineChars="0"/>
+        <w:jc w:val="both"/>
+        <w:rPr>
+          <w:rFonts w:hint="default"/>
+          <w:sz w:val="28"/>
+          <w:szCs w:val="28"/>
+          <w:lang w:val="vi-VN"/>
+        </w:rPr>
+      </w:pPr>
+      <w:r>
+        <w:rPr>
+          <w:rFonts w:hint="default"/>
+          <w:sz w:val="28"/>
+          <w:szCs w:val="28"/>
+          <w:lang w:val="vi-VN"/>
+        </w:rPr>
+        <w:t>Dữ liệu nhận đúng như server gửi: AES-GCM chống tampering gốc ,chaotic header seed mỗi chunk,client kiểm tra framing.</w:t>
+      </w:r>
+    </w:p>
+    <w:p>
+      <w:pPr>
+        <w:numPr>
+          <w:ilvl w:val="0"/>
+          <w:numId w:val="6"/>
+        </w:numPr>
+        <w:spacing w:after="160" w:line="360" w:lineRule="auto"/>
+        <w:ind w:left="420" w:leftChars="0" w:hanging="420" w:firstLineChars="0"/>
+        <w:jc w:val="both"/>
+        <w:rPr>
+          <w:rFonts w:hint="default"/>
+          <w:sz w:val="28"/>
+          <w:szCs w:val="28"/>
+          <w:lang w:val="vi-VN"/>
+        </w:rPr>
+      </w:pPr>
+      <w:r>
+        <w:rPr>
+          <w:rFonts w:hint="default"/>
+          <w:sz w:val="28"/>
+          <w:szCs w:val="28"/>
+          <w:lang w:val="vi-VN"/>
+        </w:rPr>
+        <w:t>Nếu chunk bị tampered,client phát hiện lỗi decrypt hoặc decode,dừng stream</w:t>
+      </w:r>
+    </w:p>
+    <w:p>
+      <w:pPr>
+        <w:numPr>
+          <w:ilvl w:val="1"/>
+          <w:numId w:val="2"/>
+        </w:numPr>
+        <w:ind w:left="0" w:leftChars="0" w:firstLine="0" w:firstLineChars="0"/>
+        <w:rPr>
+          <w:rFonts w:hint="default"/>
+          <w:sz w:val="28"/>
+          <w:szCs w:val="28"/>
+          <w:lang w:val="vi-VN"/>
+        </w:rPr>
+      </w:pPr>
+      <w:r>
+        <w:rPr>
+          <w:rFonts w:hint="default"/>
+          <w:sz w:val="28"/>
+          <w:szCs w:val="28"/>
+          <w:lang w:val="vi-VN"/>
+        </w:rPr>
+        <w:t xml:space="preserve">Tính xác thực </w:t>
+      </w:r>
+    </w:p>
+    <w:p>
+      <w:pPr>
+        <w:numPr>
+          <w:ilvl w:val="0"/>
+          <w:numId w:val="7"/>
+        </w:numPr>
+        <w:spacing w:after="160" w:line="360" w:lineRule="auto"/>
+        <w:ind w:left="420" w:leftChars="0" w:hanging="420" w:firstLineChars="0"/>
+        <w:jc w:val="both"/>
+        <w:rPr>
+          <w:rFonts w:hint="default"/>
+          <w:sz w:val="28"/>
+          <w:szCs w:val="28"/>
+          <w:lang w:val="vi-VN"/>
+        </w:rPr>
+      </w:pPr>
+      <w:r>
+        <w:rPr>
+          <w:rFonts w:hint="default"/>
+          <w:sz w:val="28"/>
+          <w:szCs w:val="28"/>
+          <w:lang w:val="vi-VN"/>
+        </w:rPr>
+        <w:t xml:space="preserve">Chỉ user đã login và có quyền streaming mới được truy cập endpoint </w:t>
+      </w:r>
+    </w:p>
+    <w:p>
+      <w:pPr>
+        <w:numPr>
+          <w:ilvl w:val="0"/>
+          <w:numId w:val="7"/>
+        </w:numPr>
+        <w:spacing w:after="160" w:line="360" w:lineRule="auto"/>
+        <w:ind w:left="420" w:leftChars="0" w:hanging="420" w:firstLineChars="0"/>
+        <w:jc w:val="both"/>
+        <w:rPr>
+          <w:rFonts w:hint="default"/>
+          <w:sz w:val="28"/>
+          <w:szCs w:val="28"/>
+          <w:lang w:val="vi-VN"/>
+        </w:rPr>
+      </w:pPr>
+      <w:r>
+        <w:rPr>
+          <w:rFonts w:hint="default"/>
+          <w:sz w:val="28"/>
+          <w:szCs w:val="28"/>
+          <w:lang w:val="vi-VN"/>
+        </w:rPr>
+        <w:t>Session seed ECDH đảm bảo client-server share seed hợp lệ,chống MITM trong bước seed exchange(qua TLS)</w:t>
+      </w:r>
+    </w:p>
+    <w:p>
+      <w:pPr>
+        <w:numPr>
+          <w:ilvl w:val="0"/>
+          <w:numId w:val="7"/>
+        </w:numPr>
+        <w:spacing w:after="160" w:line="360" w:lineRule="auto"/>
+        <w:ind w:left="420" w:leftChars="0" w:hanging="420" w:firstLineChars="0"/>
+        <w:jc w:val="both"/>
+        <w:rPr>
+          <w:rFonts w:hint="default"/>
+          <w:sz w:val="28"/>
+          <w:szCs w:val="28"/>
+          <w:lang w:val="vi-VN"/>
+        </w:rPr>
+      </w:pPr>
+      <w:r>
+        <w:rPr>
+          <w:rFonts w:hint="default"/>
+          <w:sz w:val="28"/>
+          <w:szCs w:val="28"/>
+          <w:lang w:val="vi-VN"/>
+        </w:rPr>
+        <w:t>Token/session bảo vệ endpoin streaming</w:t>
+      </w:r>
+    </w:p>
+    <w:p>
+      <w:pPr>
+        <w:numPr>
+          <w:ilvl w:val="1"/>
+          <w:numId w:val="2"/>
+        </w:numPr>
+        <w:ind w:left="0" w:leftChars="0" w:firstLine="0" w:firstLineChars="0"/>
+        <w:rPr>
+          <w:rFonts w:hint="default"/>
+          <w:sz w:val="28"/>
+          <w:szCs w:val="28"/>
+          <w:lang w:val="vi-VN"/>
+        </w:rPr>
+      </w:pPr>
+      <w:r>
+        <w:rPr>
+          <w:rFonts w:hint="default"/>
+          <w:sz w:val="28"/>
+          <w:szCs w:val="28"/>
+          <w:lang w:val="vi-VN"/>
+        </w:rPr>
+        <w:t xml:space="preserve">Tính khả dụng </w:t>
+      </w:r>
+    </w:p>
+    <w:p>
+      <w:pPr>
+        <w:numPr>
+          <w:ilvl w:val="0"/>
+          <w:numId w:val="8"/>
+        </w:numPr>
+        <w:spacing w:after="160" w:line="360" w:lineRule="auto"/>
+        <w:ind w:left="420" w:leftChars="0" w:hanging="420" w:firstLineChars="0"/>
+        <w:jc w:val="both"/>
+        <w:rPr>
+          <w:rFonts w:hint="default"/>
+          <w:sz w:val="28"/>
+          <w:szCs w:val="28"/>
+          <w:lang w:val="vi-VN"/>
+        </w:rPr>
+      </w:pPr>
+      <w:r>
+        <w:rPr>
+          <w:rFonts w:hint="default"/>
+          <w:sz w:val="28"/>
+          <w:szCs w:val="28"/>
+          <w:lang w:val="vi-VN"/>
+        </w:rPr>
+        <w:t xml:space="preserve">Hệ thống đáp ứung streaming mượt cho user hợp lệ </w:t>
+      </w:r>
+    </w:p>
+    <w:p>
+      <w:pPr>
+        <w:numPr>
+          <w:ilvl w:val="0"/>
+          <w:numId w:val="8"/>
+        </w:numPr>
+        <w:spacing w:after="160" w:line="360" w:lineRule="auto"/>
+        <w:ind w:left="420" w:leftChars="0" w:hanging="420" w:firstLineChars="0"/>
+        <w:jc w:val="both"/>
+        <w:rPr>
+          <w:rFonts w:hint="default"/>
+          <w:sz w:val="28"/>
+          <w:szCs w:val="28"/>
+          <w:lang w:val="vi-VN"/>
+        </w:rPr>
+      </w:pPr>
+      <w:r>
+        <w:rPr>
+          <w:rFonts w:hint="default"/>
+          <w:sz w:val="28"/>
+          <w:szCs w:val="28"/>
+          <w:lang w:val="vi-VN"/>
+        </w:rPr>
+        <w:t>Khi user play lại, hệ thống reset bufffer đúng không bị crash</w:t>
+      </w:r>
+    </w:p>
+    <w:p>
+      <w:pPr>
+        <w:numPr>
+          <w:ilvl w:val="1"/>
+          <w:numId w:val="2"/>
+        </w:numPr>
+        <w:ind w:left="0" w:leftChars="0" w:firstLine="0" w:firstLineChars="0"/>
+        <w:rPr>
+          <w:rFonts w:hint="default"/>
+          <w:sz w:val="28"/>
+          <w:szCs w:val="28"/>
+          <w:lang w:val="vi-VN"/>
+        </w:rPr>
+      </w:pPr>
+      <w:r>
+        <w:rPr>
+          <w:rFonts w:hint="default"/>
+          <w:sz w:val="28"/>
+          <w:szCs w:val="28"/>
+          <w:lang w:val="vi-VN"/>
+        </w:rPr>
+        <w:t xml:space="preserve">Tính không phủ nhận </w:t>
+      </w:r>
+    </w:p>
+    <w:p>
+      <w:pPr>
+        <w:numPr>
+          <w:ilvl w:val="0"/>
+          <w:numId w:val="9"/>
+        </w:numPr>
+        <w:spacing w:after="160" w:line="360" w:lineRule="auto"/>
+        <w:ind w:left="420" w:leftChars="0" w:hanging="420" w:firstLineChars="0"/>
+        <w:jc w:val="both"/>
+        <w:rPr>
+          <w:rFonts w:hint="default"/>
+          <w:sz w:val="28"/>
+          <w:szCs w:val="28"/>
+          <w:lang w:val="vi-VN"/>
+        </w:rPr>
+      </w:pPr>
+      <w:r>
+        <w:rPr>
+          <w:rFonts w:hint="default"/>
+          <w:sz w:val="28"/>
+          <w:szCs w:val="28"/>
+          <w:lang w:val="vi-VN"/>
+        </w:rPr>
+        <w:t>Ghi log view_count khi streamin</w:t>
+      </w:r>
+    </w:p>
+    <w:p>
+      <w:pPr>
+        <w:numPr>
+          <w:ilvl w:val="0"/>
+          <w:numId w:val="9"/>
+        </w:numPr>
+        <w:spacing w:after="160" w:line="360" w:lineRule="auto"/>
+        <w:ind w:left="420" w:leftChars="0" w:hanging="420" w:firstLineChars="0"/>
+        <w:jc w:val="both"/>
+        <w:rPr>
+          <w:rFonts w:hint="default"/>
+          <w:lang w:val="vi-VN"/>
+        </w:rPr>
+      </w:pPr>
+      <w:r>
+        <w:rPr>
+          <w:rFonts w:hint="default"/>
+          <w:sz w:val="28"/>
+          <w:szCs w:val="28"/>
+          <w:lang w:val="vi-VN"/>
+        </w:rPr>
+        <w:t>Không cho phé</w:t>
+      </w:r>
+      <w:r>
+        <w:rPr>
+          <w:rFonts w:hint="default"/>
+          <w:lang w:val="vi-VN"/>
+        </w:rPr>
+        <w:t>p user chối bỏ hành vi tải hoặc nghe nhạc</w:t>
+      </w:r>
+    </w:p>
+    <w:p>
+      <w:pPr>
+        <w:pStyle w:val="2"/>
         <w:rPr>
           <w:rFonts w:ascii="Times New Roman" w:hAnsi="Times New Roman" w:cs="Times New Roman"/>
-          <w:sz w:val="28"/>
-          <w:szCs w:val="28"/>
-        </w:rPr>
-      </w:pPr>
-      <w:bookmarkStart w:id="5" w:name="_Toc155562179"/>
+        </w:rPr>
+      </w:pPr>
       <w:r>
         <w:rPr>
           <w:rFonts w:ascii="Times New Roman" w:hAnsi="Times New Roman" w:cs="Times New Roman"/>
-          <w:sz w:val="28"/>
-          <w:szCs w:val="28"/>
-        </w:rPr>
-        <w:t>3. Vai trò của các bên liên quan:</w:t>
-      </w:r>
-      <w:bookmarkEnd w:id="5"/>
-    </w:p>
-    <w:p>
-      <w:pPr>
-        <w:rPr>
-          <w:rFonts w:cs="Times New Roman"/>
-          <w:sz w:val="28"/>
-          <w:szCs w:val="28"/>
-        </w:rPr>
-      </w:pPr>
-      <w:r>
-        <w:rPr>
-          <w:rFonts w:cs="Times New Roman"/>
-          <w:sz w:val="28"/>
-          <w:szCs w:val="28"/>
-        </w:rPr>
-        <w:t>- Nhà cung cấp dịch vụ (Service Provider): Thực hiện các biện pháp bảo mật, cung cấp cơ chế mã hóa và đảm bảo tính khả dụng và chất lượng âm thanh cho người dùng.</w:t>
-      </w:r>
-    </w:p>
-    <w:p>
-      <w:pPr>
-        <w:rPr>
-          <w:rFonts w:cs="Times New Roman"/>
-          <w:sz w:val="28"/>
-          <w:szCs w:val="28"/>
-        </w:rPr>
-      </w:pPr>
-      <w:r>
-        <w:rPr>
-          <w:rFonts w:cs="Times New Roman"/>
-          <w:sz w:val="28"/>
-          <w:szCs w:val="28"/>
-        </w:rPr>
-        <w:t>- Tác giả (Author): Đăng tải các bản nhạc, file âm thanh.</w:t>
-      </w:r>
-    </w:p>
-    <w:p>
-      <w:pPr>
-        <w:rPr>
-          <w:rFonts w:cs="Times New Roman"/>
-          <w:sz w:val="28"/>
-          <w:szCs w:val="28"/>
-        </w:rPr>
-      </w:pPr>
-      <w:r>
-        <w:rPr>
-          <w:rFonts w:cs="Times New Roman"/>
-          <w:sz w:val="28"/>
-          <w:szCs w:val="28"/>
-        </w:rPr>
-        <w:t>- Người dùng (User): Những người đăng kí/ đăng nhập, mua bản quyền và sử dụng dịch vụ để có thể nghe các nội dung được phát.</w:t>
-      </w:r>
-    </w:p>
-    <w:p>
-      <w:pPr>
-        <w:rPr>
-          <w:rFonts w:cs="Times New Roman"/>
-          <w:sz w:val="28"/>
-          <w:szCs w:val="28"/>
-        </w:rPr>
-      </w:pPr>
-      <w:r>
-        <w:rPr>
-          <w:rFonts w:cs="Times New Roman"/>
-          <w:sz w:val="28"/>
-          <w:szCs w:val="28"/>
-        </w:rPr>
-        <w:t>- Hạ tầng (Infrastructure): Cung cấp nền tích cho dịch vụ lưu trữ, truyền tải dữ liệu mã hóa âm thanh an toàn, ổn định.</w:t>
-      </w:r>
-    </w:p>
-    <w:p>
-      <w:pPr>
-        <w:rPr>
-          <w:rFonts w:cs="Times New Roman"/>
-          <w:sz w:val="28"/>
-          <w:szCs w:val="28"/>
-        </w:rPr>
-      </w:pPr>
-      <w:r>
-        <w:rPr>
-          <w:rFonts w:cs="Times New Roman"/>
-          <w:sz w:val="28"/>
-          <w:szCs w:val="28"/>
-        </w:rPr>
-        <w:t>- Kẻ tấn công (Attacker): Cố gắng xâm phạm hệ thống để truy cập trái phép vào nội dung bản quyền.</w:t>
-      </w:r>
+        </w:rPr>
+        <w:t>II. Bối cảnh:</w:t>
+      </w:r>
+      <w:bookmarkEnd w:id="7"/>
     </w:p>
     <w:p>
       <w:pPr>
@@ -2430,102 +3998,325 @@
           <w:szCs w:val="28"/>
         </w:rPr>
       </w:pPr>
-      <w:bookmarkStart w:id="6" w:name="_Toc155562180"/>
+      <w:bookmarkStart w:id="8" w:name="_Toc155562182"/>
       <w:r>
         <w:rPr>
           <w:rFonts w:ascii="Times New Roman" w:hAnsi="Times New Roman" w:cs="Times New Roman"/>
           <w:sz w:val="28"/>
           <w:szCs w:val="28"/>
         </w:rPr>
-        <w:t>4. Giải pháp:</w:t>
-      </w:r>
-      <w:bookmarkEnd w:id="6"/>
-    </w:p>
-    <w:p>
-      <w:pPr>
-        <w:rPr>
-          <w:rFonts w:cs="Times New Roman"/>
-          <w:sz w:val="28"/>
-          <w:szCs w:val="28"/>
-        </w:rPr>
-      </w:pPr>
-      <w:r>
-        <w:rPr>
-          <w:rFonts w:cs="Times New Roman"/>
-          <w:sz w:val="28"/>
-          <w:szCs w:val="28"/>
-        </w:rPr>
-        <w:t xml:space="preserve">- Xây dựng nền tảng cung cấp dịch vụ nghe nhạc trực tuyến cho người dùng </w:t>
-      </w:r>
-    </w:p>
-    <w:p>
-      <w:pPr>
-        <w:rPr>
-          <w:rFonts w:cs="Times New Roman"/>
-          <w:sz w:val="28"/>
-          <w:szCs w:val="28"/>
-        </w:rPr>
-      </w:pPr>
-      <w:r>
-        <w:rPr>
-          <w:rFonts w:cs="Times New Roman"/>
-          <w:sz w:val="28"/>
-          <w:szCs w:val="28"/>
-        </w:rPr>
-        <w:t>- Mã hoá dữ liệu và lưu trữ</w:t>
-      </w:r>
-    </w:p>
-    <w:p>
-      <w:pPr>
-        <w:rPr>
-          <w:rFonts w:cs="Times New Roman"/>
-          <w:sz w:val="28"/>
-          <w:szCs w:val="28"/>
-        </w:rPr>
-      </w:pPr>
-      <w:r>
-        <w:rPr>
-          <w:rFonts w:cs="Times New Roman"/>
-          <w:sz w:val="28"/>
-          <w:szCs w:val="28"/>
-        </w:rPr>
-        <w:t>- Giải mã và cung cấp cho nền tảng giúp cung cấp đến người dùng</w:t>
-      </w:r>
-    </w:p>
-    <w:p>
-      <w:pPr>
-        <w:pStyle w:val="2"/>
+        <w:t xml:space="preserve">1. </w:t>
+      </w:r>
+      <w:r>
+        <w:rPr>
+          <w:rFonts w:hint="default" w:ascii="Times New Roman" w:hAnsi="Times New Roman" w:cs="Times New Roman"/>
+          <w:sz w:val="28"/>
+          <w:szCs w:val="28"/>
+          <w:lang w:val="vi-VN"/>
+        </w:rPr>
+        <w:t>Stream cipher (mã hóa dòng )</w:t>
+      </w:r>
+      <w:r>
         <w:rPr>
           <w:rFonts w:ascii="Times New Roman" w:hAnsi="Times New Roman" w:cs="Times New Roman"/>
-        </w:rPr>
-      </w:pPr>
-      <w:bookmarkStart w:id="7" w:name="_Toc155562181"/>
+          <w:sz w:val="28"/>
+          <w:szCs w:val="28"/>
+        </w:rPr>
+        <w:t>:</w:t>
+      </w:r>
+      <w:bookmarkEnd w:id="8"/>
+    </w:p>
+    <w:p>
+      <w:pPr>
+        <w:rPr>
+          <w:rFonts w:hint="default" w:cs="Times New Roman"/>
+          <w:sz w:val="28"/>
+          <w:szCs w:val="28"/>
+          <w:lang w:val="vi-VN"/>
+        </w:rPr>
+      </w:pPr>
+      <w:r>
+        <w:rPr>
+          <w:rFonts w:hint="default" w:cs="Times New Roman"/>
+          <w:sz w:val="28"/>
+          <w:szCs w:val="28"/>
+          <w:lang w:val="vi-VN"/>
+        </w:rPr>
+        <w:t>- Stream cipher là một loại thuật toán mã hóa khối đối xứng mà mã hóa dữ liệu bit-by-bit hoặc byte-by-byte. Nó hoạt động bằng cách tạo ra một chuỗi bit giả ngẫu nhiên (gọi là keystream - dòng khóa ),sau đó kết hợp chuõi này với bản rõ( plaintext) bằng phép toán XOR</w:t>
+      </w:r>
+    </w:p>
+    <w:p>
+      <w:pPr>
+        <w:rPr>
+          <w:rFonts w:hint="default" w:cs="Times New Roman"/>
+          <w:sz w:val="28"/>
+          <w:szCs w:val="28"/>
+          <w:lang w:val="vi-VN"/>
+        </w:rPr>
+      </w:pPr>
+      <w:r>
+        <w:rPr>
+          <w:rFonts w:hint="default" w:cs="Times New Roman"/>
+          <w:sz w:val="28"/>
+          <w:szCs w:val="28"/>
+          <w:lang w:val="vi-VN"/>
+        </w:rPr>
+        <w:t>- Nguyên lý hoạt động:</w:t>
+      </w:r>
+      <w:r>
+        <w:rPr>
+          <w:rFonts w:hint="default" w:cs="Times New Roman"/>
+          <w:sz w:val="28"/>
+          <w:szCs w:val="28"/>
+          <w:lang w:val="vi-VN"/>
+        </w:rPr>
+        <w:br w:type="textWrapping"/>
+      </w:r>
+      <w:r>
+        <w:rPr>
+          <w:rFonts w:hint="default" w:cs="Times New Roman"/>
+          <w:sz w:val="28"/>
+          <w:szCs w:val="28"/>
+          <w:lang w:val="vi-VN"/>
+        </w:rPr>
+        <w:tab/>
+      </w:r>
+      <w:r>
+        <w:rPr>
+          <w:rFonts w:hint="default" w:cs="Times New Roman"/>
+          <w:sz w:val="28"/>
+          <w:szCs w:val="28"/>
+          <w:lang w:val="vi-VN"/>
+        </w:rPr>
+        <w:t>+ Bộ sinh dòng khóa:đây là thành phần cốt lõi sử dụng một khóa bí mật (secret key) và thường là một giá trị khởi tạo (IV) để tạo ra một chuỗi bit dài,trông có vẻ ngẫu nhiên.</w:t>
+      </w:r>
+    </w:p>
+    <w:p>
+      <w:pPr>
+        <w:rPr>
+          <w:rFonts w:hint="default" w:cs="Times New Roman"/>
+          <w:sz w:val="28"/>
+          <w:szCs w:val="28"/>
+          <w:lang w:val="vi-VN"/>
+        </w:rPr>
+      </w:pPr>
+      <w:r>
+        <w:rPr>
+          <w:rFonts w:hint="default" w:cs="Times New Roman"/>
+          <w:sz w:val="28"/>
+          <w:szCs w:val="28"/>
+          <w:lang w:val="vi-VN"/>
+        </w:rPr>
+        <w:tab/>
+      </w:r>
+      <w:r>
+        <w:rPr>
+          <w:rFonts w:hint="default" w:cs="Times New Roman"/>
+          <w:sz w:val="28"/>
+          <w:szCs w:val="28"/>
+          <w:lang w:val="vi-VN"/>
+        </w:rPr>
+        <w:t>+ Phép toán XOR: mỗi bit của bản rõ được XOR với bit tương ứng của dòng khóa để tạo ra bản mã(ciphertext).Quá trình giải mã cũng tương tự:  bản mã được XOR với cùng 1 dòng khóa để khôi phục plaintext</w:t>
+      </w:r>
+    </w:p>
+    <w:p>
+      <w:pPr>
+        <w:rPr>
+          <w:rFonts w:hint="default" w:cs="Times New Roman"/>
+          <w:sz w:val="28"/>
+          <w:szCs w:val="28"/>
+          <w:lang w:val="vi-VN"/>
+        </w:rPr>
+      </w:pPr>
+      <w:r>
+        <w:rPr>
+          <w:rFonts w:hint="default" w:cs="Times New Roman"/>
+          <w:sz w:val="28"/>
+          <w:szCs w:val="28"/>
+          <w:lang w:val="vi-VN"/>
+        </w:rPr>
+        <w:t>- Ưu điểm:</w:t>
+      </w:r>
+    </w:p>
+    <w:p>
+      <w:pPr>
+        <w:rPr>
+          <w:rFonts w:hint="default" w:cs="Times New Roman"/>
+          <w:sz w:val="28"/>
+          <w:szCs w:val="28"/>
+          <w:lang w:val="vi-VN"/>
+        </w:rPr>
+      </w:pPr>
+      <w:r>
+        <w:rPr>
+          <w:rFonts w:hint="default" w:cs="Times New Roman"/>
+          <w:sz w:val="28"/>
+          <w:szCs w:val="28"/>
+          <w:lang w:val="vi-VN"/>
+        </w:rPr>
+        <w:tab/>
+      </w:r>
+      <w:r>
+        <w:rPr>
+          <w:rFonts w:hint="default" w:cs="Times New Roman"/>
+          <w:sz w:val="28"/>
+          <w:szCs w:val="28"/>
+          <w:lang w:val="vi-VN"/>
+        </w:rPr>
+        <w:t>+ Tốc độ cao: thường rất nhanh trong việc mã hóa và giải mã, phù hợp cho các ứng dụng yêu cầu hiệu suất cao như truyền tải dữ liệu thời gian thực.</w:t>
+      </w:r>
+    </w:p>
+    <w:p>
+      <w:pPr>
+        <w:rPr>
+          <w:rFonts w:hint="default" w:cs="Times New Roman"/>
+          <w:sz w:val="28"/>
+          <w:szCs w:val="28"/>
+          <w:lang w:val="vi-VN"/>
+        </w:rPr>
+      </w:pPr>
+      <w:r>
+        <w:rPr>
+          <w:rFonts w:hint="default" w:cs="Times New Roman"/>
+          <w:sz w:val="28"/>
+          <w:szCs w:val="28"/>
+          <w:lang w:val="vi-VN"/>
+        </w:rPr>
+        <w:tab/>
+      </w:r>
+      <w:r>
+        <w:rPr>
+          <w:rFonts w:hint="default" w:cs="Times New Roman"/>
+          <w:sz w:val="28"/>
+          <w:szCs w:val="28"/>
+          <w:lang w:val="vi-VN"/>
+        </w:rPr>
+        <w:t>+ Không lan truyền lỗi: Lỗi trong bản mã thường chỉ ảnh hưởng đến bit tương ứng trong bản rõ, không lan sang các bit khác</w:t>
+      </w:r>
+    </w:p>
+    <w:p>
+      <w:pPr>
+        <w:rPr>
+          <w:rFonts w:hint="default" w:cs="Times New Roman"/>
+          <w:sz w:val="28"/>
+          <w:szCs w:val="28"/>
+          <w:lang w:val="vi-VN"/>
+        </w:rPr>
+      </w:pPr>
+      <w:r>
+        <w:rPr>
+          <w:rFonts w:hint="default" w:cs="Times New Roman"/>
+          <w:sz w:val="28"/>
+          <w:szCs w:val="28"/>
+          <w:lang w:val="vi-VN"/>
+        </w:rPr>
+        <w:tab/>
+      </w:r>
+      <w:r>
+        <w:rPr>
+          <w:rFonts w:hint="default" w:cs="Times New Roman"/>
+          <w:sz w:val="28"/>
+          <w:szCs w:val="28"/>
+          <w:lang w:val="vi-VN"/>
+        </w:rPr>
+        <w:t>+ Không yêu cầu padding: không cần thêm phần đệm vào cuối dữ liệu.</w:t>
+      </w:r>
+    </w:p>
+    <w:p>
+      <w:pPr>
+        <w:rPr>
+          <w:rFonts w:hint="default" w:cs="Times New Roman"/>
+          <w:sz w:val="28"/>
+          <w:szCs w:val="28"/>
+          <w:lang w:val="vi-VN"/>
+        </w:rPr>
+      </w:pPr>
+      <w:r>
+        <w:rPr>
+          <w:rFonts w:hint="default" w:cs="Times New Roman"/>
+          <w:sz w:val="28"/>
+          <w:szCs w:val="28"/>
+          <w:lang w:val="vi-VN"/>
+        </w:rPr>
+        <w:t>- Nhược điểm:</w:t>
+      </w:r>
+    </w:p>
+    <w:p>
+      <w:pPr>
+        <w:rPr>
+          <w:rFonts w:hint="default" w:cs="Times New Roman"/>
+          <w:sz w:val="28"/>
+          <w:szCs w:val="28"/>
+          <w:lang w:val="vi-VN"/>
+        </w:rPr>
+      </w:pPr>
+      <w:r>
+        <w:rPr>
+          <w:rFonts w:hint="default" w:cs="Times New Roman"/>
+          <w:sz w:val="28"/>
+          <w:szCs w:val="28"/>
+          <w:lang w:val="vi-VN"/>
+        </w:rPr>
+        <w:tab/>
+      </w:r>
+      <w:r>
+        <w:rPr>
+          <w:rFonts w:hint="default" w:cs="Times New Roman"/>
+          <w:sz w:val="28"/>
+          <w:szCs w:val="28"/>
+          <w:lang w:val="vi-VN"/>
+        </w:rPr>
+        <w:t>+ Dễ bị tấn công nếu dòng khóa bị tái sử dụng: nếu cùng một khóa được sử dụng để mã hóa hai bản rõ khác nhau, tính bảo mật sẽ bị phá vỡ nghiêm trịng.</w:t>
+      </w:r>
+    </w:p>
+    <w:p>
+      <w:pPr>
+        <w:rPr>
+          <w:rFonts w:hint="default" w:cs="Times New Roman"/>
+          <w:sz w:val="28"/>
+          <w:szCs w:val="28"/>
+          <w:lang w:val="vi-VN"/>
+        </w:rPr>
+      </w:pPr>
+      <w:r>
+        <w:rPr>
+          <w:rFonts w:hint="default" w:cs="Times New Roman"/>
+          <w:sz w:val="28"/>
+          <w:szCs w:val="28"/>
+          <w:lang w:val="vi-VN"/>
+        </w:rPr>
+        <w:tab/>
+      </w:r>
+      <w:r>
+        <w:rPr>
+          <w:rFonts w:hint="default" w:cs="Times New Roman"/>
+          <w:sz w:val="28"/>
+          <w:szCs w:val="28"/>
+          <w:lang w:val="vi-VN"/>
+        </w:rPr>
+        <w:t>+ yêu cầu đồng bộ hóa: client -server phải  trao đổi khóa</w:t>
+      </w:r>
+    </w:p>
+    <w:p>
+      <w:pPr>
+        <w:pStyle w:val="3"/>
+        <w:rPr>
+          <w:rFonts w:hint="default" w:ascii="Times New Roman" w:hAnsi="Times New Roman" w:cs="Times New Roman"/>
+          <w:sz w:val="28"/>
+          <w:szCs w:val="28"/>
+          <w:lang w:val="vi-VN"/>
+        </w:rPr>
+      </w:pPr>
+      <w:bookmarkStart w:id="9" w:name="_Toc155562183"/>
       <w:r>
         <w:rPr>
           <w:rFonts w:ascii="Times New Roman" w:hAnsi="Times New Roman" w:cs="Times New Roman"/>
-        </w:rPr>
-        <w:t>II. Bối cảnh:</w:t>
-      </w:r>
-      <w:bookmarkEnd w:id="7"/>
-    </w:p>
-    <w:p>
-      <w:pPr>
-        <w:pStyle w:val="3"/>
-        <w:rPr>
-          <w:rFonts w:ascii="Times New Roman" w:hAnsi="Times New Roman" w:cs="Times New Roman"/>
-          <w:sz w:val="28"/>
-          <w:szCs w:val="28"/>
-        </w:rPr>
-      </w:pPr>
-      <w:bookmarkStart w:id="8" w:name="_Toc155562182"/>
-      <w:r>
-        <w:rPr>
-          <w:rFonts w:ascii="Times New Roman" w:hAnsi="Times New Roman" w:cs="Times New Roman"/>
-          <w:sz w:val="28"/>
-          <w:szCs w:val="28"/>
-        </w:rPr>
-        <w:t xml:space="preserve">1. </w:t>
-      </w:r>
+          <w:sz w:val="28"/>
+          <w:szCs w:val="28"/>
+        </w:rPr>
+        <w:t xml:space="preserve">2. </w:t>
+      </w:r>
+      <w:bookmarkEnd w:id="9"/>
       <w:r>
         <w:rPr>
           <w:rFonts w:hint="default" w:ascii="Times New Roman" w:hAnsi="Times New Roman" w:cs="Times New Roman"/>
@@ -2533,317 +4324,7 @@
           <w:szCs w:val="28"/>
           <w:lang w:val="vi-VN"/>
         </w:rPr>
-        <w:t>Stream cipher (mã hóa dòng )</w:t>
-      </w:r>
-      <w:r>
-        <w:rPr>
-          <w:rFonts w:ascii="Times New Roman" w:hAnsi="Times New Roman" w:cs="Times New Roman"/>
-          <w:sz w:val="28"/>
-          <w:szCs w:val="28"/>
-        </w:rPr>
-        <w:t>:</w:t>
-      </w:r>
-      <w:bookmarkEnd w:id="8"/>
-    </w:p>
-    <w:p>
-      <w:pPr>
-        <w:rPr>
-          <w:rFonts w:hint="default" w:cs="Times New Roman"/>
-          <w:sz w:val="28"/>
-          <w:szCs w:val="28"/>
-          <w:lang w:val="vi-VN"/>
-        </w:rPr>
-      </w:pPr>
-      <w:r>
-        <w:rPr>
-          <w:rFonts w:hint="default" w:cs="Times New Roman"/>
-          <w:sz w:val="28"/>
-          <w:szCs w:val="28"/>
-          <w:lang w:val="vi-VN"/>
-        </w:rPr>
-        <w:t>- Stream cipher là một loại thuật toán mã hóa khối đối xứng mà mã hóa dữ liệu bit-by-bit hoặc byte-by-byte. Nó hoạt động bằng cách tạo ra một chuỗi bit giả ngẫu nhiên (gọi là keystream - dòng khóa ),sau đó kết hợp chuõi này với bản rõ( plaintext) bằng phép toán XOR</w:t>
-      </w:r>
-    </w:p>
-    <w:p>
-      <w:pPr>
-        <w:rPr>
-          <w:rFonts w:hint="default" w:cs="Times New Roman"/>
-          <w:sz w:val="28"/>
-          <w:szCs w:val="28"/>
-          <w:lang w:val="vi-VN"/>
-        </w:rPr>
-      </w:pPr>
-      <w:r>
-        <w:rPr>
-          <w:rFonts w:hint="default" w:cs="Times New Roman"/>
-          <w:sz w:val="28"/>
-          <w:szCs w:val="28"/>
-          <w:lang w:val="vi-VN"/>
-        </w:rPr>
-        <w:t>- Nguyên lý hoạt động:</w:t>
-      </w:r>
-      <w:r>
-        <w:rPr>
-          <w:rFonts w:hint="default" w:cs="Times New Roman"/>
-          <w:sz w:val="28"/>
-          <w:szCs w:val="28"/>
-          <w:lang w:val="vi-VN"/>
-        </w:rPr>
-        <w:br w:type="textWrapping"/>
-      </w:r>
-      <w:r>
-        <w:rPr>
-          <w:rFonts w:hint="default" w:cs="Times New Roman"/>
-          <w:sz w:val="28"/>
-          <w:szCs w:val="28"/>
-          <w:lang w:val="vi-VN"/>
-        </w:rPr>
-        <w:tab/>
-      </w:r>
-      <w:r>
-        <w:rPr>
-          <w:rFonts w:hint="default" w:cs="Times New Roman"/>
-          <w:sz w:val="28"/>
-          <w:szCs w:val="28"/>
-          <w:lang w:val="vi-VN"/>
-        </w:rPr>
-        <w:t>+ Bộ sinh dòng khóa:đây là thành phần cốt lõi sử dụng một khóa bí mật (secret key) và thường là một giá trị khởi tạo (IV) để tạo ra một chuỗi bit dài,trông có vẻ ngẫu nhiên.</w:t>
-      </w:r>
-    </w:p>
-    <w:p>
-      <w:pPr>
-        <w:rPr>
-          <w:rFonts w:hint="default" w:cs="Times New Roman"/>
-          <w:sz w:val="28"/>
-          <w:szCs w:val="28"/>
-          <w:lang w:val="vi-VN"/>
-        </w:rPr>
-      </w:pPr>
-      <w:r>
-        <w:rPr>
-          <w:rFonts w:hint="default" w:cs="Times New Roman"/>
-          <w:sz w:val="28"/>
-          <w:szCs w:val="28"/>
-          <w:lang w:val="vi-VN"/>
-        </w:rPr>
-        <w:tab/>
-      </w:r>
-      <w:r>
-        <w:rPr>
-          <w:rFonts w:hint="default" w:cs="Times New Roman"/>
-          <w:sz w:val="28"/>
-          <w:szCs w:val="28"/>
-          <w:lang w:val="vi-VN"/>
-        </w:rPr>
-        <w:t>+ Phép toán XOR: mỗi bit của bản rõ được XOR với bit tương ứng của dòng khóa để tạo ra bản mã(ciphertext).Quá trình giải mã cũng tương tự:  bản mã được XOR với cùng 1 dòng khóa để khôi phục plaintext</w:t>
-      </w:r>
-    </w:p>
-    <w:p>
-      <w:pPr>
-        <w:rPr>
-          <w:rFonts w:hint="default" w:cs="Times New Roman"/>
-          <w:sz w:val="28"/>
-          <w:szCs w:val="28"/>
-          <w:lang w:val="vi-VN"/>
-        </w:rPr>
-      </w:pPr>
-      <w:r>
-        <w:rPr>
-          <w:rFonts w:hint="default" w:cs="Times New Roman"/>
-          <w:sz w:val="28"/>
-          <w:szCs w:val="28"/>
-          <w:lang w:val="vi-VN"/>
-        </w:rPr>
-        <w:t>- Ưu điểm:</w:t>
-      </w:r>
-    </w:p>
-    <w:p>
-      <w:pPr>
-        <w:rPr>
-          <w:rFonts w:hint="default" w:cs="Times New Roman"/>
-          <w:sz w:val="28"/>
-          <w:szCs w:val="28"/>
-          <w:lang w:val="vi-VN"/>
-        </w:rPr>
-      </w:pPr>
-      <w:r>
-        <w:rPr>
-          <w:rFonts w:hint="default" w:cs="Times New Roman"/>
-          <w:sz w:val="28"/>
-          <w:szCs w:val="28"/>
-          <w:lang w:val="vi-VN"/>
-        </w:rPr>
-        <w:tab/>
-      </w:r>
-      <w:r>
-        <w:rPr>
-          <w:rFonts w:hint="default" w:cs="Times New Roman"/>
-          <w:sz w:val="28"/>
-          <w:szCs w:val="28"/>
-          <w:lang w:val="vi-VN"/>
-        </w:rPr>
-        <w:t>+ Tốc độ cao: thường rất nhanh trong việc mã hóa và giải mã, phù hợp cho các ứng dụng yêu cầu hiệu suất cao như truyền tải dữ liệu thời gian thực.</w:t>
-      </w:r>
-    </w:p>
-    <w:p>
-      <w:pPr>
-        <w:rPr>
-          <w:rFonts w:hint="default" w:cs="Times New Roman"/>
-          <w:sz w:val="28"/>
-          <w:szCs w:val="28"/>
-          <w:lang w:val="vi-VN"/>
-        </w:rPr>
-      </w:pPr>
-      <w:r>
-        <w:rPr>
-          <w:rFonts w:hint="default" w:cs="Times New Roman"/>
-          <w:sz w:val="28"/>
-          <w:szCs w:val="28"/>
-          <w:lang w:val="vi-VN"/>
-        </w:rPr>
-        <w:tab/>
-      </w:r>
-      <w:r>
-        <w:rPr>
-          <w:rFonts w:hint="default" w:cs="Times New Roman"/>
-          <w:sz w:val="28"/>
-          <w:szCs w:val="28"/>
-          <w:lang w:val="vi-VN"/>
-        </w:rPr>
-        <w:t>+ Không lan truyền lỗi: Lỗi trong bản mã thường chỉ ảnh hưởng đến bit tương ứng trong bản rõ, không lan sang các bit khác</w:t>
-      </w:r>
-    </w:p>
-    <w:p>
-      <w:pPr>
-        <w:rPr>
-          <w:rFonts w:hint="default" w:cs="Times New Roman"/>
-          <w:sz w:val="28"/>
-          <w:szCs w:val="28"/>
-          <w:lang w:val="vi-VN"/>
-        </w:rPr>
-      </w:pPr>
-      <w:r>
-        <w:rPr>
-          <w:rFonts w:hint="default" w:cs="Times New Roman"/>
-          <w:sz w:val="28"/>
-          <w:szCs w:val="28"/>
-          <w:lang w:val="vi-VN"/>
-        </w:rPr>
-        <w:tab/>
-      </w:r>
-      <w:r>
-        <w:rPr>
-          <w:rFonts w:hint="default" w:cs="Times New Roman"/>
-          <w:sz w:val="28"/>
-          <w:szCs w:val="28"/>
-          <w:lang w:val="vi-VN"/>
-        </w:rPr>
-        <w:t>+ Không yêu cầu padding: không cần thêm phần đệm vào cuối dữ liệu.</w:t>
-      </w:r>
-    </w:p>
-    <w:p>
-      <w:pPr>
-        <w:rPr>
-          <w:rFonts w:hint="default" w:cs="Times New Roman"/>
-          <w:sz w:val="28"/>
-          <w:szCs w:val="28"/>
-          <w:lang w:val="vi-VN"/>
-        </w:rPr>
-      </w:pPr>
-      <w:r>
-        <w:rPr>
-          <w:rFonts w:hint="default" w:cs="Times New Roman"/>
-          <w:sz w:val="28"/>
-          <w:szCs w:val="28"/>
-          <w:lang w:val="vi-VN"/>
-        </w:rPr>
-        <w:t>- Nhược điểm:</w:t>
-      </w:r>
-    </w:p>
-    <w:p>
-      <w:pPr>
-        <w:rPr>
-          <w:rFonts w:hint="default" w:cs="Times New Roman"/>
-          <w:sz w:val="28"/>
-          <w:szCs w:val="28"/>
-          <w:lang w:val="vi-VN"/>
-        </w:rPr>
-      </w:pPr>
-      <w:r>
-        <w:rPr>
-          <w:rFonts w:hint="default" w:cs="Times New Roman"/>
-          <w:sz w:val="28"/>
-          <w:szCs w:val="28"/>
-          <w:lang w:val="vi-VN"/>
-        </w:rPr>
-        <w:tab/>
-      </w:r>
-      <w:r>
-        <w:rPr>
-          <w:rFonts w:hint="default" w:cs="Times New Roman"/>
-          <w:sz w:val="28"/>
-          <w:szCs w:val="28"/>
-          <w:lang w:val="vi-VN"/>
-        </w:rPr>
-        <w:t>+ Dễ bị tấn công nếu dòng khóa bị tái sử dụng: nếu cùng một khóa được sử dụng để mã hóa hai bản rõ khác nhau, tính bảo mật sẽ bị phá vỡ nghiêm trịng.</w:t>
-      </w:r>
-    </w:p>
-    <w:p>
-      <w:pPr>
-        <w:rPr>
-          <w:rFonts w:hint="default" w:cs="Times New Roman"/>
-          <w:sz w:val="28"/>
-          <w:szCs w:val="28"/>
-          <w:lang w:val="vi-VN"/>
-        </w:rPr>
-      </w:pPr>
-      <w:r>
-        <w:rPr>
-          <w:rFonts w:hint="default" w:cs="Times New Roman"/>
-          <w:sz w:val="28"/>
-          <w:szCs w:val="28"/>
-          <w:lang w:val="vi-VN"/>
-        </w:rPr>
-        <w:tab/>
-      </w:r>
-      <w:r>
-        <w:rPr>
-          <w:rFonts w:hint="default" w:cs="Times New Roman"/>
-          <w:sz w:val="28"/>
-          <w:szCs w:val="28"/>
-          <w:lang w:val="vi-VN"/>
-        </w:rPr>
-        <w:t>+ yêu cầu đồng bộ hóa: client -server phải  trao đổi khóa</w:t>
-      </w:r>
-    </w:p>
-    <w:p>
-      <w:pPr>
-        <w:pStyle w:val="3"/>
-        <w:rPr>
-          <w:rFonts w:hint="default" w:ascii="Times New Roman" w:hAnsi="Times New Roman" w:cs="Times New Roman"/>
-          <w:sz w:val="28"/>
-          <w:szCs w:val="28"/>
-          <w:lang w:val="vi-VN"/>
-        </w:rPr>
-      </w:pPr>
-      <w:bookmarkStart w:id="9" w:name="_Toc155562183"/>
-      <w:r>
-        <w:rPr>
-          <w:rFonts w:ascii="Times New Roman" w:hAnsi="Times New Roman" w:cs="Times New Roman"/>
-          <w:sz w:val="28"/>
-          <w:szCs w:val="28"/>
-        </w:rPr>
-        <w:t xml:space="preserve">2. </w:t>
-      </w:r>
-      <w:bookmarkEnd w:id="9"/>
-      <w:r>
-        <w:rPr>
-          <w:rFonts w:hint="default" w:ascii="Times New Roman" w:hAnsi="Times New Roman" w:cs="Times New Roman"/>
-          <w:sz w:val="28"/>
-          <w:szCs w:val="28"/>
-          <w:lang w:val="vi-VN"/>
-        </w:rPr>
-        <w:t>AES(Advanced Encrypted</w:t>
+        <w:t>AES(Advanced Encrypted)</w:t>
       </w:r>
     </w:p>
     <w:p>
@@ -2940,6 +4421,14 @@
           <w:lang w:val="en-US"/>
         </w:rPr>
         <w:tab/>
+      </w:r>
+      <w:r>
+        <w:rPr>
+          <w:rFonts w:hint="default" w:cs="Times New Roman"/>
+          <w:sz w:val="28"/>
+          <w:szCs w:val="28"/>
+          <w:lang w:val="en-US"/>
+        </w:rPr>
         <w:t xml:space="preserve">+ </w:t>
       </w:r>
       <w:r>
@@ -2968,6 +4457,14 @@
           <w:lang w:val="vi-VN"/>
         </w:rPr>
         <w:tab/>
+      </w:r>
+      <w:r>
+        <w:rPr>
+          <w:rFonts w:hint="default" w:cs="Times New Roman"/>
+          <w:sz w:val="28"/>
+          <w:szCs w:val="28"/>
+          <w:lang w:val="vi-VN"/>
+        </w:rPr>
         <w:t xml:space="preserve">+ Các phép biến đổi : mỗi vòng lặp bao gồm các phép biến đổi như Subytes(thay thế bytes),shiftRows,mixcolumns và addroundkey </w:t>
       </w:r>
     </w:p>
@@ -3008,6 +4505,14 @@
           <w:lang w:val="vi-VN"/>
         </w:rPr>
         <w:tab/>
+      </w:r>
+      <w:r>
+        <w:rPr>
+          <w:rFonts w:hint="default" w:cs="Times New Roman"/>
+          <w:sz w:val="28"/>
+          <w:szCs w:val="28"/>
+          <w:lang w:val="vi-VN"/>
+        </w:rPr>
         <w:t>+ Tính bảo mật cao: đã được kiểm định rộng rãi bởi cộng đồng mật mã học toàn cầu và đuọc coi lầ cực kỳ an toàn nếu triển khai đúng cách và sử dụng các chế độ hoạt động phù hợp (GCM hay CTR)</w:t>
       </w:r>
     </w:p>
@@ -3030,6 +4535,14 @@
           <w:lang w:val="vi-VN"/>
         </w:rPr>
         <w:tab/>
+      </w:r>
+      <w:r>
+        <w:rPr>
+          <w:rFonts w:hint="default" w:cs="Times New Roman"/>
+          <w:sz w:val="28"/>
+          <w:szCs w:val="28"/>
+          <w:lang w:val="vi-VN"/>
+        </w:rPr>
         <w:t xml:space="preserve">+ Hiệu suất tốt: có thể được tối ưu bằng phần cứng, mang lại tốc độ cao trên nhiều nền tảng </w:t>
       </w:r>
     </w:p>
@@ -3052,6 +4565,14 @@
           <w:lang w:val="vi-VN"/>
         </w:rPr>
         <w:tab/>
+      </w:r>
+      <w:r>
+        <w:rPr>
+          <w:rFonts w:hint="default" w:cs="Times New Roman"/>
+          <w:sz w:val="28"/>
+          <w:szCs w:val="28"/>
+          <w:lang w:val="vi-VN"/>
+        </w:rPr>
         <w:t xml:space="preserve">+ Tính phổ biến và tương thích: được hỗ trợ rộng rãi trong hầu hết các ngôn ngữ lập trình,hệ điều hành và thiết bị </w:t>
       </w:r>
     </w:p>
@@ -3092,6 +4613,14 @@
           <w:lang w:val="vi-VN"/>
         </w:rPr>
         <w:tab/>
+      </w:r>
+      <w:r>
+        <w:rPr>
+          <w:rFonts w:hint="default" w:cs="Times New Roman"/>
+          <w:sz w:val="28"/>
+          <w:szCs w:val="28"/>
+          <w:lang w:val="vi-VN"/>
+        </w:rPr>
         <w:t xml:space="preserve">+ Yêu cầu padding : cần có cơ chế thêm xóa padding để xử lý dữ liệu có độ dài khoảng phỉa là bội số của kích thước khối </w:t>
       </w:r>
     </w:p>
@@ -3114,6 +4643,14 @@
           <w:lang w:val="vi-VN"/>
         </w:rPr>
         <w:tab/>
+      </w:r>
+      <w:r>
+        <w:rPr>
+          <w:rFonts w:hint="default" w:cs="Times New Roman"/>
+          <w:sz w:val="28"/>
+          <w:szCs w:val="28"/>
+          <w:lang w:val="vi-VN"/>
+        </w:rPr>
         <w:t>+ Lan truyền lỗi: Một lỗi trong bản mã có thể ảnh hưởng đến toàn bộ khối giải mã ( tùy thuộc vào chế độ hoạt động .</w:t>
       </w:r>
       <w:r>
@@ -3311,7 +4848,7 @@
       <w:pPr>
         <w:numPr>
           <w:ilvl w:val="0"/>
-          <w:numId w:val="1"/>
+          <w:numId w:val="10"/>
         </w:numPr>
         <w:tabs>
           <w:tab w:val="clear" w:pos="425"/>
@@ -3337,7 +4874,7 @@
         <w:widowControl/>
         <w:numPr>
           <w:ilvl w:val="0"/>
-          <w:numId w:val="1"/>
+          <w:numId w:val="10"/>
         </w:numPr>
         <w:suppressLineNumbers w:val="0"/>
         <w:ind w:left="425" w:leftChars="0" w:hanging="425" w:firstLineChars="0"/>
@@ -3588,7 +5125,7 @@
       <w:pPr>
         <w:numPr>
           <w:ilvl w:val="0"/>
-          <w:numId w:val="1"/>
+          <w:numId w:val="10"/>
         </w:numPr>
         <w:tabs>
           <w:tab w:val="clear" w:pos="425"/>
@@ -3611,7 +5148,7 @@
       <w:pPr>
         <w:numPr>
           <w:ilvl w:val="0"/>
-          <w:numId w:val="1"/>
+          <w:numId w:val="10"/>
         </w:numPr>
         <w:tabs>
           <w:tab w:val="clear" w:pos="425"/>
@@ -3634,7 +5171,7 @@
       <w:pPr>
         <w:numPr>
           <w:ilvl w:val="0"/>
-          <w:numId w:val="1"/>
+          <w:numId w:val="10"/>
         </w:numPr>
         <w:tabs>
           <w:tab w:val="clear" w:pos="425"/>
@@ -3673,7 +5210,7 @@
       <w:pPr>
         <w:numPr>
           <w:ilvl w:val="0"/>
-          <w:numId w:val="1"/>
+          <w:numId w:val="10"/>
         </w:numPr>
         <w:tabs>
           <w:tab w:val="clear" w:pos="425"/>
@@ -3884,13 +5421,14 @@
           <w:b w:val="0"/>
           <w:bCs w:val="0"/>
         </w:rPr>
-        <w:t xml:space="preserve"> về phía trình duyệt của người dùng. Kèm theo mỗi chunk hoặc qua một cơ chế khác, </w:t>
-      </w:r>
-      <w:r>
-        <w:rPr>
-          <w:rStyle w:val="10"/>
+        <w:t xml:space="preserve"> về phía trình duyệt của người dùng. Kèm theo mỗi chunk hoặc qua một cơ chế khác,</w:t>
+      </w:r>
+      <w:r>
+        <w:rPr>
+          <w:rFonts w:hint="default"/>
           <w:b w:val="0"/>
           <w:bCs w:val="0"/>
+          <w:lang w:val="vi-VN"/>
         </w:rPr>
         <w:t>chaotic_seed</w:t>
       </w:r>
@@ -3906,7 +5444,7 @@
       <w:pPr>
         <w:numPr>
           <w:ilvl w:val="0"/>
-          <w:numId w:val="1"/>
+          <w:numId w:val="10"/>
         </w:numPr>
         <w:tabs>
           <w:tab w:val="clear" w:pos="425"/>
@@ -4204,12 +5742,27 @@
       </w:r>
     </w:p>
     <w:p>
+      <w:pPr>
+        <w:rPr>
+          <w:rFonts w:hint="default"/>
+          <w:lang w:val="vi-VN"/>
+        </w:rPr>
+      </w:pPr>
+      <w:r>
+        <w:rPr>
+          <w:rFonts w:hint="default"/>
+          <w:lang w:val="vi-VN"/>
+        </w:rPr>
+        <w:t xml:space="preserve">- Khởi tạo khóa ECDH cho server </w:t>
+      </w:r>
+    </w:p>
+    <w:p>
       <w:r>
         <w:drawing>
           <wp:inline distT="0" distB="0" distL="114300" distR="114300">
-            <wp:extent cx="5941695" cy="1714500"/>
-            <wp:effectExtent l="0" t="0" r="1905" b="0"/>
-            <wp:docPr id="24" name="Picture 4"/>
+            <wp:extent cx="5939790" cy="5687695"/>
+            <wp:effectExtent l="0" t="0" r="3810" b="8255"/>
+            <wp:docPr id="1" name="Picture 1"/>
             <wp:cNvGraphicFramePr>
               <a:graphicFrameLocks xmlns:a="http://schemas.openxmlformats.org/drawingml/2006/main" noChangeAspect="1"/>
             </wp:cNvGraphicFramePr>
@@ -4217,7 +5770,7 @@
               <a:graphicData uri="http://schemas.openxmlformats.org/drawingml/2006/picture">
                 <pic:pic xmlns:pic="http://schemas.openxmlformats.org/drawingml/2006/picture">
                   <pic:nvPicPr>
-                    <pic:cNvPr id="24" name="Picture 4"/>
+                    <pic:cNvPr id="1" name="Picture 1"/>
                     <pic:cNvPicPr>
                       <a:picLocks noChangeAspect="1"/>
                     </pic:cNvPicPr>
@@ -4231,7 +5784,7 @@
                   <pic:spPr>
                     <a:xfrm>
                       <a:off x="0" y="0"/>
-                      <a:ext cx="5941695" cy="1714500"/>
+                      <a:ext cx="5939790" cy="5687695"/>
                     </a:xfrm>
                     <a:prstGeom prst="rect">
                       <a:avLst/>
@@ -4248,7 +5801,208 @@
         </w:drawing>
       </w:r>
     </w:p>
+    <w:p>
+      <w:pPr>
+        <w:rPr>
+          <w:rFonts w:hint="default"/>
+          <w:lang w:val="vi-VN"/>
+        </w:rPr>
+      </w:pPr>
+      <w:r>
+        <w:rPr>
+          <w:rFonts w:hint="default"/>
+          <w:lang w:val="vi-VN"/>
+        </w:rPr>
+        <w:t>Server đọc public Key của client gửi, giải mã thành client_pub</w:t>
+      </w:r>
+    </w:p>
+    <w:p>
+      <w:pPr>
+        <w:rPr>
+          <w:rFonts w:hint="default"/>
+          <w:lang w:val="vi-VN"/>
+        </w:rPr>
+      </w:pPr>
+      <w:r>
+        <w:rPr>
+          <w:rFonts w:hint="default"/>
+          <w:lang w:val="vi-VN"/>
+        </w:rPr>
+        <w:t>Tạo shared secret bằng server_priv_key.exchange(...)</w:t>
+      </w:r>
+    </w:p>
+    <w:p>
+      <w:pPr>
+        <w:rPr>
+          <w:rFonts w:hint="default"/>
+          <w:lang w:val="vi-VN"/>
+        </w:rPr>
+      </w:pPr>
+      <w:r>
+        <w:rPr>
+          <w:rFonts w:hint="default"/>
+          <w:lang w:val="vi-VN"/>
+        </w:rPr>
+        <w:t>Dùng HKDF (Sha-256) derive thành AES KEY (AES_key_derived) để mã hóa seed.</w:t>
+      </w:r>
+    </w:p>
+    <w:p>
+      <w:pPr>
+        <w:rPr>
+          <w:rFonts w:hint="default"/>
+          <w:lang w:val="vi-VN"/>
+        </w:rPr>
+      </w:pPr>
+      <w:r>
+        <w:rPr>
+          <w:rFonts w:hint="default"/>
+          <w:lang w:val="vi-VN"/>
+        </w:rPr>
+        <w:t>Tạo random_seed cho chaotic stream ciher, lưu vào session[‘chaotic_seed’].</w:t>
+      </w:r>
+    </w:p>
+    <w:p>
+      <w:pPr>
+        <w:rPr>
+          <w:rFonts w:hint="default"/>
+          <w:lang w:val="vi-VN"/>
+        </w:rPr>
+      </w:pPr>
+      <w:r>
+        <w:rPr>
+          <w:rFonts w:hint="default"/>
+          <w:lang w:val="vi-VN"/>
+        </w:rPr>
+        <w:t>Dùng AES-GCM với key derive để encrypt chuỗi str(random_seed) trả về json chứa iv và encrypt_seed</w:t>
+      </w:r>
+    </w:p>
+    <w:p>
+      <w:pPr>
+        <w:rPr>
+          <w:rFonts w:hint="default"/>
+          <w:lang w:val="vi-VN"/>
+        </w:rPr>
+      </w:pPr>
+    </w:p>
     <w:p/>
+    <w:p>
+      <w:pPr>
+        <w:rPr>
+          <w:rFonts w:hint="default"/>
+          <w:lang w:val="vi-VN"/>
+        </w:rPr>
+      </w:pPr>
+      <w:r>
+        <w:rPr>
+          <w:rFonts w:hint="default"/>
+          <w:lang w:val="vi-VN"/>
+        </w:rPr>
+        <w:t>Client fetch server public PEM qua Get /ecdh/server_pub_key importkey thành serverpublkey</w:t>
+      </w:r>
+    </w:p>
+    <w:p>
+      <w:pPr>
+        <w:rPr>
+          <w:rFonts w:hint="default"/>
+          <w:lang w:val="vi-VN"/>
+        </w:rPr>
+      </w:pPr>
+      <w:r>
+        <w:rPr>
+          <w:rFonts w:hint="default"/>
+          <w:lang w:val="vi-VN"/>
+        </w:rPr>
+        <w:t>Tạo key pair ECDH derive shared</w:t>
+      </w:r>
+      <w:r>
+        <w:drawing>
+          <wp:inline distT="0" distB="0" distL="114300" distR="114300">
+            <wp:extent cx="5937250" cy="6394450"/>
+            <wp:effectExtent l="0" t="0" r="6350" b="6350"/>
+            <wp:docPr id="2" name="Picture 2"/>
+            <wp:cNvGraphicFramePr>
+              <a:graphicFrameLocks xmlns:a="http://schemas.openxmlformats.org/drawingml/2006/main" noChangeAspect="1"/>
+            </wp:cNvGraphicFramePr>
+            <a:graphic xmlns:a="http://schemas.openxmlformats.org/drawingml/2006/main">
+              <a:graphicData uri="http://schemas.openxmlformats.org/drawingml/2006/picture">
+                <pic:pic xmlns:pic="http://schemas.openxmlformats.org/drawingml/2006/picture">
+                  <pic:nvPicPr>
+                    <pic:cNvPr id="2" name="Picture 2"/>
+                    <pic:cNvPicPr>
+                      <a:picLocks noChangeAspect="1"/>
+                    </pic:cNvPicPr>
+                  </pic:nvPicPr>
+                  <pic:blipFill>
+                    <a:blip r:embed="rId11"/>
+                    <a:stretch>
+                      <a:fillRect/>
+                    </a:stretch>
+                  </pic:blipFill>
+                  <pic:spPr>
+                    <a:xfrm>
+                      <a:off x="0" y="0"/>
+                      <a:ext cx="5937250" cy="6394450"/>
+                    </a:xfrm>
+                    <a:prstGeom prst="rect">
+                      <a:avLst/>
+                    </a:prstGeom>
+                    <a:noFill/>
+                    <a:ln>
+                      <a:noFill/>
+                    </a:ln>
+                  </pic:spPr>
+                </pic:pic>
+              </a:graphicData>
+            </a:graphic>
+          </wp:inline>
+        </w:drawing>
+      </w:r>
+      <w:r>
+        <w:rPr>
+          <w:rFonts w:hint="default"/>
+          <w:lang w:val="vi-VN"/>
+        </w:rPr>
+        <w:t>Bits rồi HKDF derive AES key để decrypt seed</w:t>
+      </w:r>
+    </w:p>
+    <w:p>
+      <w:pPr>
+        <w:rPr>
+          <w:rFonts w:hint="default"/>
+          <w:lang w:val="vi-VN"/>
+        </w:rPr>
+      </w:pPr>
+      <w:r>
+        <w:rPr>
+          <w:rFonts w:hint="default"/>
+          <w:lang w:val="vi-VN"/>
+        </w:rPr>
+        <w:t>Gửi public key(raw base64) qua /ecdh/request_seed nhận json chứa iv và encrypt_seed</w:t>
+      </w:r>
+    </w:p>
+    <w:p>
+      <w:pPr>
+        <w:rPr>
+          <w:rFonts w:hint="default"/>
+          <w:lang w:val="vi-VN"/>
+        </w:rPr>
+      </w:pPr>
+      <w:r>
+        <w:rPr>
+          <w:rFonts w:hint="default"/>
+          <w:lang w:val="vi-VN"/>
+        </w:rPr>
+        <w:t>Dùng crypto.subtle.decrypt với AES-GCM và key derive để lấy chaoticSeed(float)</w:t>
+      </w:r>
+    </w:p>
+    <w:p>
+      <w:pPr>
+        <w:rPr>
+          <w:rFonts w:hint="default"/>
+          <w:lang w:val="vi-VN"/>
+        </w:rPr>
+      </w:pPr>
+    </w:p>
     <w:p>
       <w:pPr>
         <w:spacing w:after="200" w:line="276" w:lineRule="auto"/>
@@ -4260,49 +6014,32 @@
           <w:szCs w:val="28"/>
         </w:rPr>
       </w:pPr>
-      <w:r>
+    </w:p>
+    <w:p>
+      <w:pPr>
         <w:rPr>
           <w:rFonts w:cs="Times New Roman"/>
           <w:b/>
           <w:sz w:val="28"/>
           <w:szCs w:val="28"/>
         </w:rPr>
-        <w:br w:type="page"/>
-      </w:r>
-    </w:p>
-    <w:p>
-      <w:pPr>
+      </w:pPr>
+      <w:r>
         <w:rPr>
           <w:rFonts w:cs="Times New Roman"/>
           <w:b/>
           <w:sz w:val="28"/>
           <w:szCs w:val="28"/>
         </w:rPr>
-      </w:pPr>
-      <w:r>
-        <w:rPr>
-          <w:rFonts w:cs="Times New Roman"/>
-          <w:b/>
-          <w:sz w:val="28"/>
-          <w:szCs w:val="28"/>
-        </w:rPr>
         <w:t>- Tạo ra chuỗi ngẫu nhiên bằng chaotic map:</w:t>
       </w:r>
     </w:p>
     <w:p>
-      <w:pPr>
-        <w:rPr>
-          <w:rFonts w:cs="Times New Roman"/>
-          <w:b/>
-          <w:sz w:val="28"/>
-          <w:szCs w:val="28"/>
-        </w:rPr>
-      </w:pPr>
       <w:r>
         <w:drawing>
           <wp:inline distT="0" distB="0" distL="114300" distR="114300">
-            <wp:extent cx="5942965" cy="5574030"/>
-            <wp:effectExtent l="0" t="0" r="635" b="7620"/>
+            <wp:extent cx="4619625" cy="4333240"/>
+            <wp:effectExtent l="0" t="0" r="9525" b="10160"/>
             <wp:docPr id="25" name="Picture 5"/>
             <wp:cNvGraphicFramePr>
               <a:graphicFrameLocks xmlns:a="http://schemas.openxmlformats.org/drawingml/2006/main" noChangeAspect="1"/>
@@ -4317,7 +6054,7 @@
                     </pic:cNvPicPr>
                   </pic:nvPicPr>
                   <pic:blipFill>
-                    <a:blip r:embed="rId11"/>
+                    <a:blip r:embed="rId12"/>
                     <a:stretch>
                       <a:fillRect/>
                     </a:stretch>
@@ -4325,7 +6062,7 @@
                   <pic:spPr>
                     <a:xfrm>
                       <a:off x="0" y="0"/>
-                      <a:ext cx="5942965" cy="5574030"/>
+                      <a:ext cx="4619625" cy="4333240"/>
                     </a:xfrm>
                     <a:prstGeom prst="rect">
                       <a:avLst/>
@@ -4343,122 +6080,12 @@
       </w:r>
     </w:p>
     <w:p>
-      <w:pPr>
-        <w:spacing w:after="200" w:line="276" w:lineRule="auto"/>
-        <w:jc w:val="left"/>
-        <w:rPr>
-          <w:rFonts w:cs="Times New Roman"/>
-          <w:b/>
-          <w:sz w:val="28"/>
-          <w:szCs w:val="28"/>
-        </w:rPr>
-      </w:pPr>
-    </w:p>
-    <w:p>
-      <w:pPr>
-        <w:spacing w:after="200" w:line="276" w:lineRule="auto"/>
-        <w:jc w:val="left"/>
-        <w:rPr>
-          <w:rFonts w:cs="Times New Roman"/>
-          <w:b/>
-          <w:sz w:val="28"/>
-          <w:szCs w:val="28"/>
-        </w:rPr>
-      </w:pPr>
-    </w:p>
-    <w:p>
-      <w:pPr>
-        <w:spacing w:after="200" w:line="276" w:lineRule="auto"/>
-        <w:jc w:val="left"/>
-        <w:rPr>
-          <w:rFonts w:cs="Times New Roman"/>
-          <w:b/>
-          <w:sz w:val="28"/>
-          <w:szCs w:val="28"/>
-        </w:rPr>
-      </w:pPr>
-    </w:p>
-    <w:p>
-      <w:pPr>
-        <w:spacing w:after="200" w:line="276" w:lineRule="auto"/>
-        <w:jc w:val="left"/>
-        <w:rPr>
-          <w:rFonts w:cs="Times New Roman"/>
-          <w:b/>
-          <w:sz w:val="28"/>
-          <w:szCs w:val="28"/>
-        </w:rPr>
-      </w:pPr>
-    </w:p>
-    <w:p>
-      <w:pPr>
-        <w:spacing w:after="200" w:line="276" w:lineRule="auto"/>
-        <w:jc w:val="left"/>
-        <w:rPr>
-          <w:rFonts w:cs="Times New Roman"/>
-          <w:b/>
-          <w:sz w:val="28"/>
-          <w:szCs w:val="28"/>
-        </w:rPr>
-      </w:pPr>
-    </w:p>
-    <w:p>
-      <w:pPr>
-        <w:spacing w:after="200" w:line="276" w:lineRule="auto"/>
-        <w:jc w:val="left"/>
-        <w:rPr>
-          <w:rFonts w:cs="Times New Roman"/>
-          <w:b/>
-          <w:sz w:val="28"/>
-          <w:szCs w:val="28"/>
-        </w:rPr>
-      </w:pPr>
-    </w:p>
-    <w:p>
-      <w:pPr>
-        <w:rPr>
-          <w:rFonts w:hint="default" w:cs="Times New Roman"/>
-          <w:b/>
-          <w:sz w:val="28"/>
-          <w:szCs w:val="28"/>
-          <w:lang w:val="vi-VN"/>
-        </w:rPr>
-      </w:pPr>
-      <w:r>
-        <w:rPr>
-          <w:rFonts w:cs="Times New Roman"/>
-          <w:b/>
-          <w:sz w:val="28"/>
-          <w:szCs w:val="28"/>
-        </w:rPr>
-        <w:t>- Tạo S</w:t>
-      </w:r>
-      <w:r>
-        <w:rPr>
-          <w:rFonts w:hint="default" w:cs="Times New Roman"/>
-          <w:b/>
-          <w:sz w:val="28"/>
-          <w:szCs w:val="28"/>
-          <w:lang w:val="vi-VN"/>
-        </w:rPr>
-        <w:t xml:space="preserve">hared key </w:t>
-      </w:r>
-    </w:p>
-    <w:p>
-      <w:pPr>
-        <w:rPr>
-          <w:rFonts w:cs="Times New Roman"/>
-          <w:b/>
-          <w:sz w:val="28"/>
-          <w:szCs w:val="28"/>
-        </w:rPr>
-      </w:pPr>
       <w:r>
         <w:drawing>
           <wp:inline distT="0" distB="0" distL="114300" distR="114300">
-            <wp:extent cx="5939155" cy="4410710"/>
-            <wp:effectExtent l="0" t="0" r="4445" b="8890"/>
-            <wp:docPr id="31" name="Picture 11"/>
+            <wp:extent cx="5936615" cy="4598670"/>
+            <wp:effectExtent l="0" t="0" r="6985" b="11430"/>
+            <wp:docPr id="3" name="Picture 3"/>
             <wp:cNvGraphicFramePr>
               <a:graphicFrameLocks xmlns:a="http://schemas.openxmlformats.org/drawingml/2006/main" noChangeAspect="1"/>
             </wp:cNvGraphicFramePr>
@@ -4466,13 +6093,13 @@
               <a:graphicData uri="http://schemas.openxmlformats.org/drawingml/2006/picture">
                 <pic:pic xmlns:pic="http://schemas.openxmlformats.org/drawingml/2006/picture">
                   <pic:nvPicPr>
-                    <pic:cNvPr id="31" name="Picture 11"/>
+                    <pic:cNvPr id="3" name="Picture 3"/>
                     <pic:cNvPicPr>
                       <a:picLocks noChangeAspect="1"/>
                     </pic:cNvPicPr>
                   </pic:nvPicPr>
                   <pic:blipFill>
-                    <a:blip r:embed="rId12"/>
+                    <a:blip r:embed="rId13"/>
                     <a:stretch>
                       <a:fillRect/>
                     </a:stretch>
@@ -4480,7 +6107,7 @@
                   <pic:spPr>
                     <a:xfrm>
                       <a:off x="0" y="0"/>
-                      <a:ext cx="5939155" cy="4410710"/>
+                      <a:ext cx="5936615" cy="4598670"/>
                     </a:xfrm>
                     <a:prstGeom prst="rect">
                       <a:avLst/>
@@ -4500,6 +6127,82 @@
     <w:p>
       <w:pPr>
         <w:rPr>
+          <w:rFonts w:hint="default"/>
+          <w:lang w:val="vi-VN"/>
+        </w:rPr>
+      </w:pPr>
+      <w:r>
+        <w:rPr>
+          <w:rFonts w:hint="default"/>
+          <w:lang w:val="vi-VN"/>
+        </w:rPr>
+        <w:t>Lấy blob từ DB</w:t>
+      </w:r>
+    </w:p>
+    <w:p>
+      <w:pPr>
+        <w:rPr>
+          <w:rFonts w:hint="default"/>
+          <w:lang w:val="vi-VN"/>
+        </w:rPr>
+      </w:pPr>
+      <w:r>
+        <w:rPr>
+          <w:rFonts w:hint="default"/>
+          <w:lang w:val="vi-VN"/>
+        </w:rPr>
+        <w:t>Dùng AWS KMS client kms.decrypt để lấy plaintext DEK (data_key_plain)</w:t>
+      </w:r>
+    </w:p>
+    <w:p>
+      <w:pPr>
+        <w:rPr>
+          <w:rFonts w:hint="default"/>
+          <w:lang w:val="vi-VN"/>
+        </w:rPr>
+      </w:pPr>
+      <w:r>
+        <w:rPr>
+          <w:rFonts w:hint="default"/>
+          <w:lang w:val="vi-VN"/>
+        </w:rPr>
+        <w:t xml:space="preserve">Tách data_blob thành nonce tag và phần cipher phần còn lại </w:t>
+      </w:r>
+    </w:p>
+    <w:p>
+      <w:pPr>
+        <w:rPr>
+          <w:rFonts w:hint="default"/>
+          <w:lang w:val="vi-VN"/>
+        </w:rPr>
+      </w:pPr>
+      <w:r>
+        <w:rPr>
+          <w:rFonts w:hint="default"/>
+          <w:lang w:val="vi-VN"/>
+        </w:rPr>
+        <w:t>Dùng AESGCM decrypt và verify tag kết quả là file MP3 gốc</w:t>
+      </w:r>
+    </w:p>
+    <w:p>
+      <w:pPr>
+        <w:rPr>
+          <w:rFonts w:hint="default"/>
+          <w:lang w:val="vi-VN"/>
+        </w:rPr>
+      </w:pPr>
+    </w:p>
+    <w:p>
+      <w:pPr>
+        <w:rPr>
+          <w:rFonts w:hint="default"/>
+          <w:lang w:val="vi-VN"/>
+        </w:rPr>
+      </w:pPr>
+    </w:p>
+    <w:p>
+      <w:pPr>
+        <w:rPr>
           <w:rFonts w:cs="Times New Roman"/>
           <w:b/>
           <w:sz w:val="28"/>
@@ -4513,8 +6216,237 @@
           <w:sz w:val="28"/>
           <w:szCs w:val="28"/>
         </w:rPr>
-        <w:t>- Encryption:</w:t>
-      </w:r>
+        <w:t>- Encryption</w:t>
+      </w:r>
+      <w:r>
+        <w:rPr>
+          <w:rFonts w:hint="default" w:cs="Times New Roman"/>
+          <w:b/>
+          <w:sz w:val="28"/>
+          <w:szCs w:val="28"/>
+          <w:lang w:val="vi-VN"/>
+        </w:rPr>
+        <w:t xml:space="preserve"> chunk </w:t>
+      </w:r>
+      <w:r>
+        <w:rPr>
+          <w:rFonts w:cs="Times New Roman"/>
+          <w:b/>
+          <w:sz w:val="28"/>
+          <w:szCs w:val="28"/>
+        </w:rPr>
+        <w:t>:</w:t>
+      </w:r>
+    </w:p>
+    <w:p>
+      <w:r>
+        <w:drawing>
+          <wp:inline distT="0" distB="0" distL="114300" distR="114300">
+            <wp:extent cx="5936615" cy="5549265"/>
+            <wp:effectExtent l="0" t="0" r="6985" b="13335"/>
+            <wp:docPr id="4" name="Picture 4"/>
+            <wp:cNvGraphicFramePr>
+              <a:graphicFrameLocks xmlns:a="http://schemas.openxmlformats.org/drawingml/2006/main" noChangeAspect="1"/>
+            </wp:cNvGraphicFramePr>
+            <a:graphic xmlns:a="http://schemas.openxmlformats.org/drawingml/2006/main">
+              <a:graphicData uri="http://schemas.openxmlformats.org/drawingml/2006/picture">
+                <pic:pic xmlns:pic="http://schemas.openxmlformats.org/drawingml/2006/picture">
+                  <pic:nvPicPr>
+                    <pic:cNvPr id="4" name="Picture 4"/>
+                    <pic:cNvPicPr>
+                      <a:picLocks noChangeAspect="1"/>
+                    </pic:cNvPicPr>
+                  </pic:nvPicPr>
+                  <pic:blipFill>
+                    <a:blip r:embed="rId14"/>
+                    <a:stretch>
+                      <a:fillRect/>
+                    </a:stretch>
+                  </pic:blipFill>
+                  <pic:spPr>
+                    <a:xfrm>
+                      <a:off x="0" y="0"/>
+                      <a:ext cx="5936615" cy="5549265"/>
+                    </a:xfrm>
+                    <a:prstGeom prst="rect">
+                      <a:avLst/>
+                    </a:prstGeom>
+                    <a:noFill/>
+                    <a:ln>
+                      <a:noFill/>
+                    </a:ln>
+                  </pic:spPr>
+                </pic:pic>
+              </a:graphicData>
+            </a:graphic>
+          </wp:inline>
+        </w:drawing>
+      </w:r>
+    </w:p>
+    <w:p>
+      <w:pPr>
+        <w:rPr>
+          <w:rFonts w:hint="default"/>
+          <w:lang w:val="en-US"/>
+        </w:rPr>
+      </w:pPr>
+      <w:r>
+        <w:rPr>
+          <w:rFonts w:hint="default"/>
+          <w:lang w:val="vi-VN"/>
+        </w:rPr>
+        <w:t>Gom frames vào buf đến khi &gt;=targer_chunk, rồ</w:t>
+      </w:r>
+      <w:r>
+        <w:rPr>
+          <w:rFonts w:hint="default"/>
+          <w:lang w:val="en-US"/>
+        </w:rPr>
+        <w:t xml:space="preserve">i: </w:t>
+      </w:r>
+    </w:p>
+    <w:p>
+      <w:pPr>
+        <w:rPr>
+          <w:rFonts w:hint="default"/>
+          <w:lang w:val="vi-VN"/>
+        </w:rPr>
+      </w:pPr>
+      <w:r>
+        <w:rPr>
+          <w:rFonts w:hint="default"/>
+          <w:lang w:val="vi-VN"/>
+        </w:rPr>
+        <w:t xml:space="preserve">Tạo random seed </w:t>
+      </w:r>
+    </w:p>
+    <w:p>
+      <w:pPr>
+        <w:rPr>
+          <w:rFonts w:hint="default"/>
+          <w:lang w:val="vi-VN"/>
+        </w:rPr>
+      </w:pPr>
+      <w:r>
+        <w:rPr>
+          <w:rFonts w:hint="default"/>
+          <w:lang w:val="vi-VN"/>
+        </w:rPr>
+        <w:t xml:space="preserve">Đóng gói thành packet </w:t>
+      </w:r>
+    </w:p>
+    <w:p>
+      <w:pPr>
+        <w:rPr>
+          <w:rFonts w:hint="default"/>
+          <w:lang w:val="vi-VN"/>
+        </w:rPr>
+      </w:pPr>
+      <w:r>
+        <w:rPr>
+          <w:rFonts w:hint="default"/>
+          <w:lang w:val="vi-VN"/>
+        </w:rPr>
+        <w:t>Yield packet để flask trả chunk sau đó buf=frame khởi nhóm mới\</w:t>
+      </w:r>
+    </w:p>
+    <w:p>
+      <w:pPr>
+        <w:rPr>
+          <w:rFonts w:hint="default"/>
+          <w:lang w:val="vi-VN"/>
+        </w:rPr>
+      </w:pPr>
+      <w:r>
+        <w:rPr>
+          <w:rFonts w:hint="default"/>
+          <w:lang w:val="vi-VN"/>
+        </w:rPr>
+        <w:t>Sau đó còn buf encrypt tương tự và yield</w:t>
+      </w:r>
+    </w:p>
+    <w:p>
+      <w:pPr>
+        <w:rPr>
+          <w:rFonts w:hint="default"/>
+          <w:lang w:val="vi-VN"/>
+        </w:rPr>
+      </w:pPr>
+      <w:r>
+        <w:rPr>
+          <w:rFonts w:hint="default"/>
+          <w:lang w:val="vi-VN"/>
+        </w:rPr>
+        <w:t>Streaming via HTTP chunked</w:t>
+      </w:r>
+    </w:p>
+    <w:p>
+      <w:r>
+        <w:drawing>
+          <wp:inline distT="0" distB="0" distL="114300" distR="114300">
+            <wp:extent cx="5686425" cy="1114425"/>
+            <wp:effectExtent l="0" t="0" r="9525" b="9525"/>
+            <wp:docPr id="5" name="Picture 5"/>
+            <wp:cNvGraphicFramePr>
+              <a:graphicFrameLocks xmlns:a="http://schemas.openxmlformats.org/drawingml/2006/main" noChangeAspect="1"/>
+            </wp:cNvGraphicFramePr>
+            <a:graphic xmlns:a="http://schemas.openxmlformats.org/drawingml/2006/main">
+              <a:graphicData uri="http://schemas.openxmlformats.org/drawingml/2006/picture">
+                <pic:pic xmlns:pic="http://schemas.openxmlformats.org/drawingml/2006/picture">
+                  <pic:nvPicPr>
+                    <pic:cNvPr id="5" name="Picture 5"/>
+                    <pic:cNvPicPr>
+                      <a:picLocks noChangeAspect="1"/>
+                    </pic:cNvPicPr>
+                  </pic:nvPicPr>
+                  <pic:blipFill>
+                    <a:blip r:embed="rId15"/>
+                    <a:stretch>
+                      <a:fillRect/>
+                    </a:stretch>
+                  </pic:blipFill>
+                  <pic:spPr>
+                    <a:xfrm>
+                      <a:off x="0" y="0"/>
+                      <a:ext cx="5686425" cy="1114425"/>
+                    </a:xfrm>
+                    <a:prstGeom prst="rect">
+                      <a:avLst/>
+                    </a:prstGeom>
+                    <a:noFill/>
+                    <a:ln>
+                      <a:noFill/>
+                    </a:ln>
+                  </pic:spPr>
+                </pic:pic>
+              </a:graphicData>
+            </a:graphic>
+          </wp:inline>
+        </w:drawing>
+      </w:r>
+    </w:p>
+    <w:p>
+      <w:pPr>
+        <w:rPr>
+          <w:rFonts w:hint="default"/>
+          <w:lang w:val="vi-VN"/>
+        </w:rPr>
+      </w:pPr>
+      <w:r>
+        <w:rPr>
+          <w:rFonts w:hint="default"/>
+          <w:lang w:val="vi-VN"/>
+        </w:rPr>
+        <w:t xml:space="preserve">Flask trả response dạng streaming chunked mỗi lần yield packet từ generator, flask gửi tới client </w:t>
+      </w:r>
+    </w:p>
+    <w:p>
+      <w:pPr>
+        <w:rPr>
+          <w:rFonts w:hint="default"/>
+          <w:lang w:val="vi-VN"/>
+        </w:rPr>
+      </w:pPr>
     </w:p>
     <w:p>
       <w:pPr>
@@ -4544,7 +6476,7 @@
                     </pic:cNvPicPr>
                   </pic:nvPicPr>
                   <pic:blipFill>
-                    <a:blip r:embed="rId13"/>
+                    <a:blip r:embed="rId16"/>
                     <a:stretch>
                       <a:fillRect/>
                     </a:stretch>
@@ -4648,7 +6580,7 @@
                     </pic:cNvPicPr>
                   </pic:nvPicPr>
                   <pic:blipFill>
-                    <a:blip r:embed="rId14"/>
+                    <a:blip r:embed="rId17"/>
                     <a:stretch>
                       <a:fillRect/>
                     </a:stretch>
@@ -4714,7 +6646,7 @@
                     </pic:cNvPicPr>
                   </pic:nvPicPr>
                   <pic:blipFill>
-                    <a:blip r:embed="rId15"/>
+                    <a:blip r:embed="rId18"/>
                     <a:stretch>
                       <a:fillRect/>
                     </a:stretch>
@@ -4793,7 +6725,7 @@
                     </pic:cNvPicPr>
                   </pic:nvPicPr>
                   <pic:blipFill>
-                    <a:blip r:embed="rId16"/>
+                    <a:blip r:embed="rId19"/>
                     <a:stretch>
                       <a:fillRect/>
                     </a:stretch>
@@ -4890,7 +6822,7 @@
                     </pic:cNvPicPr>
                   </pic:nvPicPr>
                   <pic:blipFill>
-                    <a:blip r:embed="rId17"/>
+                    <a:blip r:embed="rId20"/>
                     <a:stretch>
                       <a:fillRect/>
                     </a:stretch>
@@ -4984,7 +6916,7 @@
                     </pic:cNvPicPr>
                   </pic:nvPicPr>
                   <pic:blipFill>
-                    <a:blip r:embed="rId18"/>
+                    <a:blip r:embed="rId21"/>
                     <a:stretch>
                       <a:fillRect/>
                     </a:stretch>
@@ -5120,7 +7052,7 @@
                     </pic:cNvPicPr>
                   </pic:nvPicPr>
                   <pic:blipFill>
-                    <a:blip r:embed="rId19"/>
+                    <a:blip r:embed="rId22"/>
                     <a:stretch>
                       <a:fillRect/>
                     </a:stretch>
@@ -5229,7 +7161,7 @@
                     </pic:cNvPicPr>
                   </pic:nvPicPr>
                   <pic:blipFill>
-                    <a:blip r:embed="rId20"/>
+                    <a:blip r:embed="rId23"/>
                     <a:stretch>
                       <a:fillRect/>
                     </a:stretch>
@@ -5336,7 +7268,7 @@
                     </pic:cNvPicPr>
                   </pic:nvPicPr>
                   <pic:blipFill>
-                    <a:blip r:embed="rId21"/>
+                    <a:blip r:embed="rId24"/>
                     <a:stretch>
                       <a:fillRect/>
                     </a:stretch>
@@ -5409,6 +7341,70 @@
     <w:p>
       <w:pPr>
         <w:jc w:val="left"/>
+      </w:pPr>
+      <w:r>
+        <w:drawing>
+          <wp:inline distT="0" distB="0" distL="114300" distR="114300">
+            <wp:extent cx="5524500" cy="3905250"/>
+            <wp:effectExtent l="0" t="0" r="0" b="0"/>
+            <wp:docPr id="6" name="Picture 6"/>
+            <wp:cNvGraphicFramePr>
+              <a:graphicFrameLocks xmlns:a="http://schemas.openxmlformats.org/drawingml/2006/main" noChangeAspect="1"/>
+            </wp:cNvGraphicFramePr>
+            <a:graphic xmlns:a="http://schemas.openxmlformats.org/drawingml/2006/main">
+              <a:graphicData uri="http://schemas.openxmlformats.org/drawingml/2006/picture">
+                <pic:pic xmlns:pic="http://schemas.openxmlformats.org/drawingml/2006/picture">
+                  <pic:nvPicPr>
+                    <pic:cNvPr id="6" name="Picture 6"/>
+                    <pic:cNvPicPr>
+                      <a:picLocks noChangeAspect="1"/>
+                    </pic:cNvPicPr>
+                  </pic:nvPicPr>
+                  <pic:blipFill>
+                    <a:blip r:embed="rId25"/>
+                    <a:stretch>
+                      <a:fillRect/>
+                    </a:stretch>
+                  </pic:blipFill>
+                  <pic:spPr>
+                    <a:xfrm>
+                      <a:off x="0" y="0"/>
+                      <a:ext cx="5524500" cy="3905250"/>
+                    </a:xfrm>
+                    <a:prstGeom prst="rect">
+                      <a:avLst/>
+                    </a:prstGeom>
+                    <a:noFill/>
+                    <a:ln>
+                      <a:noFill/>
+                    </a:ln>
+                  </pic:spPr>
+                </pic:pic>
+              </a:graphicData>
+            </a:graphic>
+          </wp:inline>
+        </w:drawing>
+      </w:r>
+    </w:p>
+    <w:p>
+      <w:pPr>
+        <w:jc w:val="left"/>
+        <w:rPr>
+          <w:rFonts w:hint="default"/>
+          <w:lang w:val="vi-VN"/>
+        </w:rPr>
+      </w:pPr>
+      <w:r>
+        <w:rPr>
+          <w:rFonts w:hint="default"/>
+          <w:lang w:val="vi-VN"/>
+        </w:rPr>
+        <w:t xml:space="preserve">Khi server gửi cho client thì mỗi chunk sẽ gồm 1 khóa seed khác nhau </w:t>
+      </w:r>
+    </w:p>
+    <w:p>
+      <w:pPr>
+        <w:jc w:val="left"/>
         <w:rPr>
           <w:rFonts w:ascii="Times New Roman" w:hAnsi="Times New Roman" w:cs="Times New Roman"/>
         </w:rPr>
@@ -5432,7 +7428,7 @@
                     </pic:cNvPicPr>
                   </pic:nvPicPr>
                   <pic:blipFill>
-                    <a:blip r:embed="rId22"/>
+                    <a:blip r:embed="rId26"/>
                     <a:stretch>
                       <a:fillRect/>
                     </a:stretch>
@@ -5703,13 +7699,21 @@
     <w:p>
       <w:pPr>
         <w:rPr>
-          <w:rFonts w:cs="Times New Roman"/>
-          <w:sz w:val="28"/>
-          <w:szCs w:val="28"/>
-        </w:rPr>
-      </w:pPr>
-      <w:bookmarkStart w:id="18" w:name="_GoBack"/>
-      <w:bookmarkEnd w:id="18"/>
+          <w:rFonts w:hint="default" w:cs="Times New Roman"/>
+          <w:sz w:val="28"/>
+          <w:szCs w:val="28"/>
+          <w:lang w:val="vi-VN"/>
+        </w:rPr>
+      </w:pPr>
+      <w:r>
+        <w:rPr>
+          <w:rFonts w:hint="default" w:cs="Times New Roman"/>
+          <w:sz w:val="28"/>
+          <w:szCs w:val="28"/>
+          <w:lang w:val="vi-VN"/>
+        </w:rPr>
+        <w:t>- Nghiên cứu thêm công nghệ streaming : HLS ,websocket,webRTC</w:t>
+      </w:r>
     </w:p>
     <w:sectPr>
       <w:pgSz w:w="12240" w:h="15840"/>
@@ -5774,6 +7778,182 @@
 <file path=word/numbering.xml><?xml version="1.0" encoding="utf-8"?>
 <w:numbering xmlns:wpc="http://schemas.microsoft.com/office/word/2010/wordprocessingCanvas" xmlns:mc="http://schemas.openxmlformats.org/markup-compatibility/2006" xmlns:o="urn:schemas-microsoft-com:office:office" xmlns:r="http://schemas.openxmlformats.org/officeDocument/2006/relationships" xmlns:m="http://schemas.openxmlformats.org/officeDocument/2006/math" xmlns:v="urn:schemas-microsoft-com:vml" xmlns:wp14="http://schemas.microsoft.com/office/word/2010/wordprocessingDrawing" xmlns:wp="http://schemas.openxmlformats.org/drawingml/2006/wordprocessingDrawing" xmlns:w10="urn:schemas-microsoft-com:office:word" xmlns:w="http://schemas.openxmlformats.org/wordprocessingml/2006/main" xmlns:w14="http://schemas.microsoft.com/office/word/2010/wordml" xmlns:wpg="http://schemas.microsoft.com/office/word/2010/wordprocessingGroup" xmlns:wpi="http://schemas.microsoft.com/office/word/2010/wordprocessingInk" xmlns:wne="http://schemas.microsoft.com/office/word/2006/wordml" xmlns:wps="http://schemas.microsoft.com/office/word/2010/wordprocessingShape" xmlns:wpsCustomData="http://www.wps.cn/officeDocument/2013/wpsCustomData" mc:Ignorable="w14 wp14">
   <w:abstractNum w:abstractNumId="0">
+    <w:nsid w:val="AA6A9C8C"/>
+    <w:multiLevelType w:val="singleLevel"/>
+    <w:tmpl w:val="AA6A9C8C"/>
+    <w:lvl w:ilvl="0" w:tentative="0">
+      <w:start w:val="1"/>
+      <w:numFmt w:val="bullet"/>
+      <w:lvlText w:val=""/>
+      <w:lvlJc w:val="left"/>
+      <w:pPr>
+        <w:tabs>
+          <w:tab w:val="left" w:pos="420"/>
+        </w:tabs>
+        <w:ind w:left="420" w:leftChars="0" w:hanging="420" w:firstLineChars="0"/>
+      </w:pPr>
+      <w:rPr>
+        <w:rFonts w:hint="default" w:ascii="Wingdings" w:hAnsi="Wingdings"/>
+      </w:rPr>
+    </w:lvl>
+  </w:abstractNum>
+  <w:abstractNum w:abstractNumId="1">
+    <w:nsid w:val="B073499B"/>
+    <w:multiLevelType w:val="singleLevel"/>
+    <w:tmpl w:val="B073499B"/>
+    <w:lvl w:ilvl="0" w:tentative="0">
+      <w:start w:val="1"/>
+      <w:numFmt w:val="bullet"/>
+      <w:lvlText w:val=""/>
+      <w:lvlJc w:val="left"/>
+      <w:pPr>
+        <w:tabs>
+          <w:tab w:val="left" w:pos="420"/>
+        </w:tabs>
+        <w:ind w:left="420" w:leftChars="0" w:hanging="420" w:firstLineChars="0"/>
+      </w:pPr>
+      <w:rPr>
+        <w:rFonts w:hint="default" w:ascii="Wingdings" w:hAnsi="Wingdings"/>
+      </w:rPr>
+    </w:lvl>
+  </w:abstractNum>
+  <w:abstractNum w:abstractNumId="2">
+    <w:nsid w:val="B44C7596"/>
+    <w:multiLevelType w:val="singleLevel"/>
+    <w:tmpl w:val="B44C7596"/>
+    <w:lvl w:ilvl="0" w:tentative="0">
+      <w:start w:val="1"/>
+      <w:numFmt w:val="bullet"/>
+      <w:lvlText w:val=""/>
+      <w:lvlJc w:val="left"/>
+      <w:pPr>
+        <w:tabs>
+          <w:tab w:val="left" w:pos="420"/>
+        </w:tabs>
+        <w:ind w:left="420" w:leftChars="0" w:hanging="420" w:firstLineChars="0"/>
+      </w:pPr>
+      <w:rPr>
+        <w:rFonts w:hint="default" w:ascii="Wingdings" w:hAnsi="Wingdings"/>
+      </w:rPr>
+    </w:lvl>
+  </w:abstractNum>
+  <w:abstractNum w:abstractNumId="3">
+    <w:nsid w:val="D54B95B7"/>
+    <w:multiLevelType w:val="multilevel"/>
+    <w:tmpl w:val="D54B95B7"/>
+    <w:lvl w:ilvl="0" w:tentative="0">
+      <w:start w:val="3"/>
+      <w:numFmt w:val="decimal"/>
+      <w:suff w:val="space"/>
+      <w:lvlText w:val="%1."/>
+      <w:lvlJc w:val="left"/>
+    </w:lvl>
+    <w:lvl w:ilvl="1" w:tentative="0">
+      <w:start w:val="1"/>
+      <w:numFmt w:val="decimal"/>
+      <w:suff w:val="space"/>
+      <w:lvlText w:val="%1.%2"/>
+      <w:lvlJc w:val="left"/>
+      <w:pPr>
+        <w:ind w:left="0" w:leftChars="0" w:firstLine="0" w:firstLineChars="0"/>
+      </w:pPr>
+      <w:rPr>
+        <w:rFonts w:hint="default"/>
+      </w:rPr>
+    </w:lvl>
+    <w:lvl w:ilvl="2" w:tentative="0">
+      <w:start w:val="1"/>
+      <w:numFmt w:val="decimal"/>
+      <w:suff w:val="space"/>
+      <w:lvlText w:val="%1.%2.%3"/>
+      <w:lvlJc w:val="left"/>
+      <w:pPr>
+        <w:ind w:left="0" w:leftChars="0" w:firstLine="0" w:firstLineChars="0"/>
+      </w:pPr>
+      <w:rPr>
+        <w:rFonts w:hint="default"/>
+      </w:rPr>
+    </w:lvl>
+    <w:lvl w:ilvl="3" w:tentative="0">
+      <w:start w:val="1"/>
+      <w:numFmt w:val="decimal"/>
+      <w:suff w:val="space"/>
+      <w:lvlText w:val="%1.%2.%3.%4"/>
+      <w:lvlJc w:val="left"/>
+      <w:pPr>
+        <w:ind w:left="0" w:leftChars="0" w:firstLine="0" w:firstLineChars="0"/>
+      </w:pPr>
+      <w:rPr>
+        <w:rFonts w:hint="default"/>
+      </w:rPr>
+    </w:lvl>
+    <w:lvl w:ilvl="4" w:tentative="0">
+      <w:start w:val="1"/>
+      <w:numFmt w:val="decimal"/>
+      <w:suff w:val="space"/>
+      <w:lvlText w:val="%1.%2.%3.%4.%5"/>
+      <w:lvlJc w:val="left"/>
+      <w:pPr>
+        <w:ind w:left="0" w:leftChars="0" w:firstLine="0" w:firstLineChars="0"/>
+      </w:pPr>
+      <w:rPr>
+        <w:rFonts w:hint="default"/>
+      </w:rPr>
+    </w:lvl>
+    <w:lvl w:ilvl="5" w:tentative="0">
+      <w:start w:val="1"/>
+      <w:numFmt w:val="decimal"/>
+      <w:suff w:val="space"/>
+      <w:lvlText w:val="%1.%2.%3.%4.%5.%6"/>
+      <w:lvlJc w:val="left"/>
+      <w:pPr>
+        <w:ind w:left="0" w:leftChars="0" w:firstLine="0" w:firstLineChars="0"/>
+      </w:pPr>
+      <w:rPr>
+        <w:rFonts w:hint="default"/>
+      </w:rPr>
+    </w:lvl>
+    <w:lvl w:ilvl="6" w:tentative="0">
+      <w:start w:val="1"/>
+      <w:numFmt w:val="decimal"/>
+      <w:suff w:val="space"/>
+      <w:lvlText w:val="%1.%2.%3.%4.%5.%6.%7"/>
+      <w:lvlJc w:val="left"/>
+      <w:pPr>
+        <w:ind w:left="0" w:leftChars="0" w:firstLine="0" w:firstLineChars="0"/>
+      </w:pPr>
+      <w:rPr>
+        <w:rFonts w:hint="default"/>
+      </w:rPr>
+    </w:lvl>
+    <w:lvl w:ilvl="7" w:tentative="0">
+      <w:start w:val="1"/>
+      <w:numFmt w:val="decimal"/>
+      <w:suff w:val="space"/>
+      <w:lvlText w:val="%1.%2.%3.%4.%5.%6.%7.%8"/>
+      <w:lvlJc w:val="left"/>
+      <w:pPr>
+        <w:ind w:left="0" w:leftChars="0" w:firstLine="0" w:firstLineChars="0"/>
+      </w:pPr>
+      <w:rPr>
+        <w:rFonts w:hint="default"/>
+      </w:rPr>
+    </w:lvl>
+    <w:lvl w:ilvl="8" w:tentative="0">
+      <w:start w:val="1"/>
+      <w:numFmt w:val="decimal"/>
+      <w:suff w:val="space"/>
+      <w:lvlText w:val="%1.%2.%3.%4.%5.%6.%7.%8.%9"/>
+      <w:lvlJc w:val="left"/>
+      <w:pPr>
+        <w:ind w:left="0" w:leftChars="0" w:firstLine="0" w:firstLineChars="0"/>
+      </w:pPr>
+      <w:rPr>
+        <w:rFonts w:hint="default"/>
+      </w:rPr>
+    </w:lvl>
+  </w:abstractNum>
+  <w:abstractNum w:abstractNumId="4">
     <w:nsid w:val="FD709AD6"/>
     <w:multiLevelType w:val="singleLevel"/>
     <w:tmpl w:val="FD709AD6"/>
@@ -5793,8 +7973,137 @@
       </w:rPr>
     </w:lvl>
   </w:abstractNum>
+  <w:abstractNum w:abstractNumId="5">
+    <w:nsid w:val="0649EB42"/>
+    <w:multiLevelType w:val="singleLevel"/>
+    <w:tmpl w:val="0649EB42"/>
+    <w:lvl w:ilvl="0" w:tentative="0">
+      <w:start w:val="1"/>
+      <w:numFmt w:val="bullet"/>
+      <w:lvlText w:val=""/>
+      <w:lvlJc w:val="left"/>
+      <w:pPr>
+        <w:tabs>
+          <w:tab w:val="left" w:pos="420"/>
+        </w:tabs>
+        <w:ind w:left="420" w:leftChars="0" w:hanging="420" w:firstLineChars="0"/>
+      </w:pPr>
+      <w:rPr>
+        <w:rFonts w:hint="default" w:ascii="Wingdings" w:hAnsi="Wingdings"/>
+        <w:sz w:val="18"/>
+        <w:szCs w:val="18"/>
+      </w:rPr>
+    </w:lvl>
+  </w:abstractNum>
+  <w:abstractNum w:abstractNumId="6">
+    <w:nsid w:val="12A3C644"/>
+    <w:multiLevelType w:val="singleLevel"/>
+    <w:tmpl w:val="12A3C644"/>
+    <w:lvl w:ilvl="0" w:tentative="0">
+      <w:start w:val="1"/>
+      <w:numFmt w:val="bullet"/>
+      <w:lvlText w:val=""/>
+      <w:lvlJc w:val="left"/>
+      <w:pPr>
+        <w:tabs>
+          <w:tab w:val="left" w:pos="420"/>
+        </w:tabs>
+        <w:ind w:left="420" w:leftChars="0" w:hanging="420" w:firstLineChars="0"/>
+      </w:pPr>
+      <w:rPr>
+        <w:rFonts w:hint="default" w:ascii="Wingdings" w:hAnsi="Wingdings"/>
+      </w:rPr>
+    </w:lvl>
+  </w:abstractNum>
+  <w:abstractNum w:abstractNumId="7">
+    <w:nsid w:val="51EBA47D"/>
+    <w:multiLevelType w:val="singleLevel"/>
+    <w:tmpl w:val="51EBA47D"/>
+    <w:lvl w:ilvl="0" w:tentative="0">
+      <w:start w:val="1"/>
+      <w:numFmt w:val="bullet"/>
+      <w:lvlText w:val=""/>
+      <w:lvlJc w:val="left"/>
+      <w:pPr>
+        <w:tabs>
+          <w:tab w:val="left" w:pos="420"/>
+        </w:tabs>
+        <w:ind w:left="420" w:leftChars="0" w:hanging="420" w:firstLineChars="0"/>
+      </w:pPr>
+      <w:rPr>
+        <w:rFonts w:hint="default" w:ascii="Wingdings" w:hAnsi="Wingdings"/>
+      </w:rPr>
+    </w:lvl>
+  </w:abstractNum>
+  <w:abstractNum w:abstractNumId="8">
+    <w:nsid w:val="697AAE82"/>
+    <w:multiLevelType w:val="singleLevel"/>
+    <w:tmpl w:val="697AAE82"/>
+    <w:lvl w:ilvl="0" w:tentative="0">
+      <w:start w:val="1"/>
+      <w:numFmt w:val="bullet"/>
+      <w:lvlText w:val=""/>
+      <w:lvlJc w:val="left"/>
+      <w:pPr>
+        <w:tabs>
+          <w:tab w:val="left" w:pos="420"/>
+        </w:tabs>
+        <w:ind w:left="420" w:leftChars="0" w:hanging="420" w:firstLineChars="0"/>
+      </w:pPr>
+      <w:rPr>
+        <w:rFonts w:hint="default" w:ascii="Wingdings" w:hAnsi="Wingdings"/>
+      </w:rPr>
+    </w:lvl>
+  </w:abstractNum>
+  <w:abstractNum w:abstractNumId="9">
+    <w:nsid w:val="766EFAF3"/>
+    <w:multiLevelType w:val="singleLevel"/>
+    <w:tmpl w:val="766EFAF3"/>
+    <w:lvl w:ilvl="0" w:tentative="0">
+      <w:start w:val="1"/>
+      <w:numFmt w:val="bullet"/>
+      <w:lvlText w:val=""/>
+      <w:lvlJc w:val="left"/>
+      <w:pPr>
+        <w:tabs>
+          <w:tab w:val="left" w:pos="420"/>
+        </w:tabs>
+        <w:ind w:left="420" w:leftChars="0" w:hanging="420" w:firstLineChars="0"/>
+      </w:pPr>
+      <w:rPr>
+        <w:rFonts w:hint="default" w:ascii="Wingdings" w:hAnsi="Wingdings"/>
+      </w:rPr>
+    </w:lvl>
+  </w:abstractNum>
   <w:num w:numId="1">
+    <w:abstractNumId w:val="5"/>
+  </w:num>
+  <w:num w:numId="2">
+    <w:abstractNumId w:val="3"/>
+  </w:num>
+  <w:num w:numId="3">
     <w:abstractNumId w:val="0"/>
+  </w:num>
+  <w:num w:numId="4">
+    <w:abstractNumId w:val="9"/>
+  </w:num>
+  <w:num w:numId="5">
+    <w:abstractNumId w:val="8"/>
+  </w:num>
+  <w:num w:numId="6">
+    <w:abstractNumId w:val="6"/>
+  </w:num>
+  <w:num w:numId="7">
+    <w:abstractNumId w:val="7"/>
+  </w:num>
+  <w:num w:numId="8">
+    <w:abstractNumId w:val="2"/>
+  </w:num>
+  <w:num w:numId="9">
+    <w:abstractNumId w:val="1"/>
+  </w:num>
+  <w:num w:numId="10">
+    <w:abstractNumId w:val="4"/>
   </w:num>
 </w:numbering>
 </file>
@@ -5830,7 +8139,7 @@
     <w:lsdException w:uiPriority="99" w:name="index 8"/>
     <w:lsdException w:uiPriority="99" w:name="index 9"/>
     <w:lsdException w:qFormat="1" w:uiPriority="39" w:semiHidden="0" w:name="toc 1"/>
-    <w:lsdException w:uiPriority="39" w:semiHidden="0" w:name="toc 2"/>
+    <w:lsdException w:qFormat="1" w:uiPriority="39" w:semiHidden="0" w:name="toc 2"/>
     <w:lsdException w:uiPriority="39" w:semiHidden="0" w:name="toc 3"/>
     <w:lsdException w:uiPriority="39" w:name="toc 4"/>
     <w:lsdException w:uiPriority="39" w:name="toc 5"/>
@@ -5906,7 +8215,7 @@
     <w:lsdException w:uiPriority="99" w:name="HTML Acronym"/>
     <w:lsdException w:uiPriority="99" w:name="HTML Address"/>
     <w:lsdException w:uiPriority="99" w:name="HTML Cite"/>
-    <w:lsdException w:uiPriority="99" w:name="HTML Code"/>
+    <w:lsdException w:qFormat="1" w:uiPriority="99" w:name="HTML Code"/>
     <w:lsdException w:uiPriority="99" w:name="HTML Definition"/>
     <w:lsdException w:uiPriority="99" w:name="HTML Keyboard"/>
     <w:lsdException w:uiPriority="99" w:name="HTML Preformatted"/>
@@ -6230,6 +8539,7 @@
     <w:basedOn w:val="6"/>
     <w:semiHidden/>
     <w:unhideWhenUsed/>
+    <w:qFormat/>
     <w:uiPriority w:val="99"/>
     <w:rPr>
       <w:rFonts w:ascii="Courier New" w:hAnsi="Courier New" w:cs="Courier New"/>
@@ -6264,6 +8574,7 @@
       <w:jc w:val="left"/>
     </w:pPr>
     <w:rPr>
+      <w:rFonts w:ascii="Times New Roman" w:hAnsi="Times New Roman" w:eastAsia="SimSun" w:cs="Times New Roman"/>
       <w:kern w:val="0"/>
       <w:sz w:val="24"/>
       <w:szCs w:val="24"/>
@@ -6298,6 +8609,7 @@
     <w:next w:val="1"/>
     <w:autoRedefine/>
     <w:unhideWhenUsed/>
+    <w:qFormat/>
     <w:uiPriority w:val="39"/>
     <w:pPr>
       <w:spacing w:after="100"/>
@@ -6403,6 +8715,7 @@
     <w:name w:val="Heading 4 Char"/>
     <w:basedOn w:val="6"/>
     <w:link w:val="5"/>
+    <w:qFormat/>
     <w:uiPriority w:val="9"/>
     <w:rPr>
       <w:rFonts w:asciiTheme="majorHAnsi" w:hAnsiTheme="majorHAnsi" w:eastAsiaTheme="majorEastAsia" w:cstheme="majorBidi"/>
